--- a/odigoi/04_remote_spark_kubernetes.en.docx
+++ b/odigoi/04_remote_spark_kubernetes.en.docx
@@ -20,7 +20,7 @@
           <w:sz w:val="22"/>
           <w:szCs w:val="22"/>
         </w:rPr>
-        <w:id w:val="1853306854"/>
+        <w:id w:val="362565885"/>
         <w:docPartObj>
           <w:docPartGallery w:val="Table of Contents"/>
           <w:docPartUnique/>
@@ -61,7 +61,7 @@
           <w:r>
             <w:fldChar w:fldCharType="separate"/>
           </w:r>
-          <w:hyperlink w:anchor="_Toc225619015" w:history="1">
+          <w:hyperlink w:anchor="_Toc225688465" w:history="1">
             <w:r>
               <w:rPr>
                 <w:rStyle w:val="Hyperlink"/>
@@ -88,7 +88,7 @@
                 <w:noProof/>
                 <w:webHidden/>
               </w:rPr>
-              <w:instrText xml:space="preserve"> PAGEREF _Toc225619015 \h </w:instrText>
+              <w:instrText xml:space="preserve"> PAGEREF _Toc225688465 \h </w:instrText>
             </w:r>
             <w:r>
               <w:rPr>
@@ -135,7 +135,7 @@
               <w14:ligatures w14:val="standardContextual"/>
             </w:rPr>
           </w:pPr>
-          <w:hyperlink w:anchor="_Toc225619016" w:history="1">
+          <w:hyperlink w:anchor="_Toc225688466" w:history="1">
             <w:r>
               <w:rPr>
                 <w:rStyle w:val="Hyperlink"/>
@@ -162,7 +162,7 @@
                 <w:noProof/>
                 <w:webHidden/>
               </w:rPr>
-              <w:instrText xml:space="preserve"> PAGEREF _Toc225619016 \h </w:instrText>
+              <w:instrText xml:space="preserve"> PAGEREF _Toc225688466 \h </w:instrText>
             </w:r>
             <w:r>
               <w:rPr>
@@ -209,7 +209,7 @@
               <w14:ligatures w14:val="standardContextual"/>
             </w:rPr>
           </w:pPr>
-          <w:hyperlink w:anchor="_Toc225619017" w:history="1">
+          <w:hyperlink w:anchor="_Toc225688467" w:history="1">
             <w:r>
               <w:rPr>
                 <w:rStyle w:val="Hyperlink"/>
@@ -236,7 +236,7 @@
                 <w:noProof/>
                 <w:webHidden/>
               </w:rPr>
-              <w:instrText xml:space="preserve"> PAGEREF _Toc225619017 \h </w:instrText>
+              <w:instrText xml:space="preserve"> PAGEREF _Toc225688467 \h </w:instrText>
             </w:r>
             <w:r>
               <w:rPr>
@@ -283,7 +283,7 @@
               <w14:ligatures w14:val="standardContextual"/>
             </w:rPr>
           </w:pPr>
-          <w:hyperlink w:anchor="_Toc225619018" w:history="1">
+          <w:hyperlink w:anchor="_Toc225688468" w:history="1">
             <w:r>
               <w:rPr>
                 <w:rStyle w:val="Hyperlink"/>
@@ -310,81 +310,7 @@
                 <w:noProof/>
                 <w:webHidden/>
               </w:rPr>
-              <w:instrText xml:space="preserve"> PAGEREF _Toc225619018 \h </w:instrText>
-            </w:r>
-            <w:r>
-              <w:rPr>
-                <w:noProof/>
-                <w:webHidden/>
-              </w:rPr>
-            </w:r>
-            <w:r>
-              <w:rPr>
-                <w:noProof/>
-                <w:webHidden/>
-              </w:rPr>
-              <w:fldChar w:fldCharType="separate"/>
-            </w:r>
-            <w:r>
-              <w:rPr>
-                <w:noProof/>
-                <w:webHidden/>
-              </w:rPr>
-              <w:t>2</w:t>
-            </w:r>
-            <w:r>
-              <w:rPr>
-                <w:noProof/>
-                <w:webHidden/>
-              </w:rPr>
-              <w:fldChar w:fldCharType="end"/>
-            </w:r>
-          </w:hyperlink>
-        </w:p>
-        <w:p>
-          <w:pPr>
-            <w:pStyle w:val="TOC1"/>
-            <w:tabs>
-              <w:tab w:val="right" w:leader="dot" w:pos="10530"/>
-            </w:tabs>
-            <w:rPr>
-              <w:rFonts w:asciiTheme="minorHAnsi" w:hAnsiTheme="minorHAnsi"/>
-              <w:noProof/>
-              <w:kern w:val="2"/>
-              <w:sz w:val="24"/>
-              <w:szCs w:val="24"/>
-              <w:lang w:val="el-GR" w:eastAsia="el-GR" w:bidi="he-IL"/>
-              <w14:ligatures w14:val="standardContextual"/>
-            </w:rPr>
-          </w:pPr>
-          <w:hyperlink w:anchor="_Toc225619019" w:history="1">
-            <w:r>
-              <w:rPr>
-                <w:rStyle w:val="Hyperlink"/>
-                <w:noProof/>
-              </w:rPr>
-              <w:t>3. kubeconfig, kubectl, and DNS</w:t>
-            </w:r>
-            <w:r>
-              <w:rPr>
-                <w:noProof/>
-                <w:webHidden/>
-              </w:rPr>
-              <w:tab/>
-            </w:r>
-            <w:r>
-              <w:rPr>
-                <w:noProof/>
-                <w:webHidden/>
-              </w:rPr>
-              <w:fldChar w:fldCharType="begin"/>
-            </w:r>
-            <w:r>
-              <w:rPr>
-                <w:noProof/>
-                <w:webHidden/>
-              </w:rPr>
-              <w:instrText xml:space="preserve"> PAGEREF _Toc225619019 \h </w:instrText>
+              <w:instrText xml:space="preserve"> PAGEREF _Toc225688468 \h </w:instrText>
             </w:r>
             <w:r>
               <w:rPr>
@@ -431,7 +357,81 @@
               <w14:ligatures w14:val="standardContextual"/>
             </w:rPr>
           </w:pPr>
-          <w:hyperlink w:anchor="_Toc225619020" w:history="1">
+          <w:hyperlink w:anchor="_Toc225688469" w:history="1">
+            <w:r>
+              <w:rPr>
+                <w:rStyle w:val="Hyperlink"/>
+                <w:noProof/>
+              </w:rPr>
+              <w:t>3. kubeconfig, kubectl, and DNS</w:t>
+            </w:r>
+            <w:r>
+              <w:rPr>
+                <w:noProof/>
+                <w:webHidden/>
+              </w:rPr>
+              <w:tab/>
+            </w:r>
+            <w:r>
+              <w:rPr>
+                <w:noProof/>
+                <w:webHidden/>
+              </w:rPr>
+              <w:fldChar w:fldCharType="begin"/>
+            </w:r>
+            <w:r>
+              <w:rPr>
+                <w:noProof/>
+                <w:webHidden/>
+              </w:rPr>
+              <w:instrText xml:space="preserve"> PAGEREF _Toc225688469 \h </w:instrText>
+            </w:r>
+            <w:r>
+              <w:rPr>
+                <w:noProof/>
+                <w:webHidden/>
+              </w:rPr>
+            </w:r>
+            <w:r>
+              <w:rPr>
+                <w:noProof/>
+                <w:webHidden/>
+              </w:rPr>
+              <w:fldChar w:fldCharType="separate"/>
+            </w:r>
+            <w:r>
+              <w:rPr>
+                <w:noProof/>
+                <w:webHidden/>
+              </w:rPr>
+              <w:t>3</w:t>
+            </w:r>
+            <w:r>
+              <w:rPr>
+                <w:noProof/>
+                <w:webHidden/>
+              </w:rPr>
+              <w:fldChar w:fldCharType="end"/>
+            </w:r>
+          </w:hyperlink>
+        </w:p>
+        <w:p>
+          <w:pPr>
+            <w:pStyle w:val="TOC1"/>
+            <w:tabs>
+              <w:tab w:val="right" w:leader="dot" w:pos="10530"/>
+            </w:tabs>
+            <w:rPr>
+              <w:rFonts w:asciiTheme="minorHAnsi" w:hAnsiTheme="minorHAnsi"/>
+              <w:noProof/>
+              <w:kern w:val="2"/>
+              <w:sz w:val="24"/>
+              <w:szCs w:val="24"/>
+              <w:lang w:val="el-GR" w:eastAsia="el-GR" w:bidi="he-IL"/>
+              <w14:ligatures w14:val="standardContextual"/>
+            </w:rPr>
+          </w:pPr>
+          <w:hyperlink w:anchor="_Toc225688470" w:history="1">
             <w:r>
               <w:rPr>
                 <w:rStyle w:val="Hyperlink"/>
@@ -458,7 +458,7 @@
                 <w:noProof/>
                 <w:webHidden/>
               </w:rPr>
-              <w:instrText xml:space="preserve"> PAGEREF _Toc225619020 \h </w:instrText>
+              <w:instrText xml:space="preserve"> PAGEREF _Toc225688470 \h </w:instrText>
             </w:r>
             <w:r>
               <w:rPr>
@@ -505,7 +505,7 @@
               <w14:ligatures w14:val="standardContextual"/>
             </w:rPr>
           </w:pPr>
-          <w:hyperlink w:anchor="_Toc225619021" w:history="1">
+          <w:hyperlink w:anchor="_Toc225688471" w:history="1">
             <w:r>
               <w:rPr>
                 <w:rStyle w:val="Hyperlink"/>
@@ -541,7 +541,7 @@
                 <w:noProof/>
                 <w:webHidden/>
               </w:rPr>
-              <w:instrText xml:space="preserve"> PAGEREF _Toc225619021 \h </w:instrText>
+              <w:instrText xml:space="preserve"> PAGEREF _Toc225688471 \h </w:instrText>
             </w:r>
             <w:r>
               <w:rPr>
@@ -588,7 +588,7 @@
               <w14:ligatures w14:val="standardContextual"/>
             </w:rPr>
           </w:pPr>
-          <w:hyperlink w:anchor="_Toc225619022" w:history="1">
+          <w:hyperlink w:anchor="_Toc225688472" w:history="1">
             <w:r>
               <w:rPr>
                 <w:rStyle w:val="Hyperlink"/>
@@ -615,7 +615,7 @@
                 <w:noProof/>
                 <w:webHidden/>
               </w:rPr>
-              <w:instrText xml:space="preserve"> PAGEREF _Toc225619022 \h </w:instrText>
+              <w:instrText xml:space="preserve"> PAGEREF _Toc225688472 \h </w:instrText>
             </w:r>
             <w:r>
               <w:rPr>
@@ -662,7 +662,7 @@
               <w14:ligatures w14:val="standardContextual"/>
             </w:rPr>
           </w:pPr>
-          <w:hyperlink w:anchor="_Toc225619023" w:history="1">
+          <w:hyperlink w:anchor="_Toc225688473" w:history="1">
             <w:r>
               <w:rPr>
                 <w:rStyle w:val="Hyperlink"/>
@@ -698,7 +698,7 @@
                 <w:noProof/>
                 <w:webHidden/>
               </w:rPr>
-              <w:instrText xml:space="preserve"> PAGEREF _Toc225619023 \h </w:instrText>
+              <w:instrText xml:space="preserve"> PAGEREF _Toc225688473 \h </w:instrText>
             </w:r>
             <w:r>
               <w:rPr>
@@ -745,7 +745,7 @@
               <w14:ligatures w14:val="standardContextual"/>
             </w:rPr>
           </w:pPr>
-          <w:hyperlink w:anchor="_Toc225619024" w:history="1">
+          <w:hyperlink w:anchor="_Toc225688474" w:history="1">
             <w:r>
               <w:rPr>
                 <w:rStyle w:val="Hyperlink"/>
@@ -772,7 +772,7 @@
                 <w:noProof/>
                 <w:webHidden/>
               </w:rPr>
-              <w:instrText xml:space="preserve"> PAGEREF _Toc225619024 \h </w:instrText>
+              <w:instrText xml:space="preserve"> PAGEREF _Toc225688474 \h </w:instrText>
             </w:r>
             <w:r>
               <w:rPr>
@@ -819,7 +819,7 @@
               <w14:ligatures w14:val="standardContextual"/>
             </w:rPr>
           </w:pPr>
-          <w:hyperlink w:anchor="_Toc225619025" w:history="1">
+          <w:hyperlink w:anchor="_Toc225688475" w:history="1">
             <w:r>
               <w:rPr>
                 <w:rStyle w:val="Hyperlink"/>
@@ -846,7 +846,7 @@
                 <w:noProof/>
                 <w:webHidden/>
               </w:rPr>
-              <w:instrText xml:space="preserve"> PAGEREF _Toc225619025 \h </w:instrText>
+              <w:instrText xml:space="preserve"> PAGEREF _Toc225688475 \h </w:instrText>
             </w:r>
             <w:r>
               <w:rPr>
@@ -893,7 +893,7 @@
               <w14:ligatures w14:val="standardContextual"/>
             </w:rPr>
           </w:pPr>
-          <w:hyperlink w:anchor="_Toc225619026" w:history="1">
+          <w:hyperlink w:anchor="_Toc225688476" w:history="1">
             <w:r>
               <w:rPr>
                 <w:rStyle w:val="Hyperlink"/>
@@ -929,7 +929,7 @@
                 <w:noProof/>
                 <w:webHidden/>
               </w:rPr>
-              <w:instrText xml:space="preserve"> PAGEREF _Toc225619026 \h </w:instrText>
+              <w:instrText xml:space="preserve"> PAGEREF _Toc225688476 \h </w:instrText>
             </w:r>
             <w:r>
               <w:rPr>
@@ -976,7 +976,7 @@
               <w14:ligatures w14:val="standardContextual"/>
             </w:rPr>
           </w:pPr>
-          <w:hyperlink w:anchor="_Toc225619027" w:history="1">
+          <w:hyperlink w:anchor="_Toc225688477" w:history="1">
             <w:r>
               <w:rPr>
                 <w:rStyle w:val="Hyperlink"/>
@@ -1003,7 +1003,7 @@
                 <w:noProof/>
                 <w:webHidden/>
               </w:rPr>
-              <w:instrText xml:space="preserve"> PAGEREF _Toc225619027 \h </w:instrText>
+              <w:instrText xml:space="preserve"> PAGEREF _Toc225688477 \h </w:instrText>
             </w:r>
             <w:r>
               <w:rPr>
@@ -1050,7 +1050,7 @@
               <w14:ligatures w14:val="standardContextual"/>
             </w:rPr>
           </w:pPr>
-          <w:hyperlink w:anchor="_Toc225619028" w:history="1">
+          <w:hyperlink w:anchor="_Toc225688478" w:history="1">
             <w:r>
               <w:rPr>
                 <w:rStyle w:val="Hyperlink"/>
@@ -1077,7 +1077,7 @@
                 <w:noProof/>
                 <w:webHidden/>
               </w:rPr>
-              <w:instrText xml:space="preserve"> PAGEREF _Toc225619028 \h </w:instrText>
+              <w:instrText xml:space="preserve"> PAGEREF _Toc225688478 \h </w:instrText>
             </w:r>
             <w:r>
               <w:rPr>
@@ -1124,7 +1124,7 @@
               <w14:ligatures w14:val="standardContextual"/>
             </w:rPr>
           </w:pPr>
-          <w:hyperlink w:anchor="_Toc225619029" w:history="1">
+          <w:hyperlink w:anchor="_Toc225688479" w:history="1">
             <w:r>
               <w:rPr>
                 <w:rStyle w:val="Hyperlink"/>
@@ -1151,7 +1151,7 @@
                 <w:noProof/>
                 <w:webHidden/>
               </w:rPr>
-              <w:instrText xml:space="preserve"> PAGEREF _Toc225619029 \h </w:instrText>
+              <w:instrText xml:space="preserve"> PAGEREF _Toc225688479 \h </w:instrText>
             </w:r>
             <w:r>
               <w:rPr>
@@ -1342,7 +1342,7 @@
         <w:pStyle w:val="Heading1"/>
       </w:pPr>
       <w:bookmarkStart w:id="0" w:name="recommended-versions"/>
-      <w:bookmarkStart w:id="1" w:name="_Toc225619015"/>
+      <w:bookmarkStart w:id="1" w:name="_Toc225688465"/>
       <w:r>
         <w:t>Recommended versions</w:t>
       </w:r>
@@ -1586,7 +1586,7 @@
         <w:pStyle w:val="Heading1"/>
       </w:pPr>
       <w:bookmarkStart w:id="2" w:name="what-you-need-before-you-start"/>
-      <w:bookmarkStart w:id="3" w:name="_Toc225619016"/>
+      <w:bookmarkStart w:id="3" w:name="_Toc225688466"/>
       <w:bookmarkEnd w:id="0"/>
       <w:r>
         <w:t>What you need before you start</w:t>
@@ -1745,7 +1745,7 @@
         <w:pStyle w:val="Heading1"/>
       </w:pPr>
       <w:bookmarkStart w:id="4" w:name="Xd336bdd9e89f76c037c04487d8e0034d6ace967"/>
-      <w:bookmarkStart w:id="5" w:name="_Toc225619017"/>
+      <w:bookmarkStart w:id="5" w:name="_Toc225688467"/>
       <w:bookmarkEnd w:id="2"/>
       <w:r>
         <w:t>1. Check Java, Spark, and Hadoop in WSL</w:t>
@@ -1763,13 +1763,54 @@
         <w:t>01_workstation-setup</w:t>
       </w:r>
       <w:r>
-        <w:t>. Here we assume the environment already exists and simply verify that the expected binaries are visible.</w:t>
+        <w:t xml:space="preserve">. If this is your first pass through this guide, go to step </w:t>
+      </w:r>
+      <w:r>
+        <w:rPr>
+          <w:rStyle w:val="VerbatimChar"/>
+        </w:rPr>
+        <w:t>2</w:t>
+      </w:r>
+      <w:r>
+        <w:t xml:space="preserve"> first, create the shared </w:t>
+      </w:r>
+      <w:r>
+        <w:rPr>
+          <w:rStyle w:val="VerbatimChar"/>
+        </w:rPr>
+        <w:t>~/bigdata-env.sh</w:t>
+      </w:r>
+      <w:r>
+        <w:t xml:space="preserve"> file, and then return here.</w:t>
+      </w:r>
+    </w:p>
+    <w:p>
+      <w:pPr>
+        <w:pStyle w:val="BodyText"/>
+      </w:pPr>
+      <w:r>
+        <w:t>If the environment is already in place, load it first and then verify that the expected binaries are visible.</w:t>
       </w:r>
     </w:p>
     <w:p>
       <w:pPr>
         <w:pStyle w:val="SourceCode"/>
       </w:pPr>
+      <w:r>
+        <w:rPr>
+          <w:rStyle w:val="BuiltInTok"/>
+        </w:rPr>
+        <w:t>.</w:t>
+      </w:r>
+      <w:r>
+        <w:rPr>
+          <w:rStyle w:val="NormalTok"/>
+        </w:rPr>
+        <w:t xml:space="preserve"> ~/.profile</w:t>
+      </w:r>
+      <w:r>
+        <w:br/>
+      </w:r>
       <w:r>
         <w:rPr>
           <w:rStyle w:val="ExtensionTok"/>
@@ -1916,9 +1957,10 @@
         <w:pStyle w:val="Heading1"/>
       </w:pPr>
       <w:bookmarkStart w:id="6" w:name="X9561803606f03f2800cc0134e0e82c3d7c42933"/>
-      <w:bookmarkStart w:id="7" w:name="_Toc225619018"/>
+      <w:bookmarkStart w:id="7" w:name="_Toc225688468"/>
       <w:bookmarkEnd w:id="4"/>
       <w:r>
+        <w:lastRenderedPageBreak/>
         <w:t>2. Shared environment file in WSL</w:t>
       </w:r>
       <w:bookmarkEnd w:id="7"/>
@@ -1945,7 +1987,6 @@
         <w:rPr>
           <w:rStyle w:val="FunctionTok"/>
         </w:rPr>
-        <w:lastRenderedPageBreak/>
         <w:t>mkdir</w:t>
       </w:r>
       <w:r>
@@ -2846,7 +2887,7 @@
         <w:pStyle w:val="Heading1"/>
       </w:pPr>
       <w:bookmarkStart w:id="8" w:name="X404bf2ff7057f8558d085f714ecdc33c9628eb4"/>
-      <w:bookmarkStart w:id="9" w:name="_Toc225619019"/>
+      <w:bookmarkStart w:id="9" w:name="_Toc225688469"/>
       <w:bookmarkEnd w:id="6"/>
       <w:r>
         <w:t>3. kubeconfig, kubectl, and DNS</w:t>
@@ -2936,6 +2977,21 @@
         <w:rPr>
           <w:rStyle w:val="NormalTok"/>
         </w:rPr>
+        <w:t xml:space="preserve"> config get-contexts</w:t>
+      </w:r>
+      <w:r>
+        <w:br/>
+      </w:r>
+      <w:r>
+        <w:rPr>
+          <w:rStyle w:val="ExtensionTok"/>
+        </w:rPr>
+        <w:t>kubectl</w:t>
+      </w:r>
+      <w:r>
+        <w:rPr>
+          <w:rStyle w:val="NormalTok"/>
+        </w:rPr>
         <w:t xml:space="preserve"> config view </w:t>
       </w:r>
       <w:r>
@@ -2954,70 +3010,19 @@
         <w:rPr>
           <w:rStyle w:val="AttributeTok"/>
         </w:rPr>
-        <w:t>--flatten</w:t>
-      </w:r>
-      <w:r>
-        <w:rPr>
-          <w:rStyle w:val="NormalTok"/>
-        </w:rPr>
-        <w:t xml:space="preserve"> </w:t>
-      </w:r>
-      <w:r>
-        <w:rPr>
-          <w:rStyle w:val="KeywordTok"/>
-        </w:rPr>
-        <w:t>|</w:t>
-      </w:r>
-      <w:r>
-        <w:rPr>
-          <w:rStyle w:val="NormalTok"/>
-        </w:rPr>
-        <w:t xml:space="preserve"> </w:t>
-      </w:r>
-      <w:r>
-        <w:rPr>
-          <w:rStyle w:val="FunctionTok"/>
-        </w:rPr>
-        <w:t>sed</w:t>
-      </w:r>
-      <w:r>
-        <w:rPr>
-          <w:rStyle w:val="NormalTok"/>
-        </w:rPr>
-        <w:t xml:space="preserve"> </w:t>
-      </w:r>
-      <w:r>
-        <w:rPr>
-          <w:rStyle w:val="AttributeTok"/>
-        </w:rPr>
-        <w:t>-n</w:t>
-      </w:r>
-      <w:r>
-        <w:rPr>
-          <w:rStyle w:val="NormalTok"/>
-        </w:rPr>
-        <w:t xml:space="preserve"> </w:t>
+        <w:t>-o</w:t>
+      </w:r>
+      <w:r>
+        <w:rPr>
+          <w:rStyle w:val="NormalTok"/>
+        </w:rPr>
+        <w:t xml:space="preserve"> jsonpath=</w:t>
       </w:r>
       <w:r>
         <w:rPr>
           <w:rStyle w:val="StringTok"/>
         </w:rPr>
-        <w:t>'1,80p'</w:t>
-      </w:r>
-      <w:r>
-        <w:br/>
-      </w:r>
-      <w:r>
-        <w:rPr>
-          <w:rStyle w:val="ExtensionTok"/>
-        </w:rPr>
-        <w:t>kubectl</w:t>
-      </w:r>
-      <w:r>
-        <w:rPr>
-          <w:rStyle w:val="NormalTok"/>
-        </w:rPr>
-        <w:t xml:space="preserve"> get ns</w:t>
+        <w:t>'{.clusters[0].cluster.server}{"\n"}'</w:t>
       </w:r>
     </w:p>
     <w:p>
@@ -3030,6 +3035,7 @@
         <w:pStyle w:val="BodyText"/>
       </w:pPr>
       <w:r>
+        <w:lastRenderedPageBreak/>
         <w:t xml:space="preserve">In the current lab setup, the correct internal DNS name is </w:t>
       </w:r>
       <w:r>
@@ -3058,7 +3064,6 @@
         <w:rPr>
           <w:rStyle w:val="FunctionTok"/>
         </w:rPr>
-        <w:lastRenderedPageBreak/>
         <w:t>getent</w:t>
       </w:r>
       <w:r>
@@ -3080,7 +3085,7 @@
         <w:rPr>
           <w:rStyle w:val="NormalTok"/>
         </w:rPr>
-        <w:t xml:space="preserve"> hosts hdfs-namenode</w:t>
+        <w:t xml:space="preserve"> hosts hdfs-namenode.default.svc.cluster.local</w:t>
       </w:r>
       <w:r>
         <w:br/>
@@ -3115,7 +3120,7 @@
         <w:pStyle w:val="Heading1"/>
       </w:pPr>
       <w:bookmarkStart w:id="10" w:name="Xfe78356ab59bcca738176f7f0ac9e656c2219f0"/>
-      <w:bookmarkStart w:id="11" w:name="_Toc225619020"/>
+      <w:bookmarkStart w:id="11" w:name="_Toc225688470"/>
       <w:bookmarkEnd w:id="8"/>
       <w:r>
         <w:t>4. Configure the Hadoop client</w:t>
@@ -3271,7 +3276,7 @@
         <w:rPr>
           <w:rStyle w:val="NormalTok"/>
         </w:rPr>
-        <w:t>&gt;hdfs://hdfs-namenode:9000&lt;/</w:t>
+        <w:t>&gt;hdfs://hdfs-namenode.default.svc.cluster.local:9000&lt;/</w:t>
       </w:r>
       <w:r>
         <w:rPr>
@@ -3426,7 +3431,7 @@
         <w:pStyle w:val="Heading1"/>
       </w:pPr>
       <w:bookmarkStart w:id="12" w:name="X8efc7ff027f7decbdd95659655bf0f6eb4168d8"/>
-      <w:bookmarkStart w:id="13" w:name="_Toc225619021"/>
+      <w:bookmarkStart w:id="13" w:name="_Toc225688471"/>
       <w:bookmarkEnd w:id="10"/>
       <w:r>
         <w:t xml:space="preserve">5. Per-user </w:t>
@@ -3608,7 +3613,7 @@
         <w:rPr>
           <w:rStyle w:val="VerbatimChar"/>
         </w:rPr>
-        <w:t>spark.eventLog.dir                             hdfs://hdfs-namenode:9000/user/YOUR_USERNAME/logs</w:t>
+        <w:t>spark.eventLog.dir                             hdfs://hdfs-namenode.default.svc.cluster.local:9000/user/YOUR_USERNAME/logs</w:t>
       </w:r>
       <w:r>
         <w:br/>
@@ -3617,7 +3622,7 @@
         <w:rPr>
           <w:rStyle w:val="VerbatimChar"/>
         </w:rPr>
-        <w:t>spark.history.fs.logDirectory                  hdfs://hdfs-namenode:9000/user/YOUR_USERNAME/logs</w:t>
+        <w:t>spark.history.fs.logDirectory                  hdfs://hdfs-namenode.default.svc.cluster.local:9000/user/YOUR_USERNAME/logs</w:t>
       </w:r>
     </w:p>
     <w:p>
@@ -3670,6 +3675,7 @@
         </w:numPr>
       </w:pPr>
       <w:r>
+        <w:lastRenderedPageBreak/>
         <w:t xml:space="preserve">keep the image pinned instead of using plain </w:t>
       </w:r>
       <w:r>
@@ -3684,10 +3690,9 @@
         <w:pStyle w:val="Heading1"/>
       </w:pPr>
       <w:bookmarkStart w:id="14" w:name="X2fc7852c18f7baf5b8bfe5e6cbd1eeb0d12695c"/>
-      <w:bookmarkStart w:id="15" w:name="_Toc225619022"/>
+      <w:bookmarkStart w:id="15" w:name="_Toc225688472"/>
       <w:bookmarkEnd w:id="12"/>
       <w:r>
-        <w:lastRenderedPageBreak/>
         <w:t>6. First upload to HDFS</w:t>
       </w:r>
       <w:bookmarkEnd w:id="15"/>
@@ -4111,7 +4116,7 @@
         <w:pStyle w:val="Heading1"/>
       </w:pPr>
       <w:bookmarkStart w:id="16" w:name="X1ad4b455610bf0d50d9cb9f162255541915550d"/>
-      <w:bookmarkStart w:id="17" w:name="_Toc225619023"/>
+      <w:bookmarkStart w:id="17" w:name="_Toc225688473"/>
       <w:bookmarkEnd w:id="14"/>
       <w:r>
         <w:t xml:space="preserve">7. First </w:t>
@@ -4152,7 +4157,7 @@
         <w:rPr>
           <w:rStyle w:val="NormalTok"/>
         </w:rPr>
-        <w:t xml:space="preserve"> hdfs://hdfs-namenode:9000/user/</w:t>
+        <w:t xml:space="preserve"> hdfs://hdfs-namenode.default.svc.cluster.local:9000/user/</w:t>
       </w:r>
       <w:r>
         <w:rPr>
@@ -4191,7 +4196,7 @@
         <w:rPr>
           <w:rStyle w:val="NormalTok"/>
         </w:rPr>
-        <w:t xml:space="preserve"> hdfs://hdfs-namenode:9000/user/</w:t>
+        <w:t xml:space="preserve"> hdfs://hdfs-namenode.default.svc.cluster.local:9000/user/</w:t>
       </w:r>
       <w:r>
         <w:rPr>
@@ -4705,13 +4710,7 @@
         <w:rPr>
           <w:rStyle w:val="NormalTok"/>
         </w:rPr>
-        <w:t xml:space="preserve">  </w:t>
-      </w:r>
-      <w:r>
-        <w:rPr>
-          <w:rStyle w:val="NormalTok"/>
-        </w:rPr>
-        <w:t xml:space="preserve">  output_file </w:t>
+        <w:t xml:space="preserve">    output_file </w:t>
       </w:r>
       <w:r>
         <w:rPr>
@@ -4768,7 +4767,13 @@
         <w:rPr>
           <w:rStyle w:val="NormalTok"/>
         </w:rPr>
-        <w:t xml:space="preserve">(output_file, </w:t>
+        <w:t>(outp</w:t>
+      </w:r>
+      <w:r>
+        <w:rPr>
+          <w:rStyle w:val="NormalTok"/>
+        </w:rPr>
+        <w:t xml:space="preserve">ut_file, </w:t>
       </w:r>
       <w:r>
         <w:rPr>
@@ -5009,78 +5014,6 @@
           <w:rStyle w:val="StringTok"/>
         </w:rPr>
         <w:t>"--base-path"</w:t>
-      </w:r>
-      <w:r>
-        <w:rPr>
-          <w:rStyle w:val="NormalTok"/>
-        </w:rPr>
-        <w:t>,</w:t>
-      </w:r>
-      <w:r>
-        <w:br/>
-      </w:r>
-      <w:r>
-        <w:rPr>
-          <w:rStyle w:val="NormalTok"/>
-        </w:rPr>
-        <w:t xml:space="preserve">        </w:t>
-      </w:r>
-      <w:r>
-        <w:rPr>
-          <w:rStyle w:val="BuiltInTok"/>
-        </w:rPr>
-        <w:t>help</w:t>
-      </w:r>
-      <w:r>
-        <w:rPr>
-          <w:rStyle w:val="OperatorTok"/>
-        </w:rPr>
-        <w:t>=</w:t>
-      </w:r>
-      <w:r>
-        <w:rPr>
-          <w:rStyle w:val="StringTok"/>
-        </w:rPr>
-        <w:t>"Base path that contains examples/ and where outputs should be written."</w:t>
-      </w:r>
-      <w:r>
-        <w:rPr>
-          <w:rStyle w:val="NormalTok"/>
-        </w:rPr>
-        <w:t>,</w:t>
-      </w:r>
-      <w:r>
-        <w:br/>
-      </w:r>
-      <w:r>
-        <w:rPr>
-          <w:rStyle w:val="NormalTok"/>
-        </w:rPr>
-        <w:t xml:space="preserve">    )</w:t>
-      </w:r>
-      <w:r>
-        <w:br/>
-      </w:r>
-      <w:r>
-        <w:rPr>
-          <w:rStyle w:val="NormalTok"/>
-        </w:rPr>
-        <w:t xml:space="preserve">    parser.add_argument(</w:t>
-      </w:r>
-      <w:r>
-        <w:br/>
-      </w:r>
-      <w:r>
-        <w:rPr>
-          <w:rStyle w:val="NormalTok"/>
-        </w:rPr>
-        <w:t xml:space="preserve">        </w:t>
-      </w:r>
-      <w:r>
-        <w:rPr>
-          <w:rStyle w:val="StringTok"/>
-        </w:rPr>
-        <w:t>"--input"</w:t>
       </w:r>
       <w:r>
         <w:rPr>
@@ -5114,6 +5047,78 @@
         <w:rPr>
           <w:rStyle w:val="StringTok"/>
         </w:rPr>
+        <w:t>"Base path that contains examples/ and where outputs should be written."</w:t>
+      </w:r>
+      <w:r>
+        <w:rPr>
+          <w:rStyle w:val="NormalTok"/>
+        </w:rPr>
+        <w:t>,</w:t>
+      </w:r>
+      <w:r>
+        <w:br/>
+      </w:r>
+      <w:r>
+        <w:rPr>
+          <w:rStyle w:val="NormalTok"/>
+        </w:rPr>
+        <w:t xml:space="preserve">    )</w:t>
+      </w:r>
+      <w:r>
+        <w:br/>
+      </w:r>
+      <w:r>
+        <w:rPr>
+          <w:rStyle w:val="NormalTok"/>
+        </w:rPr>
+        <w:t xml:space="preserve">    parser.add_argument(</w:t>
+      </w:r>
+      <w:r>
+        <w:br/>
+      </w:r>
+      <w:r>
+        <w:rPr>
+          <w:rStyle w:val="NormalTok"/>
+        </w:rPr>
+        <w:t xml:space="preserve">        </w:t>
+      </w:r>
+      <w:r>
+        <w:rPr>
+          <w:rStyle w:val="StringTok"/>
+        </w:rPr>
+        <w:t>"--input"</w:t>
+      </w:r>
+      <w:r>
+        <w:rPr>
+          <w:rStyle w:val="NormalTok"/>
+        </w:rPr>
+        <w:t>,</w:t>
+      </w:r>
+      <w:r>
+        <w:br/>
+      </w:r>
+      <w:r>
+        <w:rPr>
+          <w:rStyle w:val="NormalTok"/>
+        </w:rPr>
+        <w:t xml:space="preserve">        </w:t>
+      </w:r>
+      <w:r>
+        <w:rPr>
+          <w:rStyle w:val="BuiltInTok"/>
+        </w:rPr>
+        <w:t>help</w:t>
+      </w:r>
+      <w:r>
+        <w:rPr>
+          <w:rStyle w:val="OperatorTok"/>
+        </w:rPr>
+        <w:t>=</w:t>
+      </w:r>
+      <w:r>
+        <w:rPr>
+          <w:rStyle w:val="StringTok"/>
+        </w:rPr>
         <w:t>"Explicit input text path. Defaults to examples/text.txt locally or &lt;base-path&gt;/examples/text.txt remotely."</w:t>
       </w:r>
       <w:r>
@@ -5186,13 +5191,13 @@
         <w:rPr>
           <w:rStyle w:val="StringTok"/>
         </w:rPr>
-        <w:t>"Explicit output path. If omitted</w:t>
+        <w:t>"Explicit output path. If omitted, local runs only print results and remote run</w:t>
       </w:r>
       <w:r>
         <w:rPr>
           <w:rStyle w:val="StringTok"/>
         </w:rPr>
-        <w:t>, local runs only print results and remote runs write under &lt;base-path&gt;."</w:t>
+        <w:t>s write under &lt;base-path&gt;."</w:t>
       </w:r>
       <w:r>
         <w:rPr>
@@ -5612,13 +5617,7 @@
         <w:rPr>
           <w:rStyle w:val="NormalTok"/>
         </w:rPr>
-        <w:t xml:space="preserve"> builder.maste</w:t>
-      </w:r>
-      <w:r>
-        <w:rPr>
-          <w:rStyle w:val="NormalTok"/>
-        </w:rPr>
-        <w:t>r(args.master)</w:t>
+        <w:t xml:space="preserve"> builder.master(args.master)</w:t>
       </w:r>
       <w:r>
         <w:br/>
@@ -5645,7 +5644,13 @@
         <w:rPr>
           <w:rStyle w:val="StringTok"/>
         </w:rPr>
-        <w:t>"local"</w:t>
+        <w:t>"loc</w:t>
+      </w:r>
+      <w:r>
+        <w:rPr>
+          <w:rStyle w:val="StringTok"/>
+        </w:rPr>
+        <w:t>al"</w:t>
       </w:r>
       <w:r>
         <w:rPr>
@@ -6110,13 +6115,335 @@
         <w:rPr>
           <w:rStyle w:val="NormalTok"/>
         </w:rPr>
+        <w:t xml:space="preserve"> line: line.split())</w:t>
+      </w:r>
+      <w:r>
+        <w:br/>
+      </w:r>
+      <w:r>
+        <w:rPr>
+          <w:rStyle w:val="NormalTok"/>
+        </w:rPr>
+        <w:t xml:space="preserve">  </w:t>
+      </w:r>
+      <w:r>
+        <w:rPr>
+          <w:rStyle w:val="NormalTok"/>
+        </w:rPr>
+        <w:t xml:space="preserve">      .</w:t>
+      </w:r>
+      <w:r>
+        <w:rPr>
+          <w:rStyle w:val="BuiltInTok"/>
+        </w:rPr>
+        <w:t>map</w:t>
+      </w:r>
+      <w:r>
+        <w:rPr>
+          <w:rStyle w:val="NormalTok"/>
+        </w:rPr>
+        <w:t>(</w:t>
+      </w:r>
+      <w:r>
+        <w:rPr>
+          <w:rStyle w:val="KeywordTok"/>
+        </w:rPr>
+        <w:t>lambda</w:t>
+      </w:r>
+      <w:r>
+        <w:rPr>
+          <w:rStyle w:val="NormalTok"/>
+        </w:rPr>
+        <w:t xml:space="preserve"> word: (word, </w:t>
+      </w:r>
+      <w:r>
+        <w:rPr>
+          <w:rStyle w:val="DecValTok"/>
+        </w:rPr>
+        <w:t>1</w:t>
+      </w:r>
+      <w:r>
+        <w:rPr>
+          <w:rStyle w:val="NormalTok"/>
+        </w:rPr>
+        <w:t>))</w:t>
+      </w:r>
+      <w:r>
+        <w:br/>
+      </w:r>
+      <w:r>
+        <w:rPr>
+          <w:rStyle w:val="NormalTok"/>
+        </w:rPr>
+        <w:t xml:space="preserve">        </w:t>
+      </w:r>
+      <w:r>
+        <w:rPr>
+          <w:rStyle w:val="CommentTok"/>
+        </w:rPr>
+        <w:t># reduceByKey() is the standard RDD aggregation pattern for key-value data.</w:t>
+      </w:r>
+      <w:r>
+        <w:br/>
+      </w:r>
+      <w:r>
+        <w:rPr>
+          <w:rStyle w:val="NormalTok"/>
+        </w:rPr>
+        <w:t xml:space="preserve">        .reduceByKey(</w:t>
+      </w:r>
+      <w:r>
+        <w:rPr>
+          <w:rStyle w:val="KeywordTok"/>
+        </w:rPr>
+        <w:t>lambda</w:t>
+      </w:r>
+      <w:r>
+        <w:rPr>
+          <w:rStyle w:val="NormalTok"/>
+        </w:rPr>
+        <w:t xml:space="preserve"> left, right: left </w:t>
+      </w:r>
+      <w:r>
+        <w:rPr>
+          <w:rStyle w:val="OperatorTok"/>
+        </w:rPr>
+        <w:t>+</w:t>
+      </w:r>
+      <w:r>
+        <w:rPr>
+          <w:rStyle w:val="NormalTok"/>
+        </w:rPr>
+        <w:t xml:space="preserve"> right)</w:t>
+      </w:r>
+      <w:r>
+        <w:br/>
+      </w:r>
+      <w:r>
+        <w:rPr>
+          <w:rStyle w:val="NormalTok"/>
+        </w:rPr>
+        <w:t xml:space="preserve">        .sortBy(</w:t>
+      </w:r>
+      <w:r>
+        <w:rPr>
+          <w:rStyle w:val="KeywordTok"/>
+        </w:rPr>
+        <w:t>lambda</w:t>
+      </w:r>
+      <w:r>
+        <w:rPr>
+          <w:rStyle w:val="NormalTok"/>
+        </w:rPr>
+        <w:t xml:space="preserve"> item: (</w:t>
+      </w:r>
+      <w:r>
+        <w:rPr>
+          <w:rStyle w:val="OperatorTok"/>
+        </w:rPr>
+        <w:t>-</w:t>
+      </w:r>
+      <w:r>
+        <w:rPr>
+          <w:rStyle w:val="NormalTok"/>
+        </w:rPr>
+        <w:t>item[</w:t>
+      </w:r>
+      <w:r>
+        <w:rPr>
+          <w:rStyle w:val="DecValTok"/>
+        </w:rPr>
+        <w:t>1</w:t>
+      </w:r>
+      <w:r>
+        <w:rPr>
+          <w:rStyle w:val="NormalTok"/>
+        </w:rPr>
+        <w:t>], item[</w:t>
+      </w:r>
+      <w:r>
+        <w:rPr>
+          <w:rStyle w:val="DecValTok"/>
+        </w:rPr>
+        <w:t>0</w:t>
+      </w:r>
+      <w:r>
+        <w:rPr>
+          <w:rStyle w:val="NormalTok"/>
+        </w:rPr>
+        <w:t>]))</w:t>
+      </w:r>
+      <w:r>
+        <w:br/>
+      </w:r>
+      <w:r>
+        <w:rPr>
+          <w:rStyle w:val="NormalTok"/>
+        </w:rPr>
+        <w:t xml:space="preserve">    )</w:t>
+      </w:r>
+      <w:r>
+        <w:br/>
+      </w:r>
+      <w:r>
+        <w:br/>
+      </w:r>
+      <w:r>
+        <w:rPr>
+          <w:rStyle w:val="NormalTok"/>
+        </w:rPr>
+        <w:t xml:space="preserve">    </w:t>
+      </w:r>
+      <w:r>
+        <w:rPr>
+          <w:rStyle w:val="CommentTok"/>
+        </w:rPr>
+        <w:t># collect() is safe here because the lab output is intentionally small.</w:t>
+      </w:r>
+      <w:r>
+        <w:br/>
+      </w:r>
+      <w:r>
+        <w:rPr>
+          <w:rStyle w:val="NormalTok"/>
+        </w:rPr>
+        <w:t xml:space="preserve">    results </w:t>
+      </w:r>
+      <w:r>
+        <w:rPr>
+          <w:rStyle w:val="OperatorTok"/>
+        </w:rPr>
+        <w:t>=</w:t>
+      </w:r>
+      <w:r>
+        <w:rPr>
+          <w:rStyle w:val="NormalTok"/>
+        </w:rPr>
+        <w:t xml:space="preserve"> wordcount.collect()</w:t>
+      </w:r>
+      <w:r>
+        <w:br/>
+      </w:r>
+      <w:r>
+        <w:rPr>
+          <w:rStyle w:val="NormalTok"/>
+        </w:rPr>
+        <w:lastRenderedPageBreak/>
+        <w:t xml:space="preserve">    </w:t>
+      </w:r>
+      <w:r>
+        <w:rPr>
+          <w:rStyle w:val="ControlFlowTok"/>
+        </w:rPr>
+        <w:t>for</w:t>
+      </w:r>
+      <w:r>
+        <w:rPr>
+          <w:rStyle w:val="NormalTok"/>
+        </w:rPr>
+        <w:t xml:space="preserve"> item </w:t>
+      </w:r>
+      <w:r>
+        <w:rPr>
+          <w:rStyle w:val="KeywordTok"/>
+        </w:rPr>
+        <w:t>in</w:t>
+      </w:r>
+      <w:r>
+        <w:rPr>
+          <w:rStyle w:val="NormalTok"/>
+        </w:rPr>
+        <w:t xml:space="preserve"> results:</w:t>
+      </w:r>
+      <w:r>
+        <w:br/>
+      </w:r>
+      <w:r>
+        <w:rPr>
+          <w:rStyle w:val="NormalTok"/>
+        </w:rPr>
+        <w:t xml:space="preserve">        </w:t>
+      </w:r>
+      <w:r>
+        <w:rPr>
+          <w:rStyle w:val="BuiltInTok"/>
+        </w:rPr>
+        <w:t>print</w:t>
+      </w:r>
+      <w:r>
+        <w:rPr>
+          <w:rStyle w:val="NormalTok"/>
+        </w:rPr>
+        <w:t>(item)</w:t>
+      </w:r>
+      <w:r>
+        <w:br/>
+      </w:r>
+      <w:r>
+        <w:br/>
+      </w:r>
+      <w:r>
+        <w:rPr>
+          <w:rStyle w:val="NormalTok"/>
+        </w:rPr>
+        <w:t xml:space="preserve">    </w:t>
+      </w:r>
+      <w:r>
+        <w:rPr>
+          <w:rStyle w:val="ControlFlowTok"/>
+        </w:rPr>
+        <w:t>if</w:t>
+      </w:r>
+      <w:r>
+        <w:rPr>
+          <w:rStyle w:val="NormalTok"/>
+        </w:rPr>
+        <w:t xml:space="preserve"> output_path:</w:t>
+      </w:r>
+      <w:r>
+        <w:br/>
+      </w:r>
+      <w:r>
+        <w:rPr>
+          <w:rStyle w:val="NormalTok"/>
+        </w:rPr>
+        <w:t xml:space="preserve">        </w:t>
+      </w:r>
+      <w:r>
+        <w:rPr>
+          <w:rStyle w:val="ControlFlowTok"/>
+        </w:rPr>
+        <w:t>if</w:t>
+      </w:r>
+      <w:r>
+        <w:rPr>
+          <w:rStyle w:val="NormalTok"/>
+        </w:rPr>
         <w:t xml:space="preserve"> </w:t>
       </w:r>
       <w:r>
         <w:rPr>
-          <w:rStyle w:val="NormalTok"/>
-        </w:rPr>
-        <w:t>line: line.split())</w:t>
+          <w:rStyle w:val="StringTok"/>
+        </w:rPr>
+        <w:t>"://"</w:t>
+      </w:r>
+      <w:r>
+        <w:rPr>
+          <w:rStyle w:val="NormalTok"/>
+        </w:rPr>
+        <w:t xml:space="preserve"> </w:t>
+      </w:r>
+      <w:r>
+        <w:rPr>
+          <w:rStyle w:val="KeywordTok"/>
+        </w:rPr>
+        <w:t>in</w:t>
+      </w:r>
+      <w:r>
+        <w:rPr>
+          <w:rStyle w:val="NormalTok"/>
+        </w:rPr>
+        <w:t xml:space="preserve"> output_path:</w:t>
       </w:r>
       <w:r>
         <w:br/>
@@ -6125,205 +6452,91 @@
         <w:rPr>
           <w:rStyle w:val="NormalTok"/>
         </w:rPr>
-        <w:t xml:space="preserve">        .</w:t>
+        <w:t xml:space="preserve">            </w:t>
+      </w:r>
+      <w:r>
+        <w:rPr>
+          <w:rStyle w:val="CommentTok"/>
+        </w:rPr>
+        <w:t># coalesce(1) makes the lab output easier to inspect.</w:t>
+      </w:r>
+      <w:r>
+        <w:br/>
+      </w:r>
+      <w:r>
+        <w:rPr>
+          <w:rStyle w:val="NormalTok"/>
+        </w:rPr>
+        <w:t xml:space="preserve">            </w:t>
+      </w:r>
+      <w:r>
+        <w:rPr>
+          <w:rStyle w:val="CommentTok"/>
+        </w:rPr>
+        <w:t># For large real workloads, a single output partition would usually be a bottleneck.</w:t>
+      </w:r>
+      <w:r>
+        <w:br/>
+      </w:r>
+      <w:r>
+        <w:rPr>
+          <w:rStyle w:val="NormalTok"/>
+        </w:rPr>
+        <w:t xml:space="preserve">            wordcount.coalesce(</w:t>
+      </w:r>
+      <w:r>
+        <w:rPr>
+          <w:rStyle w:val="DecValTok"/>
+        </w:rPr>
+        <w:t>1</w:t>
+      </w:r>
+      <w:r>
+        <w:rPr>
+          <w:rStyle w:val="NormalTok"/>
+        </w:rPr>
+        <w:t>).saveAsTextFile(output_path)</w:t>
+      </w:r>
+      <w:r>
+        <w:br/>
+      </w:r>
+      <w:r>
+        <w:rPr>
+          <w:rStyle w:val="NormalTok"/>
+        </w:rPr>
+        <w:t xml:space="preserve">        </w:t>
+      </w:r>
+      <w:r>
+        <w:rPr>
+          <w:rStyle w:val="ControlFlowTok"/>
+        </w:rPr>
+        <w:t>else</w:t>
+      </w:r>
+      <w:r>
+        <w:rPr>
+          <w:rStyle w:val="NormalTok"/>
+        </w:rPr>
+        <w:t>:</w:t>
+      </w:r>
+      <w:r>
+        <w:br/>
+      </w:r>
+      <w:r>
+        <w:rPr>
+          <w:rStyle w:val="NormalTok"/>
+        </w:rPr>
+        <w:t xml:space="preserve">            write_local_text_output(output_path, [</w:t>
       </w:r>
       <w:r>
         <w:rPr>
           <w:rStyle w:val="BuiltInTok"/>
         </w:rPr>
-        <w:t>map</w:t>
-      </w:r>
-      <w:r>
-        <w:rPr>
-          <w:rStyle w:val="NormalTok"/>
-        </w:rPr>
-        <w:t>(</w:t>
-      </w:r>
-      <w:r>
-        <w:rPr>
-          <w:rStyle w:val="KeywordTok"/>
-        </w:rPr>
-        <w:t>lambda</w:t>
-      </w:r>
-      <w:r>
-        <w:rPr>
-          <w:rStyle w:val="NormalTok"/>
-        </w:rPr>
-        <w:t xml:space="preserve"> word: (word, </w:t>
-      </w:r>
-      <w:r>
-        <w:rPr>
-          <w:rStyle w:val="DecValTok"/>
-        </w:rPr>
-        <w:t>1</w:t>
-      </w:r>
-      <w:r>
-        <w:rPr>
-          <w:rStyle w:val="NormalTok"/>
-        </w:rPr>
-        <w:t>))</w:t>
-      </w:r>
-      <w:r>
-        <w:br/>
-      </w:r>
-      <w:r>
-        <w:rPr>
-          <w:rStyle w:val="NormalTok"/>
-        </w:rPr>
-        <w:t xml:space="preserve">        </w:t>
-      </w:r>
-      <w:r>
-        <w:rPr>
-          <w:rStyle w:val="CommentTok"/>
-        </w:rPr>
-        <w:t># reduceByKey() is the standard RDD aggregation pattern for key-value data.</w:t>
-      </w:r>
-      <w:r>
-        <w:br/>
-      </w:r>
-      <w:r>
-        <w:rPr>
-          <w:rStyle w:val="NormalTok"/>
-        </w:rPr>
-        <w:t xml:space="preserve">        .reduceByKey(</w:t>
-      </w:r>
-      <w:r>
-        <w:rPr>
-          <w:rStyle w:val="KeywordTok"/>
-        </w:rPr>
-        <w:t>lambda</w:t>
-      </w:r>
-      <w:r>
-        <w:rPr>
-          <w:rStyle w:val="NormalTok"/>
-        </w:rPr>
-        <w:t xml:space="preserve"> left, right: left </w:t>
-      </w:r>
-      <w:r>
-        <w:rPr>
-          <w:rStyle w:val="OperatorTok"/>
-        </w:rPr>
-        <w:t>+</w:t>
-      </w:r>
-      <w:r>
-        <w:rPr>
-          <w:rStyle w:val="NormalTok"/>
-        </w:rPr>
-        <w:t xml:space="preserve"> right)</w:t>
-      </w:r>
-      <w:r>
-        <w:br/>
-      </w:r>
-      <w:r>
-        <w:rPr>
-          <w:rStyle w:val="NormalTok"/>
-        </w:rPr>
-        <w:t xml:space="preserve">        .sortBy(</w:t>
-      </w:r>
-      <w:r>
-        <w:rPr>
-          <w:rStyle w:val="KeywordTok"/>
-        </w:rPr>
-        <w:t>lambda</w:t>
-      </w:r>
-      <w:r>
-        <w:rPr>
-          <w:rStyle w:val="NormalTok"/>
-        </w:rPr>
-        <w:t xml:space="preserve"> item: (</w:t>
-      </w:r>
-      <w:r>
-        <w:rPr>
-          <w:rStyle w:val="OperatorTok"/>
-        </w:rPr>
-        <w:t>-</w:t>
-      </w:r>
-      <w:r>
-        <w:rPr>
-          <w:rStyle w:val="NormalTok"/>
-        </w:rPr>
-        <w:t>item[</w:t>
-      </w:r>
-      <w:r>
-        <w:rPr>
-          <w:rStyle w:val="DecValTok"/>
-        </w:rPr>
-        <w:t>1</w:t>
-      </w:r>
-      <w:r>
-        <w:rPr>
-          <w:rStyle w:val="NormalTok"/>
-        </w:rPr>
-        <w:t>], item[</w:t>
-      </w:r>
-      <w:r>
-        <w:rPr>
-          <w:rStyle w:val="DecValTok"/>
-        </w:rPr>
-        <w:t>0</w:t>
-      </w:r>
-      <w:r>
-        <w:rPr>
-          <w:rStyle w:val="NormalTok"/>
-        </w:rPr>
-        <w:t>]))</w:t>
-      </w:r>
-      <w:r>
-        <w:br/>
-      </w:r>
-      <w:r>
-        <w:rPr>
-          <w:rStyle w:val="NormalTok"/>
-        </w:rPr>
-        <w:t xml:space="preserve">    )</w:t>
-      </w:r>
-      <w:r>
-        <w:br/>
-      </w:r>
-      <w:r>
-        <w:br/>
-      </w:r>
-      <w:r>
-        <w:rPr>
-          <w:rStyle w:val="NormalTok"/>
-        </w:rPr>
-        <w:t xml:space="preserve">    </w:t>
-      </w:r>
-      <w:r>
-        <w:rPr>
-          <w:rStyle w:val="CommentTok"/>
-        </w:rPr>
-        <w:t># collect() is safe here because the lab output is intentionally small.</w:t>
-      </w:r>
-      <w:r>
-        <w:br/>
-      </w:r>
-      <w:r>
-        <w:rPr>
-          <w:rStyle w:val="NormalTok"/>
-        </w:rPr>
-        <w:t xml:space="preserve">    results </w:t>
-      </w:r>
-      <w:r>
-        <w:rPr>
-          <w:rStyle w:val="OperatorTok"/>
-        </w:rPr>
-        <w:t>=</w:t>
-      </w:r>
-      <w:r>
-        <w:rPr>
-          <w:rStyle w:val="NormalTok"/>
-        </w:rPr>
-        <w:t xml:space="preserve"> wordcount.collect()</w:t>
-      </w:r>
-      <w:r>
-        <w:br/>
-      </w:r>
-      <w:r>
-        <w:rPr>
-          <w:rStyle w:val="NormalTok"/>
-        </w:rPr>
-        <w:t xml:space="preserve">    </w:t>
+        <w:t>str</w:t>
+      </w:r>
+      <w:r>
+        <w:rPr>
+          <w:rStyle w:val="NormalTok"/>
+        </w:rPr>
+        <w:t xml:space="preserve">(item) </w:t>
       </w:r>
       <w:r>
         <w:rPr>
@@ -6335,215 +6548,13 @@
         <w:rPr>
           <w:rStyle w:val="NormalTok"/>
         </w:rPr>
-        <w:t xml:space="preserve"> item </w:t>
-      </w:r>
-      <w:r>
-        <w:rPr>
-          <w:rStyle w:val="KeywordTok"/>
-        </w:rPr>
-        <w:t>in</w:t>
-      </w:r>
-      <w:r>
-        <w:rPr>
-          <w:rStyle w:val="NormalTok"/>
-        </w:rPr>
-        <w:t xml:space="preserve"> results:</w:t>
-      </w:r>
-      <w:r>
-        <w:br/>
-      </w:r>
-      <w:r>
-        <w:rPr>
-          <w:rStyle w:val="NormalTok"/>
-        </w:rPr>
-        <w:t xml:space="preserve">        </w:t>
-      </w:r>
-      <w:r>
-        <w:rPr>
-          <w:rStyle w:val="BuiltInTok"/>
-        </w:rPr>
-        <w:t>print</w:t>
-      </w:r>
-      <w:r>
-        <w:rPr>
-          <w:rStyle w:val="NormalTok"/>
-        </w:rPr>
-        <w:t>(item)</w:t>
-      </w:r>
-      <w:r>
-        <w:br/>
-      </w:r>
-      <w:r>
-        <w:br/>
-      </w:r>
-      <w:r>
-        <w:rPr>
-          <w:rStyle w:val="NormalTok"/>
-        </w:rPr>
-        <w:t xml:space="preserve">    </w:t>
-      </w:r>
-      <w:r>
-        <w:rPr>
-          <w:rStyle w:val="ControlFlowTok"/>
-        </w:rPr>
-        <w:t>if</w:t>
-      </w:r>
-      <w:r>
-        <w:rPr>
-          <w:rStyle w:val="NormalTok"/>
-        </w:rPr>
-        <w:t xml:space="preserve"> output_path:</w:t>
-      </w:r>
-      <w:r>
-        <w:br/>
-      </w:r>
-      <w:r>
-        <w:rPr>
-          <w:rStyle w:val="NormalTok"/>
-        </w:rPr>
-        <w:lastRenderedPageBreak/>
-        <w:t xml:space="preserve">        </w:t>
-      </w:r>
-      <w:r>
-        <w:rPr>
-          <w:rStyle w:val="ControlFlowTok"/>
-        </w:rPr>
-        <w:t>if</w:t>
+        <w:t xml:space="preserve"> item</w:t>
       </w:r>
       <w:r>
         <w:rPr>
           <w:rStyle w:val="NormalTok"/>
         </w:rPr>
         <w:t xml:space="preserve"> </w:t>
-      </w:r>
-      <w:r>
-        <w:rPr>
-          <w:rStyle w:val="StringTok"/>
-        </w:rPr>
-        <w:t>"://"</w:t>
-      </w:r>
-      <w:r>
-        <w:rPr>
-          <w:rStyle w:val="NormalTok"/>
-        </w:rPr>
-        <w:t xml:space="preserve"> </w:t>
-      </w:r>
-      <w:r>
-        <w:rPr>
-          <w:rStyle w:val="KeywordTok"/>
-        </w:rPr>
-        <w:t>in</w:t>
-      </w:r>
-      <w:r>
-        <w:rPr>
-          <w:rStyle w:val="NormalTok"/>
-        </w:rPr>
-        <w:t xml:space="preserve"> output_path:</w:t>
-      </w:r>
-      <w:r>
-        <w:br/>
-      </w:r>
-      <w:r>
-        <w:rPr>
-          <w:rStyle w:val="NormalTok"/>
-        </w:rPr>
-        <w:t xml:space="preserve">            </w:t>
-      </w:r>
-      <w:r>
-        <w:rPr>
-          <w:rStyle w:val="CommentTok"/>
-        </w:rPr>
-        <w:t># coalesce(1) makes the lab output easier to inspect.</w:t>
-      </w:r>
-      <w:r>
-        <w:br/>
-      </w:r>
-      <w:r>
-        <w:rPr>
-          <w:rStyle w:val="NormalTok"/>
-        </w:rPr>
-        <w:t xml:space="preserve">            </w:t>
-      </w:r>
-      <w:r>
-        <w:rPr>
-          <w:rStyle w:val="CommentTok"/>
-        </w:rPr>
-        <w:t># For large real workloads, a single output partition would usually be a bottleneck.</w:t>
-      </w:r>
-      <w:r>
-        <w:br/>
-      </w:r>
-      <w:r>
-        <w:rPr>
-          <w:rStyle w:val="NormalTok"/>
-        </w:rPr>
-        <w:t xml:space="preserve">            wordcount.coalesce(</w:t>
-      </w:r>
-      <w:r>
-        <w:rPr>
-          <w:rStyle w:val="DecValTok"/>
-        </w:rPr>
-        <w:t>1</w:t>
-      </w:r>
-      <w:r>
-        <w:rPr>
-          <w:rStyle w:val="NormalTok"/>
-        </w:rPr>
-        <w:t>).saveAsTextFile(output_path)</w:t>
-      </w:r>
-      <w:r>
-        <w:br/>
-      </w:r>
-      <w:r>
-        <w:rPr>
-          <w:rStyle w:val="NormalTok"/>
-        </w:rPr>
-        <w:t xml:space="preserve">        </w:t>
-      </w:r>
-      <w:r>
-        <w:rPr>
-          <w:rStyle w:val="ControlFlowTok"/>
-        </w:rPr>
-        <w:t>else</w:t>
-      </w:r>
-      <w:r>
-        <w:rPr>
-          <w:rStyle w:val="NormalTok"/>
-        </w:rPr>
-        <w:t>:</w:t>
-      </w:r>
-      <w:r>
-        <w:br/>
-      </w:r>
-      <w:r>
-        <w:rPr>
-          <w:rStyle w:val="NormalTok"/>
-        </w:rPr>
-        <w:t xml:space="preserve">            write_local_text_output(output_path, [</w:t>
-      </w:r>
-      <w:r>
-        <w:rPr>
-          <w:rStyle w:val="BuiltInTok"/>
-        </w:rPr>
-        <w:t>str</w:t>
-      </w:r>
-      <w:r>
-        <w:rPr>
-          <w:rStyle w:val="NormalTok"/>
-        </w:rPr>
-        <w:t xml:space="preserve">(item) </w:t>
-      </w:r>
-      <w:r>
-        <w:rPr>
-          <w:rStyle w:val="ControlFlowTok"/>
-        </w:rPr>
-        <w:t>for</w:t>
-      </w:r>
-      <w:r>
-        <w:rPr>
-          <w:rStyle w:val="NormalTok"/>
-        </w:rPr>
-        <w:t xml:space="preserve"> item </w:t>
       </w:r>
       <w:r>
         <w:rPr>
@@ -6698,7 +6709,7 @@
         <w:pStyle w:val="Heading1"/>
       </w:pPr>
       <w:bookmarkStart w:id="18" w:name="X9b5acbbacb0e6ab9230703f95de77391ae0eadf"/>
-      <w:bookmarkStart w:id="19" w:name="_Toc225619024"/>
+      <w:bookmarkStart w:id="19" w:name="_Toc225688474"/>
       <w:bookmarkEnd w:id="16"/>
       <w:r>
         <w:t>8. Monitoring the execution</w:t>
@@ -7124,7 +7135,7 @@
         <w:pStyle w:val="Heading1"/>
       </w:pPr>
       <w:bookmarkStart w:id="20" w:name="troubleshooting"/>
-      <w:bookmarkStart w:id="21" w:name="_Toc225619025"/>
+      <w:bookmarkStart w:id="21" w:name="_Toc225688475"/>
       <w:bookmarkEnd w:id="18"/>
       <w:r>
         <w:t>Troubleshooting</w:t>
@@ -7136,7 +7147,7 @@
         <w:pStyle w:val="Heading2"/>
       </w:pPr>
       <w:bookmarkStart w:id="22" w:name="spark-submit-cannot-find-the-paths"/>
-      <w:bookmarkStart w:id="23" w:name="_Toc225619026"/>
+      <w:bookmarkStart w:id="23" w:name="_Toc225688476"/>
       <w:r>
         <w:rPr>
           <w:rStyle w:val="VerbatimChar"/>
@@ -7297,7 +7308,7 @@
         <w:pStyle w:val="Heading2"/>
       </w:pPr>
       <w:bookmarkStart w:id="24" w:name="X80c31d4888f1d6fdf94735d0bbdcae7b0b2fd9d"/>
-      <w:bookmarkStart w:id="25" w:name="_Toc225619027"/>
+      <w:bookmarkStart w:id="25" w:name="_Toc225688477"/>
       <w:bookmarkEnd w:id="22"/>
       <w:r>
         <w:t>The job ran locally instead of on Kubernetes</w:t>
@@ -7471,7 +7482,7 @@
         <w:pStyle w:val="Heading2"/>
       </w:pPr>
       <w:bookmarkStart w:id="26" w:name="hostnames-do-not-resolve-from-wsl"/>
-      <w:bookmarkStart w:id="27" w:name="_Toc225619028"/>
+      <w:bookmarkStart w:id="27" w:name="_Toc225688478"/>
       <w:bookmarkEnd w:id="24"/>
       <w:r>
         <w:t>Hostnames do not resolve from WSL</w:t>
@@ -7491,6 +7502,7 @@
         <w:rPr>
           <w:rStyle w:val="FunctionTok"/>
         </w:rPr>
+        <w:lastRenderedPageBreak/>
         <w:t>getent</w:t>
       </w:r>
       <w:r>
@@ -7512,7 +7524,7 @@
         <w:rPr>
           <w:rStyle w:val="NormalTok"/>
         </w:rPr>
-        <w:t xml:space="preserve"> hosts hdfs-namenode</w:t>
+        <w:t xml:space="preserve"> hosts hdfs-namenode.default.svc.cluster.local</w:t>
       </w:r>
     </w:p>
     <w:p>
@@ -7525,11 +7537,10 @@
         <w:pStyle w:val="Heading1"/>
       </w:pPr>
       <w:bookmarkStart w:id="28" w:name="what-comes-next"/>
-      <w:bookmarkStart w:id="29" w:name="_Toc225619029"/>
+      <w:bookmarkStart w:id="29" w:name="_Toc225688479"/>
       <w:bookmarkEnd w:id="20"/>
       <w:bookmarkEnd w:id="26"/>
       <w:r>
-        <w:lastRenderedPageBreak/>
         <w:t>What comes next</w:t>
       </w:r>
       <w:bookmarkEnd w:id="29"/>
@@ -8013,7 +8024,7 @@
   <w:abstractNum w:abstractNumId="9" w15:restartNumberingAfterBreak="0">
     <w:nsid w:val="0000A990"/>
     <w:multiLevelType w:val="multilevel"/>
-    <w:tmpl w:val="C1AEC6E0"/>
+    <w:tmpl w:val="79D680BC"/>
     <w:lvl w:ilvl="0">
       <w:numFmt w:val="bullet"/>
       <w:lvlText w:val=" "/>
@@ -8090,7 +8101,7 @@
   <w:abstractNum w:abstractNumId="10" w15:restartNumberingAfterBreak="0">
     <w:nsid w:val="0000A991"/>
     <w:multiLevelType w:val="multilevel"/>
-    <w:tmpl w:val="625278E6"/>
+    <w:tmpl w:val="EEC0EE3E"/>
     <w:lvl w:ilvl="0">
       <w:numFmt w:val="bullet"/>
       <w:lvlText w:val=""/>
@@ -8191,46 +8202,46 @@
       </w:rPr>
     </w:lvl>
   </w:abstractNum>
-  <w:num w:numId="1" w16cid:durableId="554658493">
+  <w:num w:numId="1" w16cid:durableId="1660813383">
     <w:abstractNumId w:val="8"/>
   </w:num>
-  <w:num w:numId="2" w16cid:durableId="1239901067">
+  <w:num w:numId="2" w16cid:durableId="610477812">
     <w:abstractNumId w:val="6"/>
   </w:num>
-  <w:num w:numId="3" w16cid:durableId="859052871">
+  <w:num w:numId="3" w16cid:durableId="1031149194">
     <w:abstractNumId w:val="5"/>
   </w:num>
-  <w:num w:numId="4" w16cid:durableId="1998414270">
+  <w:num w:numId="4" w16cid:durableId="1288008994">
     <w:abstractNumId w:val="4"/>
   </w:num>
-  <w:num w:numId="5" w16cid:durableId="1565065514">
+  <w:num w:numId="5" w16cid:durableId="730084700">
     <w:abstractNumId w:val="7"/>
   </w:num>
-  <w:num w:numId="6" w16cid:durableId="961037838">
+  <w:num w:numId="6" w16cid:durableId="1000087585">
     <w:abstractNumId w:val="3"/>
   </w:num>
-  <w:num w:numId="7" w16cid:durableId="1633825249">
+  <w:num w:numId="7" w16cid:durableId="1873377240">
     <w:abstractNumId w:val="2"/>
   </w:num>
-  <w:num w:numId="8" w16cid:durableId="1728844305">
+  <w:num w:numId="8" w16cid:durableId="1674338635">
     <w:abstractNumId w:val="1"/>
   </w:num>
-  <w:num w:numId="9" w16cid:durableId="1470900271">
+  <w:num w:numId="9" w16cid:durableId="711274284">
     <w:abstractNumId w:val="0"/>
   </w:num>
-  <w:num w:numId="10" w16cid:durableId="1044791063">
+  <w:num w:numId="10" w16cid:durableId="1031540907">
     <w:abstractNumId w:val="9"/>
   </w:num>
-  <w:num w:numId="11" w16cid:durableId="549608299">
+  <w:num w:numId="11" w16cid:durableId="884951802">
     <w:abstractNumId w:val="10"/>
   </w:num>
-  <w:num w:numId="12" w16cid:durableId="1136490879">
+  <w:num w:numId="12" w16cid:durableId="1430857770">
     <w:abstractNumId w:val="10"/>
   </w:num>
-  <w:num w:numId="13" w16cid:durableId="2028863998">
+  <w:num w:numId="13" w16cid:durableId="1361397448">
     <w:abstractNumId w:val="10"/>
   </w:num>
-  <w:num w:numId="14" w16cid:durableId="646322554">
+  <w:num w:numId="14" w16cid:durableId="1707175363">
     <w:abstractNumId w:val="10"/>
   </w:num>
 </w:numbering>
@@ -20051,7 +20062,7 @@
     <w:autoRedefine/>
     <w:uiPriority w:val="39"/>
     <w:unhideWhenUsed/>
-    <w:rsid w:val="006B7807"/>
+    <w:rsid w:val="000C2755"/>
     <w:pPr>
       <w:spacing w:after="100"/>
     </w:pPr>
@@ -20063,7 +20074,7 @@
     <w:autoRedefine/>
     <w:uiPriority w:val="39"/>
     <w:unhideWhenUsed/>
-    <w:rsid w:val="006B7807"/>
+    <w:rsid w:val="000C2755"/>
     <w:pPr>
       <w:spacing w:after="100"/>
       <w:ind w:left="220"/>
@@ -20074,7 +20085,7 @@
     <w:basedOn w:val="DefaultParagraphFont"/>
     <w:uiPriority w:val="99"/>
     <w:unhideWhenUsed/>
-    <w:rsid w:val="006B7807"/>
+    <w:rsid w:val="000C2755"/>
     <w:rPr>
       <w:color w:val="0000FF" w:themeColor="hyperlink"/>
       <w:u w:val="single"/>

--- a/odigoi/04_remote_spark_kubernetes.en.docx
+++ b/odigoi/04_remote_spark_kubernetes.en.docx
@@ -20,7 +20,7 @@
           <w:sz w:val="22"/>
           <w:szCs w:val="22"/>
         </w:rPr>
-        <w:id w:val="362565885"/>
+        <w:id w:val="1818684671"/>
         <w:docPartObj>
           <w:docPartGallery w:val="Table of Contents"/>
           <w:docPartUnique/>
@@ -61,7 +61,7 @@
           <w:r>
             <w:fldChar w:fldCharType="separate"/>
           </w:r>
-          <w:hyperlink w:anchor="_Toc225688465" w:history="1">
+          <w:hyperlink w:anchor="_Toc225777564" w:history="1">
             <w:r>
               <w:rPr>
                 <w:rStyle w:val="Hyperlink"/>
@@ -88,7 +88,7 @@
                 <w:noProof/>
                 <w:webHidden/>
               </w:rPr>
-              <w:instrText xml:space="preserve"> PAGEREF _Toc225688465 \h </w:instrText>
+              <w:instrText xml:space="preserve"> PAGEREF _Toc225777564 \h </w:instrText>
             </w:r>
             <w:r>
               <w:rPr>
@@ -135,7 +135,7 @@
               <w14:ligatures w14:val="standardContextual"/>
             </w:rPr>
           </w:pPr>
-          <w:hyperlink w:anchor="_Toc225688466" w:history="1">
+          <w:hyperlink w:anchor="_Toc225777565" w:history="1">
             <w:r>
               <w:rPr>
                 <w:rStyle w:val="Hyperlink"/>
@@ -162,7 +162,7 @@
                 <w:noProof/>
                 <w:webHidden/>
               </w:rPr>
-              <w:instrText xml:space="preserve"> PAGEREF _Toc225688466 \h </w:instrText>
+              <w:instrText xml:space="preserve"> PAGEREF _Toc225777565 \h </w:instrText>
             </w:r>
             <w:r>
               <w:rPr>
@@ -209,7 +209,7 @@
               <w14:ligatures w14:val="standardContextual"/>
             </w:rPr>
           </w:pPr>
-          <w:hyperlink w:anchor="_Toc225688467" w:history="1">
+          <w:hyperlink w:anchor="_Toc225777566" w:history="1">
             <w:r>
               <w:rPr>
                 <w:rStyle w:val="Hyperlink"/>
@@ -236,7 +236,7 @@
                 <w:noProof/>
                 <w:webHidden/>
               </w:rPr>
-              <w:instrText xml:space="preserve"> PAGEREF _Toc225688467 \h </w:instrText>
+              <w:instrText xml:space="preserve"> PAGEREF _Toc225777566 \h </w:instrText>
             </w:r>
             <w:r>
               <w:rPr>
@@ -283,7 +283,7 @@
               <w14:ligatures w14:val="standardContextual"/>
             </w:rPr>
           </w:pPr>
-          <w:hyperlink w:anchor="_Toc225688468" w:history="1">
+          <w:hyperlink w:anchor="_Toc225777567" w:history="1">
             <w:r>
               <w:rPr>
                 <w:rStyle w:val="Hyperlink"/>
@@ -310,7 +310,7 @@
                 <w:noProof/>
                 <w:webHidden/>
               </w:rPr>
-              <w:instrText xml:space="preserve"> PAGEREF _Toc225688468 \h </w:instrText>
+              <w:instrText xml:space="preserve"> PAGEREF _Toc225777567 \h </w:instrText>
             </w:r>
             <w:r>
               <w:rPr>
@@ -357,7 +357,7 @@
               <w14:ligatures w14:val="standardContextual"/>
             </w:rPr>
           </w:pPr>
-          <w:hyperlink w:anchor="_Toc225688469" w:history="1">
+          <w:hyperlink w:anchor="_Toc225777568" w:history="1">
             <w:r>
               <w:rPr>
                 <w:rStyle w:val="Hyperlink"/>
@@ -384,7 +384,7 @@
                 <w:noProof/>
                 <w:webHidden/>
               </w:rPr>
-              <w:instrText xml:space="preserve"> PAGEREF _Toc225688469 \h </w:instrText>
+              <w:instrText xml:space="preserve"> PAGEREF _Toc225777568 \h </w:instrText>
             </w:r>
             <w:r>
               <w:rPr>
@@ -431,7 +431,7 @@
               <w14:ligatures w14:val="standardContextual"/>
             </w:rPr>
           </w:pPr>
-          <w:hyperlink w:anchor="_Toc225688470" w:history="1">
+          <w:hyperlink w:anchor="_Toc225777569" w:history="1">
             <w:r>
               <w:rPr>
                 <w:rStyle w:val="Hyperlink"/>
@@ -458,7 +458,7 @@
                 <w:noProof/>
                 <w:webHidden/>
               </w:rPr>
-              <w:instrText xml:space="preserve"> PAGEREF _Toc225688470 \h </w:instrText>
+              <w:instrText xml:space="preserve"> PAGEREF _Toc225777569 \h </w:instrText>
             </w:r>
             <w:r>
               <w:rPr>
@@ -505,7 +505,7 @@
               <w14:ligatures w14:val="standardContextual"/>
             </w:rPr>
           </w:pPr>
-          <w:hyperlink w:anchor="_Toc225688471" w:history="1">
+          <w:hyperlink w:anchor="_Toc225777570" w:history="1">
             <w:r>
               <w:rPr>
                 <w:rStyle w:val="Hyperlink"/>
@@ -541,7 +541,7 @@
                 <w:noProof/>
                 <w:webHidden/>
               </w:rPr>
-              <w:instrText xml:space="preserve"> PAGEREF _Toc225688471 \h </w:instrText>
+              <w:instrText xml:space="preserve"> PAGEREF _Toc225777570 \h </w:instrText>
             </w:r>
             <w:r>
               <w:rPr>
@@ -588,7 +588,7 @@
               <w14:ligatures w14:val="standardContextual"/>
             </w:rPr>
           </w:pPr>
-          <w:hyperlink w:anchor="_Toc225688472" w:history="1">
+          <w:hyperlink w:anchor="_Toc225777571" w:history="1">
             <w:r>
               <w:rPr>
                 <w:rStyle w:val="Hyperlink"/>
@@ -615,7 +615,7 @@
                 <w:noProof/>
                 <w:webHidden/>
               </w:rPr>
-              <w:instrText xml:space="preserve"> PAGEREF _Toc225688472 \h </w:instrText>
+              <w:instrText xml:space="preserve"> PAGEREF _Toc225777571 \h </w:instrText>
             </w:r>
             <w:r>
               <w:rPr>
@@ -662,7 +662,7 @@
               <w14:ligatures w14:val="standardContextual"/>
             </w:rPr>
           </w:pPr>
-          <w:hyperlink w:anchor="_Toc225688473" w:history="1">
+          <w:hyperlink w:anchor="_Toc225777572" w:history="1">
             <w:r>
               <w:rPr>
                 <w:rStyle w:val="Hyperlink"/>
@@ -698,7 +698,7 @@
                 <w:noProof/>
                 <w:webHidden/>
               </w:rPr>
-              <w:instrText xml:space="preserve"> PAGEREF _Toc225688473 \h </w:instrText>
+              <w:instrText xml:space="preserve"> PAGEREF _Toc225777572 \h </w:instrText>
             </w:r>
             <w:r>
               <w:rPr>
@@ -745,7 +745,7 @@
               <w14:ligatures w14:val="standardContextual"/>
             </w:rPr>
           </w:pPr>
-          <w:hyperlink w:anchor="_Toc225688474" w:history="1">
+          <w:hyperlink w:anchor="_Toc225777573" w:history="1">
             <w:r>
               <w:rPr>
                 <w:rStyle w:val="Hyperlink"/>
@@ -772,7 +772,7 @@
                 <w:noProof/>
                 <w:webHidden/>
               </w:rPr>
-              <w:instrText xml:space="preserve"> PAGEREF _Toc225688474 \h </w:instrText>
+              <w:instrText xml:space="preserve"> PAGEREF _Toc225777573 \h </w:instrText>
             </w:r>
             <w:r>
               <w:rPr>
@@ -819,7 +819,7 @@
               <w14:ligatures w14:val="standardContextual"/>
             </w:rPr>
           </w:pPr>
-          <w:hyperlink w:anchor="_Toc225688475" w:history="1">
+          <w:hyperlink w:anchor="_Toc225777574" w:history="1">
             <w:r>
               <w:rPr>
                 <w:rStyle w:val="Hyperlink"/>
@@ -846,7 +846,7 @@
                 <w:noProof/>
                 <w:webHidden/>
               </w:rPr>
-              <w:instrText xml:space="preserve"> PAGEREF _Toc225688475 \h </w:instrText>
+              <w:instrText xml:space="preserve"> PAGEREF _Toc225777574 \h </w:instrText>
             </w:r>
             <w:r>
               <w:rPr>
@@ -893,7 +893,7 @@
               <w14:ligatures w14:val="standardContextual"/>
             </w:rPr>
           </w:pPr>
-          <w:hyperlink w:anchor="_Toc225688476" w:history="1">
+          <w:hyperlink w:anchor="_Toc225777575" w:history="1">
             <w:r>
               <w:rPr>
                 <w:rStyle w:val="Hyperlink"/>
@@ -929,7 +929,7 @@
                 <w:noProof/>
                 <w:webHidden/>
               </w:rPr>
-              <w:instrText xml:space="preserve"> PAGEREF _Toc225688476 \h </w:instrText>
+              <w:instrText xml:space="preserve"> PAGEREF _Toc225777575 \h </w:instrText>
             </w:r>
             <w:r>
               <w:rPr>
@@ -976,7 +976,7 @@
               <w14:ligatures w14:val="standardContextual"/>
             </w:rPr>
           </w:pPr>
-          <w:hyperlink w:anchor="_Toc225688477" w:history="1">
+          <w:hyperlink w:anchor="_Toc225777576" w:history="1">
             <w:r>
               <w:rPr>
                 <w:rStyle w:val="Hyperlink"/>
@@ -1003,7 +1003,7 @@
                 <w:noProof/>
                 <w:webHidden/>
               </w:rPr>
-              <w:instrText xml:space="preserve"> PAGEREF _Toc225688477 \h </w:instrText>
+              <w:instrText xml:space="preserve"> PAGEREF _Toc225777576 \h </w:instrText>
             </w:r>
             <w:r>
               <w:rPr>
@@ -1050,7 +1050,7 @@
               <w14:ligatures w14:val="standardContextual"/>
             </w:rPr>
           </w:pPr>
-          <w:hyperlink w:anchor="_Toc225688478" w:history="1">
+          <w:hyperlink w:anchor="_Toc225777577" w:history="1">
             <w:r>
               <w:rPr>
                 <w:rStyle w:val="Hyperlink"/>
@@ -1077,7 +1077,7 @@
                 <w:noProof/>
                 <w:webHidden/>
               </w:rPr>
-              <w:instrText xml:space="preserve"> PAGEREF _Toc225688478 \h </w:instrText>
+              <w:instrText xml:space="preserve"> PAGEREF _Toc225777577 \h </w:instrText>
             </w:r>
             <w:r>
               <w:rPr>
@@ -1124,7 +1124,7 @@
               <w14:ligatures w14:val="standardContextual"/>
             </w:rPr>
           </w:pPr>
-          <w:hyperlink w:anchor="_Toc225688479" w:history="1">
+          <w:hyperlink w:anchor="_Toc225777578" w:history="1">
             <w:r>
               <w:rPr>
                 <w:rStyle w:val="Hyperlink"/>
@@ -1151,7 +1151,7 @@
                 <w:noProof/>
                 <w:webHidden/>
               </w:rPr>
-              <w:instrText xml:space="preserve"> PAGEREF _Toc225688479 \h </w:instrText>
+              <w:instrText xml:space="preserve"> PAGEREF _Toc225777578 \h </w:instrText>
             </w:r>
             <w:r>
               <w:rPr>
@@ -1342,7 +1342,7 @@
         <w:pStyle w:val="Heading1"/>
       </w:pPr>
       <w:bookmarkStart w:id="0" w:name="recommended-versions"/>
-      <w:bookmarkStart w:id="1" w:name="_Toc225688465"/>
+      <w:bookmarkStart w:id="1" w:name="_Toc225777564"/>
       <w:r>
         <w:t>Recommended versions</w:t>
       </w:r>
@@ -1586,7 +1586,7 @@
         <w:pStyle w:val="Heading1"/>
       </w:pPr>
       <w:bookmarkStart w:id="2" w:name="what-you-need-before-you-start"/>
-      <w:bookmarkStart w:id="3" w:name="_Toc225688466"/>
+      <w:bookmarkStart w:id="3" w:name="_Toc225777565"/>
       <w:bookmarkEnd w:id="0"/>
       <w:r>
         <w:t>What you need before you start</w:t>
@@ -1745,7 +1745,7 @@
         <w:pStyle w:val="Heading1"/>
       </w:pPr>
       <w:bookmarkStart w:id="4" w:name="Xd336bdd9e89f76c037c04487d8e0034d6ace967"/>
-      <w:bookmarkStart w:id="5" w:name="_Toc225688467"/>
+      <w:bookmarkStart w:id="5" w:name="_Toc225777566"/>
       <w:bookmarkEnd w:id="2"/>
       <w:r>
         <w:t>1. Check Java, Spark, and Hadoop in WSL</w:t>
@@ -1957,7 +1957,7 @@
         <w:pStyle w:val="Heading1"/>
       </w:pPr>
       <w:bookmarkStart w:id="6" w:name="X9561803606f03f2800cc0134e0e82c3d7c42933"/>
-      <w:bookmarkStart w:id="7" w:name="_Toc225688468"/>
+      <w:bookmarkStart w:id="7" w:name="_Toc225777567"/>
       <w:bookmarkEnd w:id="4"/>
       <w:r>
         <w:lastRenderedPageBreak/>
@@ -2887,7 +2887,7 @@
         <w:pStyle w:val="Heading1"/>
       </w:pPr>
       <w:bookmarkStart w:id="8" w:name="X404bf2ff7057f8558d085f714ecdc33c9628eb4"/>
-      <w:bookmarkStart w:id="9" w:name="_Toc225688469"/>
+      <w:bookmarkStart w:id="9" w:name="_Toc225777568"/>
       <w:bookmarkEnd w:id="6"/>
       <w:r>
         <w:t>3. kubeconfig, kubectl, and DNS</w:t>
@@ -3120,7 +3120,7 @@
         <w:pStyle w:val="Heading1"/>
       </w:pPr>
       <w:bookmarkStart w:id="10" w:name="Xfe78356ab59bcca738176f7f0ac9e656c2219f0"/>
-      <w:bookmarkStart w:id="11" w:name="_Toc225688470"/>
+      <w:bookmarkStart w:id="11" w:name="_Toc225777569"/>
       <w:bookmarkEnd w:id="8"/>
       <w:r>
         <w:t>4. Configure the Hadoop client</w:t>
@@ -3431,7 +3431,7 @@
         <w:pStyle w:val="Heading1"/>
       </w:pPr>
       <w:bookmarkStart w:id="12" w:name="X8efc7ff027f7decbdd95659655bf0f6eb4168d8"/>
-      <w:bookmarkStart w:id="13" w:name="_Toc225688471"/>
+      <w:bookmarkStart w:id="13" w:name="_Toc225777570"/>
       <w:bookmarkEnd w:id="10"/>
       <w:r>
         <w:t xml:space="preserve">5. Per-user </w:t>
@@ -3690,7 +3690,7 @@
         <w:pStyle w:val="Heading1"/>
       </w:pPr>
       <w:bookmarkStart w:id="14" w:name="X2fc7852c18f7baf5b8bfe5e6cbd1eeb0d12695c"/>
-      <w:bookmarkStart w:id="15" w:name="_Toc225688472"/>
+      <w:bookmarkStart w:id="15" w:name="_Toc225777571"/>
       <w:bookmarkEnd w:id="12"/>
       <w:r>
         <w:t>6. First upload to HDFS</w:t>
@@ -4116,7 +4116,7 @@
         <w:pStyle w:val="Heading1"/>
       </w:pPr>
       <w:bookmarkStart w:id="16" w:name="X1ad4b455610bf0d50d9cb9f162255541915550d"/>
-      <w:bookmarkStart w:id="17" w:name="_Toc225688473"/>
+      <w:bookmarkStart w:id="17" w:name="_Toc225777572"/>
       <w:bookmarkEnd w:id="14"/>
       <w:r>
         <w:t xml:space="preserve">7. First </w:t>
@@ -6709,7 +6709,7 @@
         <w:pStyle w:val="Heading1"/>
       </w:pPr>
       <w:bookmarkStart w:id="18" w:name="X9b5acbbacb0e6ab9230703f95de77391ae0eadf"/>
-      <w:bookmarkStart w:id="19" w:name="_Toc225688474"/>
+      <w:bookmarkStart w:id="19" w:name="_Toc225777573"/>
       <w:bookmarkEnd w:id="16"/>
       <w:r>
         <w:t>8. Monitoring the execution</w:t>
@@ -7135,7 +7135,7 @@
         <w:pStyle w:val="Heading1"/>
       </w:pPr>
       <w:bookmarkStart w:id="20" w:name="troubleshooting"/>
-      <w:bookmarkStart w:id="21" w:name="_Toc225688475"/>
+      <w:bookmarkStart w:id="21" w:name="_Toc225777574"/>
       <w:bookmarkEnd w:id="18"/>
       <w:r>
         <w:t>Troubleshooting</w:t>
@@ -7147,7 +7147,7 @@
         <w:pStyle w:val="Heading2"/>
       </w:pPr>
       <w:bookmarkStart w:id="22" w:name="spark-submit-cannot-find-the-paths"/>
-      <w:bookmarkStart w:id="23" w:name="_Toc225688476"/>
+      <w:bookmarkStart w:id="23" w:name="_Toc225777575"/>
       <w:r>
         <w:rPr>
           <w:rStyle w:val="VerbatimChar"/>
@@ -7308,7 +7308,7 @@
         <w:pStyle w:val="Heading2"/>
       </w:pPr>
       <w:bookmarkStart w:id="24" w:name="X80c31d4888f1d6fdf94735d0bbdcae7b0b2fd9d"/>
-      <w:bookmarkStart w:id="25" w:name="_Toc225688477"/>
+      <w:bookmarkStart w:id="25" w:name="_Toc225777576"/>
       <w:bookmarkEnd w:id="22"/>
       <w:r>
         <w:t>The job ran locally instead of on Kubernetes</w:t>
@@ -7482,7 +7482,7 @@
         <w:pStyle w:val="Heading2"/>
       </w:pPr>
       <w:bookmarkStart w:id="26" w:name="hostnames-do-not-resolve-from-wsl"/>
-      <w:bookmarkStart w:id="27" w:name="_Toc225688478"/>
+      <w:bookmarkStart w:id="27" w:name="_Toc225777577"/>
       <w:bookmarkEnd w:id="24"/>
       <w:r>
         <w:t>Hostnames do not resolve from WSL</w:t>
@@ -7537,7 +7537,7 @@
         <w:pStyle w:val="Heading1"/>
       </w:pPr>
       <w:bookmarkStart w:id="28" w:name="what-comes-next"/>
-      <w:bookmarkStart w:id="29" w:name="_Toc225688479"/>
+      <w:bookmarkStart w:id="29" w:name="_Toc225777578"/>
       <w:bookmarkEnd w:id="20"/>
       <w:bookmarkEnd w:id="26"/>
       <w:r>
@@ -8024,7 +8024,7 @@
   <w:abstractNum w:abstractNumId="9" w15:restartNumberingAfterBreak="0">
     <w:nsid w:val="0000A990"/>
     <w:multiLevelType w:val="multilevel"/>
-    <w:tmpl w:val="79D680BC"/>
+    <w:tmpl w:val="85ACA03C"/>
     <w:lvl w:ilvl="0">
       <w:numFmt w:val="bullet"/>
       <w:lvlText w:val=" "/>
@@ -8101,7 +8101,7 @@
   <w:abstractNum w:abstractNumId="10" w15:restartNumberingAfterBreak="0">
     <w:nsid w:val="0000A991"/>
     <w:multiLevelType w:val="multilevel"/>
-    <w:tmpl w:val="EEC0EE3E"/>
+    <w:tmpl w:val="59B4C5DA"/>
     <w:lvl w:ilvl="0">
       <w:numFmt w:val="bullet"/>
       <w:lvlText w:val=""/>
@@ -8202,46 +8202,46 @@
       </w:rPr>
     </w:lvl>
   </w:abstractNum>
-  <w:num w:numId="1" w16cid:durableId="1660813383">
+  <w:num w:numId="1" w16cid:durableId="549270945">
     <w:abstractNumId w:val="8"/>
   </w:num>
-  <w:num w:numId="2" w16cid:durableId="610477812">
+  <w:num w:numId="2" w16cid:durableId="2114086148">
     <w:abstractNumId w:val="6"/>
   </w:num>
-  <w:num w:numId="3" w16cid:durableId="1031149194">
+  <w:num w:numId="3" w16cid:durableId="1998611211">
     <w:abstractNumId w:val="5"/>
   </w:num>
-  <w:num w:numId="4" w16cid:durableId="1288008994">
+  <w:num w:numId="4" w16cid:durableId="1323045331">
     <w:abstractNumId w:val="4"/>
   </w:num>
-  <w:num w:numId="5" w16cid:durableId="730084700">
+  <w:num w:numId="5" w16cid:durableId="1373968317">
     <w:abstractNumId w:val="7"/>
   </w:num>
-  <w:num w:numId="6" w16cid:durableId="1000087585">
+  <w:num w:numId="6" w16cid:durableId="791095172">
     <w:abstractNumId w:val="3"/>
   </w:num>
-  <w:num w:numId="7" w16cid:durableId="1873377240">
+  <w:num w:numId="7" w16cid:durableId="996109890">
     <w:abstractNumId w:val="2"/>
   </w:num>
-  <w:num w:numId="8" w16cid:durableId="1674338635">
+  <w:num w:numId="8" w16cid:durableId="61872242">
     <w:abstractNumId w:val="1"/>
   </w:num>
-  <w:num w:numId="9" w16cid:durableId="711274284">
+  <w:num w:numId="9" w16cid:durableId="921529465">
     <w:abstractNumId w:val="0"/>
   </w:num>
-  <w:num w:numId="10" w16cid:durableId="1031540907">
+  <w:num w:numId="10" w16cid:durableId="712728540">
     <w:abstractNumId w:val="9"/>
   </w:num>
-  <w:num w:numId="11" w16cid:durableId="884951802">
+  <w:num w:numId="11" w16cid:durableId="1185024706">
     <w:abstractNumId w:val="10"/>
   </w:num>
-  <w:num w:numId="12" w16cid:durableId="1430857770">
+  <w:num w:numId="12" w16cid:durableId="253902664">
     <w:abstractNumId w:val="10"/>
   </w:num>
-  <w:num w:numId="13" w16cid:durableId="1361397448">
+  <w:num w:numId="13" w16cid:durableId="527523524">
     <w:abstractNumId w:val="10"/>
   </w:num>
-  <w:num w:numId="14" w16cid:durableId="1707175363">
+  <w:num w:numId="14" w16cid:durableId="1709531566">
     <w:abstractNumId w:val="10"/>
   </w:num>
 </w:numbering>
@@ -20062,7 +20062,7 @@
     <w:autoRedefine/>
     <w:uiPriority w:val="39"/>
     <w:unhideWhenUsed/>
-    <w:rsid w:val="000C2755"/>
+    <w:rsid w:val="00903162"/>
     <w:pPr>
       <w:spacing w:after="100"/>
     </w:pPr>
@@ -20074,7 +20074,7 @@
     <w:autoRedefine/>
     <w:uiPriority w:val="39"/>
     <w:unhideWhenUsed/>
-    <w:rsid w:val="000C2755"/>
+    <w:rsid w:val="00903162"/>
     <w:pPr>
       <w:spacing w:after="100"/>
       <w:ind w:left="220"/>
@@ -20085,7 +20085,7 @@
     <w:basedOn w:val="DefaultParagraphFont"/>
     <w:uiPriority w:val="99"/>
     <w:unhideWhenUsed/>
-    <w:rsid w:val="000C2755"/>
+    <w:rsid w:val="00903162"/>
     <w:rPr>
       <w:color w:val="0000FF" w:themeColor="hyperlink"/>
       <w:u w:val="single"/>

--- a/odigoi/04_remote_spark_kubernetes.en.docx
+++ b/odigoi/04_remote_spark_kubernetes.en.docx
@@ -20,7 +20,7 @@
           <w:sz w:val="22"/>
           <w:szCs w:val="22"/>
         </w:rPr>
-        <w:id w:val="1818684671"/>
+        <w:id w:val="1199038824"/>
         <w:docPartObj>
           <w:docPartGallery w:val="Table of Contents"/>
           <w:docPartUnique/>
@@ -61,7 +61,7 @@
           <w:r>
             <w:fldChar w:fldCharType="separate"/>
           </w:r>
-          <w:hyperlink w:anchor="_Toc225777564" w:history="1">
+          <w:hyperlink w:anchor="_Toc227785367" w:history="1">
             <w:r>
               <w:rPr>
                 <w:rStyle w:val="Hyperlink"/>
@@ -88,7 +88,7 @@
                 <w:noProof/>
                 <w:webHidden/>
               </w:rPr>
-              <w:instrText xml:space="preserve"> PAGEREF _Toc225777564 \h </w:instrText>
+              <w:instrText xml:space="preserve"> PAGEREF _Toc227785367 \h </w:instrText>
             </w:r>
             <w:r>
               <w:rPr>
@@ -135,7 +135,7 @@
               <w14:ligatures w14:val="standardContextual"/>
             </w:rPr>
           </w:pPr>
-          <w:hyperlink w:anchor="_Toc225777565" w:history="1">
+          <w:hyperlink w:anchor="_Toc227785368" w:history="1">
             <w:r>
               <w:rPr>
                 <w:rStyle w:val="Hyperlink"/>
@@ -162,7 +162,7 @@
                 <w:noProof/>
                 <w:webHidden/>
               </w:rPr>
-              <w:instrText xml:space="preserve"> PAGEREF _Toc225777565 \h </w:instrText>
+              <w:instrText xml:space="preserve"> PAGEREF _Toc227785368 \h </w:instrText>
             </w:r>
             <w:r>
               <w:rPr>
@@ -209,7 +209,7 @@
               <w14:ligatures w14:val="standardContextual"/>
             </w:rPr>
           </w:pPr>
-          <w:hyperlink w:anchor="_Toc225777566" w:history="1">
+          <w:hyperlink w:anchor="_Toc227785369" w:history="1">
             <w:r>
               <w:rPr>
                 <w:rStyle w:val="Hyperlink"/>
@@ -236,7 +236,7 @@
                 <w:noProof/>
                 <w:webHidden/>
               </w:rPr>
-              <w:instrText xml:space="preserve"> PAGEREF _Toc225777566 \h </w:instrText>
+              <w:instrText xml:space="preserve"> PAGEREF _Toc227785369 \h </w:instrText>
             </w:r>
             <w:r>
               <w:rPr>
@@ -283,7 +283,7 @@
               <w14:ligatures w14:val="standardContextual"/>
             </w:rPr>
           </w:pPr>
-          <w:hyperlink w:anchor="_Toc225777567" w:history="1">
+          <w:hyperlink w:anchor="_Toc227785370" w:history="1">
             <w:r>
               <w:rPr>
                 <w:rStyle w:val="Hyperlink"/>
@@ -310,7 +310,81 @@
                 <w:noProof/>
                 <w:webHidden/>
               </w:rPr>
-              <w:instrText xml:space="preserve"> PAGEREF _Toc225777567 \h </w:instrText>
+              <w:instrText xml:space="preserve"> PAGEREF _Toc227785370 \h </w:instrText>
+            </w:r>
+            <w:r>
+              <w:rPr>
+                <w:noProof/>
+                <w:webHidden/>
+              </w:rPr>
+            </w:r>
+            <w:r>
+              <w:rPr>
+                <w:noProof/>
+                <w:webHidden/>
+              </w:rPr>
+              <w:fldChar w:fldCharType="separate"/>
+            </w:r>
+            <w:r>
+              <w:rPr>
+                <w:noProof/>
+                <w:webHidden/>
+              </w:rPr>
+              <w:t>3</w:t>
+            </w:r>
+            <w:r>
+              <w:rPr>
+                <w:noProof/>
+                <w:webHidden/>
+              </w:rPr>
+              <w:fldChar w:fldCharType="end"/>
+            </w:r>
+          </w:hyperlink>
+        </w:p>
+        <w:p>
+          <w:pPr>
+            <w:pStyle w:val="TOC2"/>
+            <w:tabs>
+              <w:tab w:val="right" w:leader="dot" w:pos="10530"/>
+            </w:tabs>
+            <w:rPr>
+              <w:rFonts w:asciiTheme="minorHAnsi" w:hAnsiTheme="minorHAnsi"/>
+              <w:noProof/>
+              <w:kern w:val="2"/>
+              <w:sz w:val="24"/>
+              <w:szCs w:val="24"/>
+              <w:lang w:val="el-GR" w:eastAsia="el-GR" w:bidi="he-IL"/>
+              <w14:ligatures w14:val="standardContextual"/>
+            </w:rPr>
+          </w:pPr>
+          <w:hyperlink w:anchor="_Toc227785371" w:history="1">
+            <w:r>
+              <w:rPr>
+                <w:rStyle w:val="Hyperlink"/>
+                <w:noProof/>
+              </w:rPr>
+              <w:t>Activating the environment in every new shell</w:t>
+            </w:r>
+            <w:r>
+              <w:rPr>
+                <w:noProof/>
+                <w:webHidden/>
+              </w:rPr>
+              <w:tab/>
+            </w:r>
+            <w:r>
+              <w:rPr>
+                <w:noProof/>
+                <w:webHidden/>
+              </w:rPr>
+              <w:fldChar w:fldCharType="begin"/>
+            </w:r>
+            <w:r>
+              <w:rPr>
+                <w:noProof/>
+                <w:webHidden/>
+              </w:rPr>
+              <w:instrText xml:space="preserve"> PAGEREF _Toc227785371 \h </w:instrText>
             </w:r>
             <w:r>
               <w:rPr>
@@ -357,7 +431,7 @@
               <w14:ligatures w14:val="standardContextual"/>
             </w:rPr>
           </w:pPr>
-          <w:hyperlink w:anchor="_Toc225777568" w:history="1">
+          <w:hyperlink w:anchor="_Toc227785372" w:history="1">
             <w:r>
               <w:rPr>
                 <w:rStyle w:val="Hyperlink"/>
@@ -384,81 +458,7 @@
                 <w:noProof/>
                 <w:webHidden/>
               </w:rPr>
-              <w:instrText xml:space="preserve"> PAGEREF _Toc225777568 \h </w:instrText>
-            </w:r>
-            <w:r>
-              <w:rPr>
-                <w:noProof/>
-                <w:webHidden/>
-              </w:rPr>
-            </w:r>
-            <w:r>
-              <w:rPr>
-                <w:noProof/>
-                <w:webHidden/>
-              </w:rPr>
-              <w:fldChar w:fldCharType="separate"/>
-            </w:r>
-            <w:r>
-              <w:rPr>
-                <w:noProof/>
-                <w:webHidden/>
-              </w:rPr>
-              <w:t>3</w:t>
-            </w:r>
-            <w:r>
-              <w:rPr>
-                <w:noProof/>
-                <w:webHidden/>
-              </w:rPr>
-              <w:fldChar w:fldCharType="end"/>
-            </w:r>
-          </w:hyperlink>
-        </w:p>
-        <w:p>
-          <w:pPr>
-            <w:pStyle w:val="TOC1"/>
-            <w:tabs>
-              <w:tab w:val="right" w:leader="dot" w:pos="10530"/>
-            </w:tabs>
-            <w:rPr>
-              <w:rFonts w:asciiTheme="minorHAnsi" w:hAnsiTheme="minorHAnsi"/>
-              <w:noProof/>
-              <w:kern w:val="2"/>
-              <w:sz w:val="24"/>
-              <w:szCs w:val="24"/>
-              <w:lang w:val="el-GR" w:eastAsia="el-GR" w:bidi="he-IL"/>
-              <w14:ligatures w14:val="standardContextual"/>
-            </w:rPr>
-          </w:pPr>
-          <w:hyperlink w:anchor="_Toc225777569" w:history="1">
-            <w:r>
-              <w:rPr>
-                <w:rStyle w:val="Hyperlink"/>
-                <w:noProof/>
-              </w:rPr>
-              <w:t>4. Configure the Hadoop client</w:t>
-            </w:r>
-            <w:r>
-              <w:rPr>
-                <w:noProof/>
-                <w:webHidden/>
-              </w:rPr>
-              <w:tab/>
-            </w:r>
-            <w:r>
-              <w:rPr>
-                <w:noProof/>
-                <w:webHidden/>
-              </w:rPr>
-              <w:fldChar w:fldCharType="begin"/>
-            </w:r>
-            <w:r>
-              <w:rPr>
-                <w:noProof/>
-                <w:webHidden/>
-              </w:rPr>
-              <w:instrText xml:space="preserve"> PAGEREF _Toc225777569 \h </w:instrText>
+              <w:instrText xml:space="preserve"> PAGEREF _Toc227785372 \h </w:instrText>
             </w:r>
             <w:r>
               <w:rPr>
@@ -505,22 +505,13 @@
               <w14:ligatures w14:val="standardContextual"/>
             </w:rPr>
           </w:pPr>
-          <w:hyperlink w:anchor="_Toc225777570" w:history="1">
+          <w:hyperlink w:anchor="_Toc227785373" w:history="1">
             <w:r>
               <w:rPr>
                 <w:rStyle w:val="Hyperlink"/>
                 <w:noProof/>
               </w:rPr>
-              <w:t xml:space="preserve">5. Per-user </w:t>
-            </w:r>
-            <w:r>
-              <w:rPr>
-                <w:rStyle w:val="Hyperlink"/>
-                <w:rFonts w:ascii="Courier New" w:hAnsi="Courier New"/>
-                <w:noProof/>
-                <w:shd w:val="clear" w:color="auto" w:fill="EDEDED"/>
-              </w:rPr>
-              <w:t>spark-defaults.conf</w:t>
+              <w:t>4. Configure the Hadoop client</w:t>
             </w:r>
             <w:r>
               <w:rPr>
@@ -541,7 +532,7 @@
                 <w:noProof/>
                 <w:webHidden/>
               </w:rPr>
-              <w:instrText xml:space="preserve"> PAGEREF _Toc225777570 \h </w:instrText>
+              <w:instrText xml:space="preserve"> PAGEREF _Toc227785373 \h </w:instrText>
             </w:r>
             <w:r>
               <w:rPr>
@@ -588,7 +579,90 @@
               <w14:ligatures w14:val="standardContextual"/>
             </w:rPr>
           </w:pPr>
-          <w:hyperlink w:anchor="_Toc225777571" w:history="1">
+          <w:hyperlink w:anchor="_Toc227785374" w:history="1">
+            <w:r>
+              <w:rPr>
+                <w:rStyle w:val="Hyperlink"/>
+                <w:noProof/>
+              </w:rPr>
+              <w:t xml:space="preserve">5. Per-user </w:t>
+            </w:r>
+            <w:r>
+              <w:rPr>
+                <w:rStyle w:val="Hyperlink"/>
+                <w:rFonts w:ascii="Courier New" w:hAnsi="Courier New"/>
+                <w:noProof/>
+                <w:shd w:val="clear" w:color="auto" w:fill="EDEDED"/>
+              </w:rPr>
+              <w:t>spark-defaults.conf</w:t>
+            </w:r>
+            <w:r>
+              <w:rPr>
+                <w:noProof/>
+                <w:webHidden/>
+              </w:rPr>
+              <w:tab/>
+            </w:r>
+            <w:r>
+              <w:rPr>
+                <w:noProof/>
+                <w:webHidden/>
+              </w:rPr>
+              <w:fldChar w:fldCharType="begin"/>
+            </w:r>
+            <w:r>
+              <w:rPr>
+                <w:noProof/>
+                <w:webHidden/>
+              </w:rPr>
+              <w:instrText xml:space="preserve"> PAGEREF _Toc227785374 \h </w:instrText>
+            </w:r>
+            <w:r>
+              <w:rPr>
+                <w:noProof/>
+                <w:webHidden/>
+              </w:rPr>
+            </w:r>
+            <w:r>
+              <w:rPr>
+                <w:noProof/>
+                <w:webHidden/>
+              </w:rPr>
+              <w:fldChar w:fldCharType="separate"/>
+            </w:r>
+            <w:r>
+              <w:rPr>
+                <w:noProof/>
+                <w:webHidden/>
+              </w:rPr>
+              <w:t>4</w:t>
+            </w:r>
+            <w:r>
+              <w:rPr>
+                <w:noProof/>
+                <w:webHidden/>
+              </w:rPr>
+              <w:fldChar w:fldCharType="end"/>
+            </w:r>
+          </w:hyperlink>
+        </w:p>
+        <w:p>
+          <w:pPr>
+            <w:pStyle w:val="TOC1"/>
+            <w:tabs>
+              <w:tab w:val="right" w:leader="dot" w:pos="10530"/>
+            </w:tabs>
+            <w:rPr>
+              <w:rFonts w:asciiTheme="minorHAnsi" w:hAnsiTheme="minorHAnsi"/>
+              <w:noProof/>
+              <w:kern w:val="2"/>
+              <w:sz w:val="24"/>
+              <w:szCs w:val="24"/>
+              <w:lang w:val="el-GR" w:eastAsia="el-GR" w:bidi="he-IL"/>
+              <w14:ligatures w14:val="standardContextual"/>
+            </w:rPr>
+          </w:pPr>
+          <w:hyperlink w:anchor="_Toc227785375" w:history="1">
             <w:r>
               <w:rPr>
                 <w:rStyle w:val="Hyperlink"/>
@@ -615,7 +689,7 @@
                 <w:noProof/>
                 <w:webHidden/>
               </w:rPr>
-              <w:instrText xml:space="preserve"> PAGEREF _Toc225777571 \h </w:instrText>
+              <w:instrText xml:space="preserve"> PAGEREF _Toc227785375 \h </w:instrText>
             </w:r>
             <w:r>
               <w:rPr>
@@ -662,7 +736,7 @@
               <w14:ligatures w14:val="standardContextual"/>
             </w:rPr>
           </w:pPr>
-          <w:hyperlink w:anchor="_Toc225777572" w:history="1">
+          <w:hyperlink w:anchor="_Toc227785376" w:history="1">
             <w:r>
               <w:rPr>
                 <w:rStyle w:val="Hyperlink"/>
@@ -698,7 +772,7 @@
                 <w:noProof/>
                 <w:webHidden/>
               </w:rPr>
-              <w:instrText xml:space="preserve"> PAGEREF _Toc225777572 \h </w:instrText>
+              <w:instrText xml:space="preserve"> PAGEREF _Toc227785376 \h </w:instrText>
             </w:r>
             <w:r>
               <w:rPr>
@@ -745,7 +819,7 @@
               <w14:ligatures w14:val="standardContextual"/>
             </w:rPr>
           </w:pPr>
-          <w:hyperlink w:anchor="_Toc225777573" w:history="1">
+          <w:hyperlink w:anchor="_Toc227785377" w:history="1">
             <w:r>
               <w:rPr>
                 <w:rStyle w:val="Hyperlink"/>
@@ -772,7 +846,7 @@
                 <w:noProof/>
                 <w:webHidden/>
               </w:rPr>
-              <w:instrText xml:space="preserve"> PAGEREF _Toc225777573 \h </w:instrText>
+              <w:instrText xml:space="preserve"> PAGEREF _Toc227785377 \h </w:instrText>
             </w:r>
             <w:r>
               <w:rPr>
@@ -819,7 +893,7 @@
               <w14:ligatures w14:val="standardContextual"/>
             </w:rPr>
           </w:pPr>
-          <w:hyperlink w:anchor="_Toc225777574" w:history="1">
+          <w:hyperlink w:anchor="_Toc227785378" w:history="1">
             <w:r>
               <w:rPr>
                 <w:rStyle w:val="Hyperlink"/>
@@ -846,7 +920,7 @@
                 <w:noProof/>
                 <w:webHidden/>
               </w:rPr>
-              <w:instrText xml:space="preserve"> PAGEREF _Toc225777574 \h </w:instrText>
+              <w:instrText xml:space="preserve"> PAGEREF _Toc227785378 \h </w:instrText>
             </w:r>
             <w:r>
               <w:rPr>
@@ -893,7 +967,7 @@
               <w14:ligatures w14:val="standardContextual"/>
             </w:rPr>
           </w:pPr>
-          <w:hyperlink w:anchor="_Toc225777575" w:history="1">
+          <w:hyperlink w:anchor="_Toc227785379" w:history="1">
             <w:r>
               <w:rPr>
                 <w:rStyle w:val="Hyperlink"/>
@@ -929,7 +1003,7 @@
                 <w:noProof/>
                 <w:webHidden/>
               </w:rPr>
-              <w:instrText xml:space="preserve"> PAGEREF _Toc225777575 \h </w:instrText>
+              <w:instrText xml:space="preserve"> PAGEREF _Toc227785379 \h </w:instrText>
             </w:r>
             <w:r>
               <w:rPr>
@@ -976,7 +1050,7 @@
               <w14:ligatures w14:val="standardContextual"/>
             </w:rPr>
           </w:pPr>
-          <w:hyperlink w:anchor="_Toc225777576" w:history="1">
+          <w:hyperlink w:anchor="_Toc227785380" w:history="1">
             <w:r>
               <w:rPr>
                 <w:rStyle w:val="Hyperlink"/>
@@ -1003,7 +1077,7 @@
                 <w:noProof/>
                 <w:webHidden/>
               </w:rPr>
-              <w:instrText xml:space="preserve"> PAGEREF _Toc225777576 \h </w:instrText>
+              <w:instrText xml:space="preserve"> PAGEREF _Toc227785380 \h </w:instrText>
             </w:r>
             <w:r>
               <w:rPr>
@@ -1023,7 +1097,7 @@
                 <w:noProof/>
                 <w:webHidden/>
               </w:rPr>
-              <w:t>7</w:t>
+              <w:t>8</w:t>
             </w:r>
             <w:r>
               <w:rPr>
@@ -1050,7 +1124,7 @@
               <w14:ligatures w14:val="standardContextual"/>
             </w:rPr>
           </w:pPr>
-          <w:hyperlink w:anchor="_Toc225777577" w:history="1">
+          <w:hyperlink w:anchor="_Toc227785381" w:history="1">
             <w:r>
               <w:rPr>
                 <w:rStyle w:val="Hyperlink"/>
@@ -1077,7 +1151,7 @@
                 <w:noProof/>
                 <w:webHidden/>
               </w:rPr>
-              <w:instrText xml:space="preserve"> PAGEREF _Toc225777577 \h </w:instrText>
+              <w:instrText xml:space="preserve"> PAGEREF _Toc227785381 \h </w:instrText>
             </w:r>
             <w:r>
               <w:rPr>
@@ -1097,7 +1171,7 @@
                 <w:noProof/>
                 <w:webHidden/>
               </w:rPr>
-              <w:t>7</w:t>
+              <w:t>8</w:t>
             </w:r>
             <w:r>
               <w:rPr>
@@ -1124,7 +1198,7 @@
               <w14:ligatures w14:val="standardContextual"/>
             </w:rPr>
           </w:pPr>
-          <w:hyperlink w:anchor="_Toc225777578" w:history="1">
+          <w:hyperlink w:anchor="_Toc227785382" w:history="1">
             <w:r>
               <w:rPr>
                 <w:rStyle w:val="Hyperlink"/>
@@ -1151,7 +1225,7 @@
                 <w:noProof/>
                 <w:webHidden/>
               </w:rPr>
-              <w:instrText xml:space="preserve"> PAGEREF _Toc225777578 \h </w:instrText>
+              <w:instrText xml:space="preserve"> PAGEREF _Toc227785382 \h </w:instrText>
             </w:r>
             <w:r>
               <w:rPr>
@@ -1342,7 +1416,7 @@
         <w:pStyle w:val="Heading1"/>
       </w:pPr>
       <w:bookmarkStart w:id="0" w:name="recommended-versions"/>
-      <w:bookmarkStart w:id="1" w:name="_Toc225777564"/>
+      <w:bookmarkStart w:id="1" w:name="_Toc227785367"/>
       <w:r>
         <w:t>Recommended versions</w:t>
       </w:r>
@@ -1394,6 +1468,7 @@
           </w:tcPr>
           <w:p>
             <w:r>
+              <w:lastRenderedPageBreak/>
               <w:t>Java in WSL</w:t>
             </w:r>
           </w:p>
@@ -1419,7 +1494,6 @@
           </w:tcPr>
           <w:p>
             <w:r>
-              <w:lastRenderedPageBreak/>
               <w:t>Spark client in WSL</w:t>
             </w:r>
           </w:p>
@@ -1586,7 +1660,7 @@
         <w:pStyle w:val="Heading1"/>
       </w:pPr>
       <w:bookmarkStart w:id="2" w:name="what-you-need-before-you-start"/>
-      <w:bookmarkStart w:id="3" w:name="_Toc225777565"/>
+      <w:bookmarkStart w:id="3" w:name="_Toc227785368"/>
       <w:bookmarkEnd w:id="0"/>
       <w:r>
         <w:t>What you need before you start</w:t>
@@ -1745,7 +1819,7 @@
         <w:pStyle w:val="Heading1"/>
       </w:pPr>
       <w:bookmarkStart w:id="4" w:name="Xd336bdd9e89f76c037c04487d8e0034d6ace967"/>
-      <w:bookmarkStart w:id="5" w:name="_Toc225777566"/>
+      <w:bookmarkStart w:id="5" w:name="_Toc227785369"/>
       <w:bookmarkEnd w:id="2"/>
       <w:r>
         <w:t>1. Check Java, Spark, and Hadoop in WSL</w:t>
@@ -1957,7 +2031,7 @@
         <w:pStyle w:val="Heading1"/>
       </w:pPr>
       <w:bookmarkStart w:id="6" w:name="X9561803606f03f2800cc0134e0e82c3d7c42933"/>
-      <w:bookmarkStart w:id="7" w:name="_Toc225777567"/>
+      <w:bookmarkStart w:id="7" w:name="_Toc227785370"/>
       <w:bookmarkEnd w:id="4"/>
       <w:r>
         <w:lastRenderedPageBreak/>
@@ -2396,6 +2470,39 @@
         <w:rPr>
           <w:rStyle w:val="VariableTok"/>
         </w:rPr>
+        <w:t>VDCLOUD_USER</w:t>
+      </w:r>
+      <w:r>
+        <w:rPr>
+          <w:rStyle w:val="OperatorTok"/>
+        </w:rPr>
+        <w:t>=</w:t>
+      </w:r>
+      <w:r>
+        <w:rPr>
+          <w:rStyle w:val="StringTok"/>
+        </w:rPr>
+        <w:t>"your_vdcloud_username"</w:t>
+      </w:r>
+      <w:r>
+        <w:br/>
+      </w:r>
+      <w:r>
+        <w:rPr>
+          <w:rStyle w:val="BuiltInTok"/>
+        </w:rPr>
+        <w:t>export</w:t>
+      </w:r>
+      <w:r>
+        <w:rPr>
+          <w:rStyle w:val="NormalTok"/>
+        </w:rPr>
+        <w:t xml:space="preserve"> </w:t>
+      </w:r>
+      <w:r>
+        <w:rPr>
+          <w:rStyle w:val="VariableTok"/>
+        </w:rPr>
         <w:t>HADOOP_USER_NAME</w:t>
       </w:r>
       <w:r>
@@ -2414,7 +2521,7 @@
         <w:rPr>
           <w:rStyle w:val="VariableTok"/>
         </w:rPr>
-        <w:t>$USER</w:t>
+        <w:t>$VDCLOUD_USER</w:t>
       </w:r>
       <w:r>
         <w:rPr>
@@ -2425,1209 +2532,42 @@
     </w:p>
     <w:p>
       <w:r>
-        <w:t xml:space="preserve">Then source this file from both </w:t>
+        <w:rPr>
+          <w:b/>
+          <w:bCs/>
+        </w:rPr>
+        <w:t>Important:</w:t>
+      </w:r>
+      <w:r>
+        <w:t xml:space="preserve"> Replace </w:t>
       </w:r>
       <w:r>
         <w:rPr>
           <w:rStyle w:val="VerbatimChar"/>
         </w:rPr>
-        <w:t>~/.profile</w:t>
-      </w:r>
-      <w:r>
-        <w:t xml:space="preserve"> and </w:t>
-      </w:r>
-      <w:r>
-        <w:rPr>
-          <w:rStyle w:val="VerbatimChar"/>
-        </w:rPr>
-        <w:t>~/.bashrc</w:t>
-      </w:r>
-      <w:r>
-        <w:t>.</w:t>
+        <w:t>your_vdcloud_username</w:t>
+      </w:r>
+      <w:r>
+        <w:t xml:space="preserve"> </w:t>
+      </w:r>
+      <w:r>
+        <w:t>with the username assigned to you by the lab (the one shown in the connection email). This username may differ from your WSL Linux username and is used for HDFS paths and Kubernetes namespaces.</w:t>
       </w:r>
     </w:p>
     <w:p>
       <w:pPr>
-        <w:pStyle w:val="BodyText"/>
+        <w:pStyle w:val="Heading2"/>
       </w:pPr>
-      <w:r>
-        <w:t xml:space="preserve">In </w:t>
-      </w:r>
-      <w:r>
-        <w:rPr>
-          <w:rStyle w:val="VerbatimChar"/>
-        </w:rPr>
-        <w:t>~/.profile</w:t>
-      </w:r>
-      <w:r>
-        <w:t>:</w:t>
-      </w:r>
-    </w:p>
-    <w:p>
-      <w:pPr>
-        <w:pStyle w:val="SourceCode"/>
-      </w:pPr>
-      <w:r>
-        <w:rPr>
-          <w:rStyle w:val="ControlFlowTok"/>
-        </w:rPr>
-        <w:t>if</w:t>
-      </w:r>
-      <w:r>
-        <w:rPr>
-          <w:rStyle w:val="NormalTok"/>
-        </w:rPr>
-        <w:t xml:space="preserve"> </w:t>
-      </w:r>
-      <w:r>
-        <w:rPr>
-          <w:rStyle w:val="BuiltInTok"/>
-        </w:rPr>
-        <w:t>[</w:t>
-      </w:r>
-      <w:r>
-        <w:rPr>
-          <w:rStyle w:val="NormalTok"/>
-        </w:rPr>
-        <w:t xml:space="preserve"> </w:t>
-      </w:r>
-      <w:r>
-        <w:rPr>
-          <w:rStyle w:val="OtherTok"/>
-        </w:rPr>
-        <w:t>-f</w:t>
-      </w:r>
-      <w:r>
-        <w:rPr>
-          <w:rStyle w:val="NormalTok"/>
-        </w:rPr>
-        <w:t xml:space="preserve"> </w:t>
-      </w:r>
-      <w:r>
-        <w:rPr>
-          <w:rStyle w:val="StringTok"/>
-        </w:rPr>
-        <w:t>"</w:t>
-      </w:r>
-      <w:r>
-        <w:rPr>
-          <w:rStyle w:val="VariableTok"/>
-        </w:rPr>
-        <w:t>$HOME</w:t>
-      </w:r>
-      <w:r>
-        <w:rPr>
-          <w:rStyle w:val="StringTok"/>
-        </w:rPr>
-        <w:t>/bigdata-env.sh"</w:t>
-      </w:r>
-      <w:r>
-        <w:rPr>
-          <w:rStyle w:val="NormalTok"/>
-        </w:rPr>
-        <w:t xml:space="preserve"> </w:t>
-      </w:r>
-      <w:r>
-        <w:rPr>
-          <w:rStyle w:val="BuiltInTok"/>
-        </w:rPr>
-        <w:t>]</w:t>
-      </w:r>
-      <w:r>
-        <w:rPr>
-          <w:rStyle w:val="KeywordTok"/>
-        </w:rPr>
-        <w:t>;</w:t>
-      </w:r>
-      <w:r>
-        <w:rPr>
-          <w:rStyle w:val="NormalTok"/>
-        </w:rPr>
-        <w:t xml:space="preserve"> </w:t>
-      </w:r>
-      <w:r>
-        <w:rPr>
-          <w:rStyle w:val="ControlFlowTok"/>
-        </w:rPr>
-        <w:t>then</w:t>
-      </w:r>
-      <w:r>
-        <w:br/>
-      </w:r>
-      <w:r>
-        <w:rPr>
-          <w:rStyle w:val="NormalTok"/>
-        </w:rPr>
-        <w:t xml:space="preserve">    </w:t>
-      </w:r>
-      <w:r>
-        <w:rPr>
-          <w:rStyle w:val="BuiltInTok"/>
-        </w:rPr>
-        <w:t>.</w:t>
-      </w:r>
-      <w:r>
-        <w:rPr>
-          <w:rStyle w:val="NormalTok"/>
-        </w:rPr>
-        <w:t xml:space="preserve"> </w:t>
-      </w:r>
-      <w:r>
-        <w:rPr>
-          <w:rStyle w:val="StringTok"/>
-        </w:rPr>
-        <w:t>"</w:t>
-      </w:r>
-      <w:r>
-        <w:rPr>
-          <w:rStyle w:val="VariableTok"/>
-        </w:rPr>
-        <w:t>$HOME</w:t>
-      </w:r>
-      <w:r>
-        <w:rPr>
-          <w:rStyle w:val="StringTok"/>
-        </w:rPr>
-        <w:t>/bigdata-env.sh"</w:t>
-      </w:r>
-      <w:r>
-        <w:br/>
-      </w:r>
-      <w:r>
-        <w:rPr>
-          <w:rStyle w:val="ControlFlowTok"/>
-        </w:rPr>
-        <w:t>fi</w:t>
-      </w:r>
-    </w:p>
-    <w:p>
-      <w:r>
-        <w:t xml:space="preserve">In </w:t>
-      </w:r>
-      <w:r>
-        <w:rPr>
-          <w:rStyle w:val="VerbatimChar"/>
-        </w:rPr>
-        <w:t>~/.bashrc</w:t>
-      </w:r>
-      <w:r>
-        <w:t xml:space="preserve">, place the same snippet before the early non-interactive </w:t>
-      </w:r>
-      <w:r>
-        <w:rPr>
-          <w:rStyle w:val="VerbatimChar"/>
-        </w:rPr>
-        <w:t>return</w:t>
-      </w:r>
-      <w:r>
-        <w:t>.</w:t>
-      </w:r>
-    </w:p>
-    <w:p>
-      <w:pPr>
-        <w:pStyle w:val="BodyText"/>
-      </w:pPr>
-      <w:r>
-        <w:t>Finally:</w:t>
-      </w:r>
-    </w:p>
-    <w:p>
-      <w:pPr>
-        <w:pStyle w:val="SourceCode"/>
-      </w:pPr>
-      <w:r>
-        <w:rPr>
-          <w:rStyle w:val="BuiltInTok"/>
-        </w:rPr>
-        <w:t>.</w:t>
-      </w:r>
-      <w:r>
-        <w:rPr>
-          <w:rStyle w:val="NormalTok"/>
-        </w:rPr>
-        <w:t xml:space="preserve"> ~/.profile</w:t>
-      </w:r>
-    </w:p>
-    <w:p>
-      <w:r>
-        <w:t>and verify:</w:t>
-      </w:r>
-    </w:p>
-    <w:p>
-      <w:pPr>
-        <w:pStyle w:val="SourceCode"/>
-      </w:pPr>
-      <w:r>
-        <w:rPr>
-          <w:rStyle w:val="ExtensionTok"/>
-        </w:rPr>
-        <w:t>deactivate</w:t>
-      </w:r>
-      <w:r>
-        <w:rPr>
-          <w:rStyle w:val="NormalTok"/>
-        </w:rPr>
-        <w:t xml:space="preserve"> </w:t>
-      </w:r>
-      <w:r>
-        <w:rPr>
-          <w:rStyle w:val="DecValTok"/>
-        </w:rPr>
-        <w:t>2</w:t>
-      </w:r>
-      <w:r>
-        <w:rPr>
-          <w:rStyle w:val="OperatorTok"/>
-        </w:rPr>
-        <w:t>&gt;</w:t>
-      </w:r>
-      <w:r>
-        <w:rPr>
-          <w:rStyle w:val="NormalTok"/>
-        </w:rPr>
-        <w:t xml:space="preserve">/dev/null </w:t>
-      </w:r>
-      <w:r>
-        <w:rPr>
-          <w:rStyle w:val="KeywordTok"/>
-        </w:rPr>
-        <w:t>||</w:t>
-      </w:r>
-      <w:r>
-        <w:rPr>
-          <w:rStyle w:val="NormalTok"/>
-        </w:rPr>
-        <w:t xml:space="preserve"> </w:t>
-      </w:r>
-      <w:r>
-        <w:rPr>
-          <w:rStyle w:val="FunctionTok"/>
-        </w:rPr>
-        <w:t>true</w:t>
-      </w:r>
-      <w:r>
-        <w:br/>
-      </w:r>
-      <w:r>
-        <w:rPr>
-          <w:rStyle w:val="BuiltInTok"/>
-        </w:rPr>
-        <w:t>source</w:t>
-      </w:r>
-      <w:r>
-        <w:rPr>
-          <w:rStyle w:val="NormalTok"/>
-        </w:rPr>
-        <w:t xml:space="preserve"> ~/bigdata-env.sh</w:t>
-      </w:r>
-      <w:r>
-        <w:br/>
-      </w:r>
-      <w:r>
-        <w:rPr>
-          <w:rStyle w:val="BuiltInTok"/>
-        </w:rPr>
-        <w:t>hash</w:t>
-      </w:r>
-      <w:r>
-        <w:rPr>
-          <w:rStyle w:val="NormalTok"/>
-        </w:rPr>
-        <w:t xml:space="preserve"> </w:t>
-      </w:r>
-      <w:r>
-        <w:rPr>
-          <w:rStyle w:val="AttributeTok"/>
-        </w:rPr>
-        <w:t>-r</w:t>
-      </w:r>
-      <w:r>
-        <w:br/>
-      </w:r>
-      <w:r>
-        <w:rPr>
-          <w:rStyle w:val="BuiltInTok"/>
-        </w:rPr>
-        <w:t>command</w:t>
-      </w:r>
-      <w:r>
-        <w:rPr>
-          <w:rStyle w:val="NormalTok"/>
-        </w:rPr>
-        <w:t xml:space="preserve"> </w:t>
-      </w:r>
-      <w:r>
-        <w:rPr>
-          <w:rStyle w:val="AttributeTok"/>
-        </w:rPr>
-        <w:t>-v</w:t>
-      </w:r>
-      <w:r>
-        <w:rPr>
-          <w:rStyle w:val="NormalTok"/>
-        </w:rPr>
-        <w:t xml:space="preserve"> spark-submit</w:t>
-      </w:r>
-      <w:r>
-        <w:br/>
-      </w:r>
-      <w:r>
-        <w:rPr>
-          <w:rStyle w:val="BuiltInTok"/>
-        </w:rPr>
-        <w:t>command</w:t>
-      </w:r>
-      <w:r>
-        <w:rPr>
-          <w:rStyle w:val="NormalTok"/>
-        </w:rPr>
-        <w:t xml:space="preserve"> </w:t>
-      </w:r>
-      <w:r>
-        <w:rPr>
-          <w:rStyle w:val="AttributeTok"/>
-        </w:rPr>
-        <w:t>-v</w:t>
-      </w:r>
-      <w:r>
-        <w:rPr>
-          <w:rStyle w:val="NormalTok"/>
-        </w:rPr>
-        <w:t xml:space="preserve"> hdfs</w:t>
-      </w:r>
-      <w:r>
-        <w:br/>
-      </w:r>
-      <w:r>
-        <w:rPr>
-          <w:rStyle w:val="ExtensionTok"/>
-        </w:rPr>
-        <w:t>java</w:t>
-      </w:r>
-      <w:r>
-        <w:rPr>
-          <w:rStyle w:val="NormalTok"/>
-        </w:rPr>
-        <w:t xml:space="preserve"> </w:t>
-      </w:r>
-      <w:r>
-        <w:rPr>
-          <w:rStyle w:val="AttributeTok"/>
-        </w:rPr>
-        <w:t>-version</w:t>
-      </w:r>
-      <w:r>
-        <w:br/>
-      </w:r>
-      <w:r>
-        <w:rPr>
-          <w:rStyle w:val="ExtensionTok"/>
-        </w:rPr>
-        <w:t>spark-submit</w:t>
-      </w:r>
-      <w:r>
-        <w:rPr>
-          <w:rStyle w:val="NormalTok"/>
-        </w:rPr>
-        <w:t xml:space="preserve"> </w:t>
-      </w:r>
-      <w:r>
-        <w:rPr>
-          <w:rStyle w:val="AttributeTok"/>
-        </w:rPr>
-        <w:t>--version</w:t>
-      </w:r>
-      <w:r>
-        <w:br/>
-      </w:r>
-      <w:r>
-        <w:rPr>
-          <w:rStyle w:val="ExtensionTok"/>
-        </w:rPr>
-        <w:t>hadoop</w:t>
-      </w:r>
-      <w:r>
-        <w:rPr>
-          <w:rStyle w:val="NormalTok"/>
-        </w:rPr>
-        <w:t xml:space="preserve"> version</w:t>
-      </w:r>
-    </w:p>
-    <w:p>
-      <w:r>
-        <w:rPr>
-          <w:rStyle w:val="VerbatimChar"/>
-        </w:rPr>
-        <w:t>command -v spark-submit</w:t>
-      </w:r>
-      <w:r>
-        <w:t xml:space="preserve"> must point to the WSL Spark install, for example </w:t>
-      </w:r>
-      <w:r>
-        <w:rPr>
-          <w:rStyle w:val="VerbatimChar"/>
-        </w:rPr>
-        <w:t>/home/$USER/spark-3.5.8-bin-hadoop3/bin/spark-submit</w:t>
-      </w:r>
-      <w:r>
-        <w:t xml:space="preserve">. If it points to </w:t>
-      </w:r>
-      <w:r>
-        <w:rPr>
-          <w:rStyle w:val="VerbatimChar"/>
-        </w:rPr>
-        <w:t>.venv/bin/spark-submit</w:t>
-      </w:r>
-      <w:r>
-        <w:t>, you are still on the local Python path and the submit will not go to the Kubernetes cluster as expected.</w:t>
-      </w:r>
-    </w:p>
-    <w:p>
-      <w:pPr>
-        <w:pStyle w:val="Heading1"/>
-      </w:pPr>
-      <w:bookmarkStart w:id="8" w:name="X404bf2ff7057f8558d085f714ecdc33c9628eb4"/>
-      <w:bookmarkStart w:id="9" w:name="_Toc225777568"/>
-      <w:bookmarkEnd w:id="6"/>
-      <w:r>
-        <w:t>3. kubeconfig, kubectl, and DNS</w:t>
+      <w:bookmarkStart w:id="8" w:name="X228577a9e5cb381bc49a5eb101947c95329a563"/>
+      <w:bookmarkStart w:id="9" w:name="_Toc227785371"/>
+      <w:r>
+        <w:t>Activating the environment in every new shell</w:t>
       </w:r>
       <w:bookmarkEnd w:id="9"/>
     </w:p>
     <w:p>
       <w:r>
-        <w:t>Place the kubeconfig at:</w:t>
-      </w:r>
-    </w:p>
-    <w:p>
-      <w:pPr>
-        <w:pStyle w:val="SourceCode"/>
-      </w:pPr>
-      <w:r>
-        <w:rPr>
-          <w:rStyle w:val="FunctionTok"/>
-        </w:rPr>
-        <w:t>mkdir</w:t>
-      </w:r>
-      <w:r>
-        <w:rPr>
-          <w:rStyle w:val="NormalTok"/>
-        </w:rPr>
-        <w:t xml:space="preserve"> </w:t>
-      </w:r>
-      <w:r>
-        <w:rPr>
-          <w:rStyle w:val="AttributeTok"/>
-        </w:rPr>
-        <w:t>-p</w:t>
-      </w:r>
-      <w:r>
-        <w:rPr>
-          <w:rStyle w:val="NormalTok"/>
-        </w:rPr>
-        <w:t xml:space="preserve"> ~/.kube</w:t>
-      </w:r>
-      <w:r>
-        <w:br/>
-      </w:r>
-      <w:r>
-        <w:rPr>
-          <w:rStyle w:val="FunctionTok"/>
-        </w:rPr>
-        <w:t>cp</w:t>
-      </w:r>
-      <w:r>
-        <w:rPr>
-          <w:rStyle w:val="NormalTok"/>
-        </w:rPr>
-        <w:t xml:space="preserve"> /path/to/config ~/.kube/config</w:t>
-      </w:r>
-    </w:p>
-    <w:p>
-      <w:r>
-        <w:t>Then verify:</w:t>
-      </w:r>
-    </w:p>
-    <w:p>
-      <w:pPr>
-        <w:pStyle w:val="SourceCode"/>
-      </w:pPr>
-      <w:r>
-        <w:rPr>
-          <w:rStyle w:val="ExtensionTok"/>
-        </w:rPr>
-        <w:t>kubectl</w:t>
-      </w:r>
-      <w:r>
-        <w:rPr>
-          <w:rStyle w:val="NormalTok"/>
-        </w:rPr>
-        <w:t xml:space="preserve"> config current-context</w:t>
-      </w:r>
-      <w:r>
-        <w:br/>
-      </w:r>
-      <w:r>
-        <w:rPr>
-          <w:rStyle w:val="ExtensionTok"/>
-        </w:rPr>
-        <w:t>kubectl</w:t>
-      </w:r>
-      <w:r>
-        <w:rPr>
-          <w:rStyle w:val="NormalTok"/>
-        </w:rPr>
-        <w:t xml:space="preserve"> config get-contexts</w:t>
-      </w:r>
-      <w:r>
-        <w:br/>
-      </w:r>
-      <w:r>
-        <w:rPr>
-          <w:rStyle w:val="ExtensionTok"/>
-        </w:rPr>
-        <w:t>kubectl</w:t>
-      </w:r>
-      <w:r>
-        <w:rPr>
-          <w:rStyle w:val="NormalTok"/>
-        </w:rPr>
-        <w:t xml:space="preserve"> config view </w:t>
-      </w:r>
-      <w:r>
-        <w:rPr>
-          <w:rStyle w:val="AttributeTok"/>
-        </w:rPr>
-        <w:t>--minify</w:t>
-      </w:r>
-      <w:r>
-        <w:rPr>
-          <w:rStyle w:val="NormalTok"/>
-        </w:rPr>
-        <w:t xml:space="preserve"> </w:t>
-      </w:r>
-      <w:r>
-        <w:rPr>
-          <w:rStyle w:val="AttributeTok"/>
-        </w:rPr>
-        <w:t>-o</w:t>
-      </w:r>
-      <w:r>
-        <w:rPr>
-          <w:rStyle w:val="NormalTok"/>
-        </w:rPr>
-        <w:t xml:space="preserve"> jsonpath=</w:t>
-      </w:r>
-      <w:r>
-        <w:rPr>
-          <w:rStyle w:val="StringTok"/>
-        </w:rPr>
-        <w:t>'{.clusters[0].cluster.server}{"\n"}'</w:t>
-      </w:r>
-    </w:p>
-    <w:p>
-      <w:r>
-        <w:t>The Kubernetes API endpoint must not be copied from stale screenshots. It must come from the kubeconfig provided by the lab.</w:t>
-      </w:r>
-    </w:p>
-    <w:p>
-      <w:pPr>
-        <w:pStyle w:val="BodyText"/>
-      </w:pPr>
-      <w:r>
-        <w:lastRenderedPageBreak/>
-        <w:t xml:space="preserve">In the current lab setup, the correct internal DNS name is </w:t>
-      </w:r>
-      <w:r>
-        <w:rPr>
-          <w:rStyle w:val="VerbatimChar"/>
-        </w:rPr>
-        <w:t>source-code-master.cluster.local</w:t>
-      </w:r>
-      <w:r>
-        <w:t>, but the kubeconfig remains the source of truth.</w:t>
-      </w:r>
-    </w:p>
-    <w:p>
-      <w:pPr>
-        <w:pStyle w:val="BodyText"/>
-      </w:pPr>
-      <w:r>
-        <w:t>For the WSL path, also verify DNS and HDFS reachability:</w:t>
-      </w:r>
-    </w:p>
-    <w:p>
-      <w:pPr>
-        <w:pStyle w:val="SourceCode"/>
-      </w:pPr>
-      <w:r>
-        <w:rPr>
-          <w:rStyle w:val="FunctionTok"/>
-        </w:rPr>
-        <w:t>getent</w:t>
-      </w:r>
-      <w:r>
-        <w:rPr>
-          <w:rStyle w:val="NormalTok"/>
-        </w:rPr>
-        <w:t xml:space="preserve"> hosts source-code-master.cluster.local</w:t>
-      </w:r>
-      <w:r>
-        <w:br/>
-      </w:r>
-      <w:r>
-        <w:rPr>
-          <w:rStyle w:val="FunctionTok"/>
-        </w:rPr>
-        <w:t>getent</w:t>
-      </w:r>
-      <w:r>
-        <w:rPr>
-          <w:rStyle w:val="NormalTok"/>
-        </w:rPr>
-        <w:t xml:space="preserve"> hosts hdfs-namenode.default.svc.cluster.local</w:t>
-      </w:r>
-      <w:r>
-        <w:br/>
-      </w:r>
-      <w:r>
-        <w:rPr>
-          <w:rStyle w:val="ExtensionTok"/>
-        </w:rPr>
-        <w:t>kubectl</w:t>
-      </w:r>
-      <w:r>
-        <w:rPr>
-          <w:rStyle w:val="NormalTok"/>
-        </w:rPr>
-        <w:t xml:space="preserve"> </w:t>
-      </w:r>
-      <w:r>
-        <w:rPr>
-          <w:rStyle w:val="AttributeTok"/>
-        </w:rPr>
-        <w:t>-n</w:t>
-      </w:r>
-      <w:r>
-        <w:rPr>
-          <w:rStyle w:val="NormalTok"/>
-        </w:rPr>
-        <w:t xml:space="preserve"> YOUR_USERNAME-priv get sa spark</w:t>
-      </w:r>
-    </w:p>
-    <w:p>
-      <w:pPr>
-        <w:pStyle w:val="Heading1"/>
-      </w:pPr>
-      <w:bookmarkStart w:id="10" w:name="Xfe78356ab59bcca738176f7f0ac9e656c2219f0"/>
-      <w:bookmarkStart w:id="11" w:name="_Toc225777569"/>
-      <w:bookmarkEnd w:id="8"/>
-      <w:r>
-        <w:t>4. Configure the Hadoop client</w:t>
-      </w:r>
-      <w:bookmarkEnd w:id="11"/>
-    </w:p>
-    <w:p>
-      <w:r>
-        <w:t>Keep the HDFS config in a per-user path instead of modifying the unpacked binaries.</w:t>
-      </w:r>
-    </w:p>
-    <w:p>
-      <w:pPr>
-        <w:pStyle w:val="SourceCode"/>
-      </w:pPr>
-      <w:r>
-        <w:rPr>
-          <w:rStyle w:val="FunctionTok"/>
-        </w:rPr>
-        <w:t>mkdir</w:t>
-      </w:r>
-      <w:r>
-        <w:rPr>
-          <w:rStyle w:val="NormalTok"/>
-        </w:rPr>
-        <w:t xml:space="preserve"> </w:t>
-      </w:r>
-      <w:r>
-        <w:rPr>
-          <w:rStyle w:val="AttributeTok"/>
-        </w:rPr>
-        <w:t>-p</w:t>
-      </w:r>
-      <w:r>
-        <w:rPr>
-          <w:rStyle w:val="NormalTok"/>
-        </w:rPr>
-        <w:t xml:space="preserve"> ~/.hadoop/conf</w:t>
-      </w:r>
-      <w:r>
-        <w:br/>
-      </w:r>
-      <w:r>
-        <w:rPr>
-          <w:rStyle w:val="FunctionTok"/>
-        </w:rPr>
-        <w:t>nano</w:t>
-      </w:r>
-      <w:r>
-        <w:rPr>
-          <w:rStyle w:val="NormalTok"/>
-        </w:rPr>
-        <w:t xml:space="preserve"> ~/.hadoop/conf/core-site.xml</w:t>
-      </w:r>
-    </w:p>
-    <w:p>
-      <w:r>
-        <w:t>Put this inside:</w:t>
-      </w:r>
-    </w:p>
-    <w:p>
-      <w:pPr>
-        <w:pStyle w:val="SourceCode"/>
-      </w:pPr>
-      <w:r>
-        <w:rPr>
-          <w:rStyle w:val="NormalTok"/>
-        </w:rPr>
-        <w:t>&lt;</w:t>
-      </w:r>
-      <w:r>
-        <w:rPr>
-          <w:rStyle w:val="KeywordTok"/>
-        </w:rPr>
-        <w:t>configuration</w:t>
-      </w:r>
-      <w:r>
-        <w:rPr>
-          <w:rStyle w:val="NormalTok"/>
-        </w:rPr>
-        <w:t>&gt;</w:t>
-      </w:r>
-      <w:r>
-        <w:br/>
-      </w:r>
-      <w:r>
-        <w:rPr>
-          <w:rStyle w:val="NormalTok"/>
-        </w:rPr>
-        <w:t xml:space="preserve">  &lt;</w:t>
-      </w:r>
-      <w:r>
-        <w:rPr>
-          <w:rStyle w:val="KeywordTok"/>
-        </w:rPr>
-        <w:t>property</w:t>
-      </w:r>
-      <w:r>
-        <w:rPr>
-          <w:rStyle w:val="NormalTok"/>
-        </w:rPr>
-        <w:t>&gt;</w:t>
-      </w:r>
-      <w:r>
-        <w:br/>
-      </w:r>
-      <w:r>
-        <w:rPr>
-          <w:rStyle w:val="NormalTok"/>
-        </w:rPr>
-        <w:t xml:space="preserve">    &lt;</w:t>
-      </w:r>
-      <w:r>
-        <w:rPr>
-          <w:rStyle w:val="KeywordTok"/>
-        </w:rPr>
-        <w:t>name</w:t>
-      </w:r>
-      <w:r>
-        <w:rPr>
-          <w:rStyle w:val="NormalTok"/>
-        </w:rPr>
-        <w:t>&gt;fs.defaultFS&lt;/</w:t>
-      </w:r>
-      <w:r>
-        <w:rPr>
-          <w:rStyle w:val="KeywordTok"/>
-        </w:rPr>
-        <w:t>name</w:t>
-      </w:r>
-      <w:r>
-        <w:rPr>
-          <w:rStyle w:val="NormalTok"/>
-        </w:rPr>
-        <w:t>&gt;</w:t>
-      </w:r>
-      <w:r>
-        <w:br/>
-      </w:r>
-      <w:r>
-        <w:rPr>
-          <w:rStyle w:val="NormalTok"/>
-        </w:rPr>
-        <w:t xml:space="preserve">    &lt;</w:t>
-      </w:r>
-      <w:r>
-        <w:rPr>
-          <w:rStyle w:val="KeywordTok"/>
-        </w:rPr>
-        <w:t>value</w:t>
-      </w:r>
-      <w:r>
-        <w:rPr>
-          <w:rStyle w:val="NormalTok"/>
-        </w:rPr>
-        <w:t>&gt;hdfs://hdfs-namenode.default.svc.cluster.local:9000&lt;/</w:t>
-      </w:r>
-      <w:r>
-        <w:rPr>
-          <w:rStyle w:val="KeywordTok"/>
-        </w:rPr>
-        <w:t>value</w:t>
-      </w:r>
-      <w:r>
-        <w:rPr>
-          <w:rStyle w:val="NormalTok"/>
-        </w:rPr>
-        <w:t>&gt;</w:t>
-      </w:r>
-      <w:r>
-        <w:br/>
-      </w:r>
-      <w:r>
-        <w:rPr>
-          <w:rStyle w:val="NormalTok"/>
-        </w:rPr>
-        <w:t xml:space="preserve">  &lt;/</w:t>
-      </w:r>
-      <w:r>
-        <w:rPr>
-          <w:rStyle w:val="KeywordTok"/>
-        </w:rPr>
-        <w:t>property</w:t>
-      </w:r>
-      <w:r>
-        <w:rPr>
-          <w:rStyle w:val="NormalTok"/>
-        </w:rPr>
-        <w:t>&gt;</w:t>
-      </w:r>
-      <w:r>
-        <w:br/>
-      </w:r>
-      <w:r>
-        <w:rPr>
-          <w:rStyle w:val="NormalTok"/>
-        </w:rPr>
-        <w:t>&lt;/</w:t>
-      </w:r>
-      <w:r>
-        <w:rPr>
-          <w:rStyle w:val="KeywordTok"/>
-        </w:rPr>
-        <w:t>configuration</w:t>
-      </w:r>
-      <w:r>
-        <w:rPr>
-          <w:rStyle w:val="NormalTok"/>
-        </w:rPr>
-        <w:t>&gt;</w:t>
-      </w:r>
-    </w:p>
-    <w:p>
-      <w:r>
-        <w:t xml:space="preserve">If the lab also provides an </w:t>
-      </w:r>
-      <w:r>
-        <w:rPr>
-          <w:rStyle w:val="VerbatimChar"/>
-        </w:rPr>
-        <w:t>hdfs-site.xml</w:t>
-      </w:r>
-      <w:r>
-        <w:t xml:space="preserve">, place it inside </w:t>
-      </w:r>
-      <w:r>
-        <w:rPr>
-          <w:rStyle w:val="VerbatimChar"/>
-        </w:rPr>
-        <w:t>~/.hadoop/conf/</w:t>
-      </w:r>
-      <w:r>
-        <w:t xml:space="preserve"> as well.</w:t>
-      </w:r>
-    </w:p>
-    <w:p>
-      <w:pPr>
-        <w:pStyle w:val="BodyText"/>
-      </w:pPr>
-      <w:r>
-        <w:t>Then verify:</w:t>
-      </w:r>
-    </w:p>
-    <w:p>
-      <w:pPr>
-        <w:pStyle w:val="SourceCode"/>
-      </w:pPr>
-      <w:r>
-        <w:rPr>
-          <w:rStyle w:val="ExtensionTok"/>
-        </w:rPr>
-        <w:t>hdfs</w:t>
-      </w:r>
-      <w:r>
-        <w:rPr>
-          <w:rStyle w:val="NormalTok"/>
-        </w:rPr>
-        <w:t xml:space="preserve"> dfs </w:t>
-      </w:r>
-      <w:r>
-        <w:rPr>
-          <w:rStyle w:val="AttributeTok"/>
-        </w:rPr>
-        <w:t>-ls</w:t>
-      </w:r>
-      <w:r>
-        <w:rPr>
-          <w:rStyle w:val="NormalTok"/>
-        </w:rPr>
-        <w:t xml:space="preserve"> /</w:t>
-      </w:r>
-      <w:r>
-        <w:br/>
-      </w:r>
-      <w:r>
-        <w:rPr>
-          <w:rStyle w:val="ExtensionTok"/>
-        </w:rPr>
-        <w:t>hdfs</w:t>
-      </w:r>
-      <w:r>
-        <w:rPr>
-          <w:rStyle w:val="NormalTok"/>
-        </w:rPr>
-        <w:t xml:space="preserve"> dfs </w:t>
-      </w:r>
-      <w:r>
-        <w:rPr>
-          <w:rStyle w:val="AttributeTok"/>
-        </w:rPr>
-        <w:t>-ls</w:t>
-      </w:r>
-      <w:r>
-        <w:rPr>
-          <w:rStyle w:val="NormalTok"/>
-        </w:rPr>
-        <w:t xml:space="preserve"> /user/</w:t>
-      </w:r>
-      <w:r>
-        <w:rPr>
-          <w:rStyle w:val="VariableTok"/>
-        </w:rPr>
-        <w:t>$USER</w:t>
-      </w:r>
-    </w:p>
-    <w:p>
-      <w:pPr>
-        <w:pStyle w:val="Heading1"/>
-      </w:pPr>
-      <w:bookmarkStart w:id="12" w:name="X8efc7ff027f7decbdd95659655bf0f6eb4168d8"/>
-      <w:bookmarkStart w:id="13" w:name="_Toc225777570"/>
-      <w:bookmarkEnd w:id="10"/>
-      <w:r>
-        <w:t xml:space="preserve">5. Per-user </w:t>
-      </w:r>
-      <w:r>
-        <w:rPr>
-          <w:rStyle w:val="VerbatimChar"/>
-        </w:rPr>
-        <w:t>spark-defaults.conf</w:t>
-      </w:r>
-      <w:bookmarkEnd w:id="13"/>
-    </w:p>
-    <w:p>
-      <w:r>
-        <w:t xml:space="preserve">The most practical setup for students is to make Kubernetes cluster mode the default for </w:t>
-      </w:r>
-      <w:r>
-        <w:rPr>
-          <w:rStyle w:val="VerbatimChar"/>
-        </w:rPr>
-        <w:t>spark-submit</w:t>
-      </w:r>
-      <w:r>
-        <w:t xml:space="preserve"> inside WSL.</w:t>
-      </w:r>
-    </w:p>
-    <w:p>
-      <w:pPr>
-        <w:pStyle w:val="BodyText"/>
-      </w:pPr>
-      <w:r>
-        <w:t>Create:</w:t>
-      </w:r>
-    </w:p>
-    <w:p>
-      <w:pPr>
-        <w:pStyle w:val="SourceCode"/>
-      </w:pPr>
-      <w:r>
-        <w:rPr>
-          <w:rStyle w:val="FunctionTok"/>
-        </w:rPr>
-        <w:t>mkdir</w:t>
-      </w:r>
-      <w:r>
-        <w:rPr>
-          <w:rStyle w:val="NormalTok"/>
-        </w:rPr>
-        <w:t xml:space="preserve"> </w:t>
-      </w:r>
-      <w:r>
-        <w:rPr>
-          <w:rStyle w:val="AttributeTok"/>
-        </w:rPr>
-        <w:t>-p</w:t>
-      </w:r>
-      <w:r>
-        <w:rPr>
-          <w:rStyle w:val="NormalTok"/>
-        </w:rPr>
-        <w:t xml:space="preserve"> ~/.spark/conf</w:t>
-      </w:r>
-      <w:r>
-        <w:br/>
-      </w:r>
-      <w:r>
-        <w:rPr>
-          <w:rStyle w:val="FunctionTok"/>
-        </w:rPr>
-        <w:t>nano</w:t>
-      </w:r>
-      <w:r>
-        <w:rPr>
-          <w:rStyle w:val="NormalTok"/>
-        </w:rPr>
-        <w:t xml:space="preserve"> ~/.spark/conf/spark-defaults.conf</w:t>
-      </w:r>
-    </w:p>
-    <w:p>
-      <w:r>
-        <w:t>and put this inside:</w:t>
-      </w:r>
-    </w:p>
-    <w:p>
-      <w:pPr>
-        <w:pStyle w:val="SourceCode"/>
-      </w:pPr>
-      <w:r>
-        <w:rPr>
-          <w:rStyle w:val="VerbatimChar"/>
-        </w:rPr>
-        <w:t># Replace YOUR_USERNAME with your lab username before first use.</w:t>
-      </w:r>
-      <w:r>
-        <w:br/>
-      </w:r>
-      <w:r>
-        <w:br/>
-      </w:r>
-      <w:r>
-        <w:rPr>
-          <w:rStyle w:val="VerbatimChar"/>
-        </w:rPr>
-        <w:t>spark.master                                   k8s://https://source-code-master.cluster.local:6443</w:t>
-      </w:r>
-      <w:r>
-        <w:br/>
-      </w:r>
-      <w:r>
-        <w:rPr>
-          <w:rStyle w:val="VerbatimChar"/>
-        </w:rPr>
-        <w:t>spark.submit.deployMode                        cluster</w:t>
-      </w:r>
-      <w:r>
-        <w:br/>
-      </w:r>
-      <w:r>
-        <w:rPr>
-          <w:rStyle w:val="VerbatimChar"/>
-        </w:rPr>
-        <w:t>spark.kubernetes.namespace                     YOUR_USERNAME-priv</w:t>
-      </w:r>
-      <w:r>
-        <w:br/>
-      </w:r>
-      <w:r>
-        <w:rPr>
-          <w:rStyle w:val="VerbatimChar"/>
-        </w:rPr>
-        <w:t>spark.kubernetes.authenticate.driver.serviceAccountName spark</w:t>
-      </w:r>
-      <w:r>
-        <w:br/>
-      </w:r>
-      <w:r>
-        <w:rPr>
-          <w:rStyle w:val="VerbatimChar"/>
-        </w:rPr>
-        <w:t>spark.kubernetes.container.image               apache/spark:3.5.8-scala2.12-java11-python3-ubuntu</w:t>
-      </w:r>
-      <w:r>
-        <w:br/>
-      </w:r>
-      <w:r>
-        <w:rPr>
-          <w:rStyle w:val="VerbatimChar"/>
-        </w:rPr>
-        <w:t>spark.executor.instances                       1</w:t>
-      </w:r>
-      <w:r>
-        <w:br/>
-      </w:r>
-      <w:r>
-        <w:rPr>
-          <w:rStyle w:val="VerbatimChar"/>
-        </w:rPr>
-        <w:t>spark.kubernetes.submission.waitAppCompletion  false</w:t>
-      </w:r>
-      <w:r>
-        <w:br/>
-      </w:r>
-      <w:r>
-        <w:rPr>
-          <w:rStyle w:val="VerbatimChar"/>
-        </w:rPr>
-        <w:t xml:space="preserve">spark.eventLog.enabled      </w:t>
-      </w:r>
-      <w:r>
-        <w:rPr>
-          <w:rStyle w:val="VerbatimChar"/>
-        </w:rPr>
-        <w:t xml:space="preserve">                   true</w:t>
-      </w:r>
-      <w:r>
-        <w:br/>
-      </w:r>
-      <w:r>
-        <w:rPr>
-          <w:rStyle w:val="VerbatimChar"/>
-        </w:rPr>
-        <w:t>spark.eventLog.dir                             hdfs://hdfs-namenode.default.svc.cluster.local:9000/user/YOUR_USERNAME/logs</w:t>
-      </w:r>
-      <w:r>
-        <w:br/>
-      </w:r>
-      <w:r>
-        <w:rPr>
-          <w:rStyle w:val="VerbatimChar"/>
-        </w:rPr>
-        <w:t>spark.history.fs.logDirectory                  hdfs://hdfs-namenode.default.svc.cluster.local:9000/user/YOUR_USERNAME/logs</w:t>
-      </w:r>
-    </w:p>
-    <w:p>
-      <w:r>
-        <w:t>Before the first submit:</w:t>
+        <w:t>Bash reads a different startup file depending on how a shell is opened:</w:t>
       </w:r>
     </w:p>
     <w:p>
@@ -3638,13 +2578,32 @@
         </w:numPr>
       </w:pPr>
       <w:r>
-        <w:t xml:space="preserve">replace </w:t>
-      </w:r>
-      <w:r>
         <w:rPr>
           <w:rStyle w:val="VerbatimChar"/>
         </w:rPr>
-        <w:t>YOUR_USERNAME</w:t>
+        <w:t>~/.profile</w:t>
+      </w:r>
+      <w:r>
+        <w:t xml:space="preserve"> — read once when a </w:t>
+      </w:r>
+      <w:r>
+        <w:rPr>
+          <w:b/>
+          <w:bCs/>
+        </w:rPr>
+        <w:t>login shell</w:t>
+      </w:r>
+      <w:r>
+        <w:t xml:space="preserve"> starts (each time WSL opens). Environment variables set here are inherited by child processes, including those launched by </w:t>
+      </w:r>
+      <w:r>
+        <w:rPr>
+          <w:rStyle w:val="VerbatimChar"/>
+        </w:rPr>
+        <w:t>spark-submit</w:t>
+      </w:r>
+      <w:r>
+        <w:t>.</w:t>
       </w:r>
     </w:p>
     <w:p>
@@ -3655,27 +2614,1242 @@
         </w:numPr>
       </w:pPr>
       <w:r>
-        <w:t xml:space="preserve">make sure </w:t>
-      </w:r>
-      <w:r>
         <w:rPr>
           <w:rStyle w:val="VerbatimChar"/>
         </w:rPr>
-        <w:t>spark.master</w:t>
-      </w:r>
-      <w:r>
-        <w:t xml:space="preserve"> matches the kubeconfig</w:t>
+        <w:t>~/.bashrc</w:t>
+      </w:r>
+      <w:r>
+        <w:t xml:space="preserve"> — read for each new </w:t>
+      </w:r>
+      <w:r>
+        <w:rPr>
+          <w:b/>
+          <w:bCs/>
+        </w:rPr>
+        <w:t>interactive shell</w:t>
+      </w:r>
+      <w:r>
+        <w:t xml:space="preserve"> (for example, every time you open a new terminal tab).</w:t>
+      </w:r>
+    </w:p>
+    <w:p>
+      <w:r>
+        <w:t xml:space="preserve">To make </w:t>
+      </w:r>
+      <w:r>
+        <w:rPr>
+          <w:rStyle w:val="VerbatimChar"/>
+        </w:rPr>
+        <w:t>bigdata-env.sh</w:t>
+      </w:r>
+      <w:r>
+        <w:t xml:space="preserve"> load automatically in both cases, run:</w:t>
+      </w:r>
+    </w:p>
+    <w:p>
+      <w:pPr>
+        <w:pStyle w:val="SourceCode"/>
+      </w:pPr>
+      <w:r>
+        <w:rPr>
+          <w:rStyle w:val="BuiltInTok"/>
+        </w:rPr>
+        <w:t>echo</w:t>
+      </w:r>
+      <w:r>
+        <w:rPr>
+          <w:rStyle w:val="NormalTok"/>
+        </w:rPr>
+        <w:t xml:space="preserve"> </w:t>
+      </w:r>
+      <w:r>
+        <w:rPr>
+          <w:rStyle w:val="StringTok"/>
+        </w:rPr>
+        <w:t>'. ~/bigdata-env.sh'</w:t>
+      </w:r>
+      <w:r>
+        <w:rPr>
+          <w:rStyle w:val="NormalTok"/>
+        </w:rPr>
+        <w:t xml:space="preserve"> </w:t>
+      </w:r>
+      <w:r>
+        <w:rPr>
+          <w:rStyle w:val="OperatorTok"/>
+        </w:rPr>
+        <w:t>&gt;&gt;</w:t>
+      </w:r>
+      <w:r>
+        <w:rPr>
+          <w:rStyle w:val="NormalTok"/>
+        </w:rPr>
+        <w:t xml:space="preserve"> ~/.profile</w:t>
+      </w:r>
+      <w:r>
+        <w:br/>
+      </w:r>
+      <w:r>
+        <w:rPr>
+          <w:rStyle w:val="BuiltInTok"/>
+        </w:rPr>
+        <w:t>echo</w:t>
+      </w:r>
+      <w:r>
+        <w:rPr>
+          <w:rStyle w:val="NormalTok"/>
+        </w:rPr>
+        <w:t xml:space="preserve"> </w:t>
+      </w:r>
+      <w:r>
+        <w:rPr>
+          <w:rStyle w:val="StringTok"/>
+        </w:rPr>
+        <w:t>'. ~/bigdata-env.sh'</w:t>
+      </w:r>
+      <w:r>
+        <w:rPr>
+          <w:rStyle w:val="NormalTok"/>
+        </w:rPr>
+        <w:t xml:space="preserve"> </w:t>
+      </w:r>
+      <w:r>
+        <w:rPr>
+          <w:rStyle w:val="OperatorTok"/>
+        </w:rPr>
+        <w:t>&gt;&gt;</w:t>
+      </w:r>
+      <w:r>
+        <w:rPr>
+          <w:rStyle w:val="NormalTok"/>
+        </w:rPr>
+        <w:t xml:space="preserve"> ~/.bashrc</w:t>
+      </w:r>
+    </w:p>
+    <w:p>
+      <w:r>
+        <w:t xml:space="preserve">The </w:t>
+      </w:r>
+      <w:r>
+        <w:rPr>
+          <w:rStyle w:val="VerbatimChar"/>
+        </w:rPr>
+        <w:t>&gt;&gt;</w:t>
+      </w:r>
+      <w:r>
+        <w:t xml:space="preserve"> operator </w:t>
+      </w:r>
+      <w:r>
+        <w:rPr>
+          <w:b/>
+          <w:bCs/>
+        </w:rPr>
+        <w:t>appends</w:t>
+      </w:r>
+      <w:r>
+        <w:t xml:space="preserve"> one line to the file without overwriting anything. The </w:t>
+      </w:r>
+      <w:r>
+        <w:rPr>
+          <w:rStyle w:val="VerbatimChar"/>
+        </w:rPr>
+        <w:t>.</w:t>
+      </w:r>
+      <w:r>
+        <w:t xml:space="preserve"> is shorthand for </w:t>
+      </w:r>
+      <w:r>
+        <w:rPr>
+          <w:rStyle w:val="VerbatimChar"/>
+        </w:rPr>
+        <w:t>source</w:t>
+      </w:r>
+      <w:r>
+        <w:t xml:space="preserve"> — it executes the named file inside the current shell.</w:t>
+      </w:r>
+    </w:p>
+    <w:p>
+      <w:r>
+        <w:rPr>
+          <w:b/>
+          <w:bCs/>
+        </w:rPr>
+        <w:t>Run each command exactly once.</w:t>
+      </w:r>
+      <w:r>
+        <w:t xml:space="preserve"> Running either command a second time appends a duplicate line. If that happens, open the file with </w:t>
+      </w:r>
+      <w:r>
+        <w:rPr>
+          <w:rStyle w:val="VerbatimChar"/>
+        </w:rPr>
+        <w:t>nano ~/.profile</w:t>
+      </w:r>
+      <w:r>
+        <w:t xml:space="preserve"> or </w:t>
+      </w:r>
+      <w:r>
+        <w:rPr>
+          <w:rStyle w:val="VerbatimChar"/>
+        </w:rPr>
+        <w:t>nano ~/.bashrc</w:t>
+      </w:r>
+      <w:r>
+        <w:t xml:space="preserve"> and delete the extra line.</w:t>
+      </w:r>
+    </w:p>
+    <w:p>
+      <w:r>
+        <w:t>Apply the changes to the current session without restarting:</w:t>
+      </w:r>
+    </w:p>
+    <w:p>
+      <w:pPr>
+        <w:pStyle w:val="SourceCode"/>
+      </w:pPr>
+      <w:r>
+        <w:rPr>
+          <w:rStyle w:val="BuiltInTok"/>
+        </w:rPr>
+        <w:t>.</w:t>
+      </w:r>
+      <w:r>
+        <w:rPr>
+          <w:rStyle w:val="NormalTok"/>
+        </w:rPr>
+        <w:t xml:space="preserve"> ~/.profile</w:t>
+      </w:r>
+    </w:p>
+    <w:p>
+      <w:r>
+        <w:t>and verify:</w:t>
+      </w:r>
+    </w:p>
+    <w:p>
+      <w:pPr>
+        <w:pStyle w:val="SourceCode"/>
+      </w:pPr>
+      <w:r>
+        <w:rPr>
+          <w:rStyle w:val="ExtensionTok"/>
+        </w:rPr>
+        <w:t>deactivate</w:t>
+      </w:r>
+      <w:r>
+        <w:rPr>
+          <w:rStyle w:val="NormalTok"/>
+        </w:rPr>
+        <w:t xml:space="preserve"> </w:t>
+      </w:r>
+      <w:r>
+        <w:rPr>
+          <w:rStyle w:val="DecValTok"/>
+        </w:rPr>
+        <w:t>2</w:t>
+      </w:r>
+      <w:r>
+        <w:rPr>
+          <w:rStyle w:val="OperatorTok"/>
+        </w:rPr>
+        <w:t>&gt;</w:t>
+      </w:r>
+      <w:r>
+        <w:rPr>
+          <w:rStyle w:val="NormalTok"/>
+        </w:rPr>
+        <w:t xml:space="preserve">/dev/null </w:t>
+      </w:r>
+      <w:r>
+        <w:rPr>
+          <w:rStyle w:val="KeywordTok"/>
+        </w:rPr>
+        <w:t>||</w:t>
+      </w:r>
+      <w:r>
+        <w:rPr>
+          <w:rStyle w:val="NormalTok"/>
+        </w:rPr>
+        <w:t xml:space="preserve"> </w:t>
+      </w:r>
+      <w:r>
+        <w:rPr>
+          <w:rStyle w:val="FunctionTok"/>
+        </w:rPr>
+        <w:t>true</w:t>
+      </w:r>
+      <w:r>
+        <w:br/>
+      </w:r>
+      <w:r>
+        <w:rPr>
+          <w:rStyle w:val="BuiltInTok"/>
+        </w:rPr>
+        <w:t>source</w:t>
+      </w:r>
+      <w:r>
+        <w:rPr>
+          <w:rStyle w:val="NormalTok"/>
+        </w:rPr>
+        <w:t xml:space="preserve"> ~/bigdata-env.sh</w:t>
+      </w:r>
+      <w:r>
+        <w:br/>
+      </w:r>
+      <w:r>
+        <w:rPr>
+          <w:rStyle w:val="BuiltInTok"/>
+        </w:rPr>
+        <w:t>hash</w:t>
+      </w:r>
+      <w:r>
+        <w:rPr>
+          <w:rStyle w:val="NormalTok"/>
+        </w:rPr>
+        <w:t xml:space="preserve"> </w:t>
+      </w:r>
+      <w:r>
+        <w:rPr>
+          <w:rStyle w:val="AttributeTok"/>
+        </w:rPr>
+        <w:t>-r</w:t>
+      </w:r>
+      <w:r>
+        <w:br/>
+      </w:r>
+      <w:r>
+        <w:rPr>
+          <w:rStyle w:val="BuiltInTok"/>
+        </w:rPr>
+        <w:t>command</w:t>
+      </w:r>
+      <w:r>
+        <w:rPr>
+          <w:rStyle w:val="NormalTok"/>
+        </w:rPr>
+        <w:t xml:space="preserve"> </w:t>
+      </w:r>
+      <w:r>
+        <w:rPr>
+          <w:rStyle w:val="AttributeTok"/>
+        </w:rPr>
+        <w:t>-v</w:t>
+      </w:r>
+      <w:r>
+        <w:rPr>
+          <w:rStyle w:val="NormalTok"/>
+        </w:rPr>
+        <w:t xml:space="preserve"> spark-submit</w:t>
+      </w:r>
+      <w:r>
+        <w:br/>
+      </w:r>
+      <w:r>
+        <w:rPr>
+          <w:rStyle w:val="BuiltInTok"/>
+        </w:rPr>
+        <w:t>command</w:t>
+      </w:r>
+      <w:r>
+        <w:rPr>
+          <w:rStyle w:val="NormalTok"/>
+        </w:rPr>
+        <w:t xml:space="preserve"> </w:t>
+      </w:r>
+      <w:r>
+        <w:rPr>
+          <w:rStyle w:val="AttributeTok"/>
+        </w:rPr>
+        <w:t>-v</w:t>
+      </w:r>
+      <w:r>
+        <w:rPr>
+          <w:rStyle w:val="NormalTok"/>
+        </w:rPr>
+        <w:t xml:space="preserve"> hdfs</w:t>
+      </w:r>
+      <w:r>
+        <w:br/>
+      </w:r>
+      <w:r>
+        <w:rPr>
+          <w:rStyle w:val="ExtensionTok"/>
+        </w:rPr>
+        <w:t>java</w:t>
+      </w:r>
+      <w:r>
+        <w:rPr>
+          <w:rStyle w:val="NormalTok"/>
+        </w:rPr>
+        <w:t xml:space="preserve"> </w:t>
+      </w:r>
+      <w:r>
+        <w:rPr>
+          <w:rStyle w:val="AttributeTok"/>
+        </w:rPr>
+        <w:t>-version</w:t>
+      </w:r>
+      <w:r>
+        <w:br/>
+      </w:r>
+      <w:r>
+        <w:rPr>
+          <w:rStyle w:val="ExtensionTok"/>
+        </w:rPr>
+        <w:t>spark-submit</w:t>
+      </w:r>
+      <w:r>
+        <w:rPr>
+          <w:rStyle w:val="NormalTok"/>
+        </w:rPr>
+        <w:t xml:space="preserve"> </w:t>
+      </w:r>
+      <w:r>
+        <w:rPr>
+          <w:rStyle w:val="AttributeTok"/>
+        </w:rPr>
+        <w:t>--version</w:t>
+      </w:r>
+      <w:r>
+        <w:br/>
+      </w:r>
+      <w:r>
+        <w:rPr>
+          <w:rStyle w:val="ExtensionTok"/>
+        </w:rPr>
+        <w:t>hadoop</w:t>
+      </w:r>
+      <w:r>
+        <w:rPr>
+          <w:rStyle w:val="NormalTok"/>
+        </w:rPr>
+        <w:t xml:space="preserve"> version</w:t>
+      </w:r>
+    </w:p>
+    <w:p>
+      <w:r>
+        <w:rPr>
+          <w:rStyle w:val="VerbatimChar"/>
+        </w:rPr>
+        <w:t>command -v spark-submit</w:t>
+      </w:r>
+      <w:r>
+        <w:t xml:space="preserve"> must point to the WSL Spark install, for example </w:t>
+      </w:r>
+      <w:r>
+        <w:rPr>
+          <w:rStyle w:val="VerbatimChar"/>
+        </w:rPr>
+        <w:t>/home/$USER/spark-3.5.8-bin-hadoop3/bin/spark-submit</w:t>
+      </w:r>
+      <w:r>
+        <w:t xml:space="preserve">. If it points to </w:t>
+      </w:r>
+      <w:r>
+        <w:rPr>
+          <w:rStyle w:val="VerbatimChar"/>
+        </w:rPr>
+        <w:t>.venv/bin/spark-submit</w:t>
+      </w:r>
+      <w:r>
+        <w:t>, you are still on the local Python path and the submit will not go to the Kubernetes cluster as expected.</w:t>
+      </w:r>
+    </w:p>
+    <w:p>
+      <w:pPr>
+        <w:pStyle w:val="Heading1"/>
+      </w:pPr>
+      <w:bookmarkStart w:id="10" w:name="X404bf2ff7057f8558d085f714ecdc33c9628eb4"/>
+      <w:bookmarkStart w:id="11" w:name="_Toc227785372"/>
+      <w:bookmarkEnd w:id="6"/>
+      <w:bookmarkEnd w:id="8"/>
+      <w:r>
+        <w:lastRenderedPageBreak/>
+        <w:t>3. kubeconfig, kubectl, and DNS</w:t>
+      </w:r>
+      <w:bookmarkEnd w:id="11"/>
+    </w:p>
+    <w:p>
+      <w:r>
+        <w:t>Place the kubeconfig at:</w:t>
+      </w:r>
+    </w:p>
+    <w:p>
+      <w:pPr>
+        <w:pStyle w:val="SourceCode"/>
+      </w:pPr>
+      <w:r>
+        <w:rPr>
+          <w:rStyle w:val="FunctionTok"/>
+        </w:rPr>
+        <w:t>mkdir</w:t>
+      </w:r>
+      <w:r>
+        <w:rPr>
+          <w:rStyle w:val="NormalTok"/>
+        </w:rPr>
+        <w:t xml:space="preserve"> </w:t>
+      </w:r>
+      <w:r>
+        <w:rPr>
+          <w:rStyle w:val="AttributeTok"/>
+        </w:rPr>
+        <w:t>-p</w:t>
+      </w:r>
+      <w:r>
+        <w:rPr>
+          <w:rStyle w:val="NormalTok"/>
+        </w:rPr>
+        <w:t xml:space="preserve"> ~/.kube</w:t>
+      </w:r>
+      <w:r>
+        <w:br/>
+      </w:r>
+      <w:r>
+        <w:rPr>
+          <w:rStyle w:val="FunctionTok"/>
+        </w:rPr>
+        <w:t>cp</w:t>
+      </w:r>
+      <w:r>
+        <w:rPr>
+          <w:rStyle w:val="NormalTok"/>
+        </w:rPr>
+        <w:t xml:space="preserve"> /path/to/config ~/.kube/config</w:t>
+      </w:r>
+    </w:p>
+    <w:p>
+      <w:r>
+        <w:t>Then verify:</w:t>
+      </w:r>
+    </w:p>
+    <w:p>
+      <w:pPr>
+        <w:pStyle w:val="SourceCode"/>
+      </w:pPr>
+      <w:r>
+        <w:rPr>
+          <w:rStyle w:val="ExtensionTok"/>
+        </w:rPr>
+        <w:t>kubectl</w:t>
+      </w:r>
+      <w:r>
+        <w:rPr>
+          <w:rStyle w:val="NormalTok"/>
+        </w:rPr>
+        <w:t xml:space="preserve"> config current-context</w:t>
+      </w:r>
+      <w:r>
+        <w:br/>
+      </w:r>
+      <w:r>
+        <w:rPr>
+          <w:rStyle w:val="ExtensionTok"/>
+        </w:rPr>
+        <w:t>kubectl</w:t>
+      </w:r>
+      <w:r>
+        <w:rPr>
+          <w:rStyle w:val="NormalTok"/>
+        </w:rPr>
+        <w:t xml:space="preserve"> config get-contexts</w:t>
+      </w:r>
+      <w:r>
+        <w:br/>
+      </w:r>
+      <w:r>
+        <w:rPr>
+          <w:rStyle w:val="ExtensionTok"/>
+        </w:rPr>
+        <w:t>kubectl</w:t>
+      </w:r>
+      <w:r>
+        <w:rPr>
+          <w:rStyle w:val="NormalTok"/>
+        </w:rPr>
+        <w:t xml:space="preserve"> config view </w:t>
+      </w:r>
+      <w:r>
+        <w:rPr>
+          <w:rStyle w:val="AttributeTok"/>
+        </w:rPr>
+        <w:t>--minify</w:t>
+      </w:r>
+      <w:r>
+        <w:rPr>
+          <w:rStyle w:val="NormalTok"/>
+        </w:rPr>
+        <w:t xml:space="preserve"> </w:t>
+      </w:r>
+      <w:r>
+        <w:rPr>
+          <w:rStyle w:val="AttributeTok"/>
+        </w:rPr>
+        <w:t>-o</w:t>
+      </w:r>
+      <w:r>
+        <w:rPr>
+          <w:rStyle w:val="NormalTok"/>
+        </w:rPr>
+        <w:t xml:space="preserve"> jsonpath=</w:t>
+      </w:r>
+      <w:r>
+        <w:rPr>
+          <w:rStyle w:val="StringTok"/>
+        </w:rPr>
+        <w:t>'{.clusters[0].cluster.server}{"\n"}'</w:t>
+      </w:r>
+    </w:p>
+    <w:p>
+      <w:r>
+        <w:t>The Kubernetes API endpoint must not be copied from stale screenshots. It must come from the kubeconfig provided by the lab.</w:t>
+      </w:r>
+    </w:p>
+    <w:p>
+      <w:pPr>
+        <w:pStyle w:val="BodyText"/>
+      </w:pPr>
+      <w:r>
+        <w:t xml:space="preserve">In the current lab setup, the correct internal DNS name is </w:t>
+      </w:r>
+      <w:r>
+        <w:rPr>
+          <w:rStyle w:val="VerbatimChar"/>
+        </w:rPr>
+        <w:t>source-code-master.cluster.local</w:t>
+      </w:r>
+      <w:r>
+        <w:t>, but the kubeconfig remains the source of truth.</w:t>
+      </w:r>
+    </w:p>
+    <w:p>
+      <w:pPr>
+        <w:pStyle w:val="BodyText"/>
+      </w:pPr>
+      <w:r>
+        <w:t>For the WSL path, also verify DNS and HDFS reachability:</w:t>
+      </w:r>
+    </w:p>
+    <w:p>
+      <w:pPr>
+        <w:pStyle w:val="SourceCode"/>
+      </w:pPr>
+      <w:r>
+        <w:rPr>
+          <w:rStyle w:val="FunctionTok"/>
+        </w:rPr>
+        <w:t>getent</w:t>
+      </w:r>
+      <w:r>
+        <w:rPr>
+          <w:rStyle w:val="NormalTok"/>
+        </w:rPr>
+        <w:t xml:space="preserve"> hosts source-code-master.cluster.local</w:t>
+      </w:r>
+      <w:r>
+        <w:br/>
+      </w:r>
+      <w:r>
+        <w:rPr>
+          <w:rStyle w:val="FunctionTok"/>
+        </w:rPr>
+        <w:t>getent</w:t>
+      </w:r>
+      <w:r>
+        <w:rPr>
+          <w:rStyle w:val="NormalTok"/>
+        </w:rPr>
+        <w:t xml:space="preserve"> hosts hdfs-namenode.default.svc.cluster.local</w:t>
+      </w:r>
+      <w:r>
+        <w:br/>
+      </w:r>
+      <w:r>
+        <w:rPr>
+          <w:rStyle w:val="ExtensionTok"/>
+        </w:rPr>
+        <w:t>kubectl</w:t>
+      </w:r>
+      <w:r>
+        <w:rPr>
+          <w:rStyle w:val="NormalTok"/>
+        </w:rPr>
+        <w:t xml:space="preserve"> </w:t>
+      </w:r>
+      <w:r>
+        <w:rPr>
+          <w:rStyle w:val="AttributeTok"/>
+        </w:rPr>
+        <w:t>-n</w:t>
+      </w:r>
+      <w:r>
+        <w:rPr>
+          <w:rStyle w:val="NormalTok"/>
+        </w:rPr>
+        <w:t xml:space="preserve"> YOUR_USERNAME-priv get sa spark</w:t>
+      </w:r>
+    </w:p>
+    <w:p>
+      <w:pPr>
+        <w:pStyle w:val="Heading1"/>
+      </w:pPr>
+      <w:bookmarkStart w:id="12" w:name="Xfe78356ab59bcca738176f7f0ac9e656c2219f0"/>
+      <w:bookmarkStart w:id="13" w:name="_Toc227785373"/>
+      <w:bookmarkEnd w:id="10"/>
+      <w:r>
+        <w:t>4. Configure the Hadoop client</w:t>
+      </w:r>
+      <w:bookmarkEnd w:id="13"/>
+    </w:p>
+    <w:p>
+      <w:r>
+        <w:t>Keep the HDFS config in a per-user path instead of modifying the unpacked binaries.</w:t>
+      </w:r>
+    </w:p>
+    <w:p>
+      <w:pPr>
+        <w:pStyle w:val="SourceCode"/>
+      </w:pPr>
+      <w:r>
+        <w:rPr>
+          <w:rStyle w:val="FunctionTok"/>
+        </w:rPr>
+        <w:t>mkdir</w:t>
+      </w:r>
+      <w:r>
+        <w:rPr>
+          <w:rStyle w:val="NormalTok"/>
+        </w:rPr>
+        <w:t xml:space="preserve"> </w:t>
+      </w:r>
+      <w:r>
+        <w:rPr>
+          <w:rStyle w:val="AttributeTok"/>
+        </w:rPr>
+        <w:t>-p</w:t>
+      </w:r>
+      <w:r>
+        <w:rPr>
+          <w:rStyle w:val="NormalTok"/>
+        </w:rPr>
+        <w:t xml:space="preserve"> ~/.hadoop/conf</w:t>
+      </w:r>
+      <w:r>
+        <w:br/>
+      </w:r>
+      <w:r>
+        <w:rPr>
+          <w:rStyle w:val="FunctionTok"/>
+        </w:rPr>
+        <w:t>nano</w:t>
+      </w:r>
+      <w:r>
+        <w:rPr>
+          <w:rStyle w:val="NormalTok"/>
+        </w:rPr>
+        <w:t xml:space="preserve"> ~/.hadoop/conf/core-site.xml</w:t>
+      </w:r>
+    </w:p>
+    <w:p>
+      <w:r>
+        <w:t>Put this inside:</w:t>
+      </w:r>
+    </w:p>
+    <w:p>
+      <w:pPr>
+        <w:pStyle w:val="SourceCode"/>
+      </w:pPr>
+      <w:r>
+        <w:rPr>
+          <w:rStyle w:val="NormalTok"/>
+        </w:rPr>
+        <w:t>&lt;</w:t>
+      </w:r>
+      <w:r>
+        <w:rPr>
+          <w:rStyle w:val="KeywordTok"/>
+        </w:rPr>
+        <w:t>configuration</w:t>
+      </w:r>
+      <w:r>
+        <w:rPr>
+          <w:rStyle w:val="NormalTok"/>
+        </w:rPr>
+        <w:t>&gt;</w:t>
+      </w:r>
+      <w:r>
+        <w:br/>
+      </w:r>
+      <w:r>
+        <w:rPr>
+          <w:rStyle w:val="NormalTok"/>
+        </w:rPr>
+        <w:t xml:space="preserve">  &lt;</w:t>
+      </w:r>
+      <w:r>
+        <w:rPr>
+          <w:rStyle w:val="KeywordTok"/>
+        </w:rPr>
+        <w:t>property</w:t>
+      </w:r>
+      <w:r>
+        <w:rPr>
+          <w:rStyle w:val="NormalTok"/>
+        </w:rPr>
+        <w:t>&gt;</w:t>
+      </w:r>
+      <w:r>
+        <w:br/>
+      </w:r>
+      <w:r>
+        <w:rPr>
+          <w:rStyle w:val="NormalTok"/>
+        </w:rPr>
+        <w:t xml:space="preserve">    &lt;</w:t>
+      </w:r>
+      <w:r>
+        <w:rPr>
+          <w:rStyle w:val="KeywordTok"/>
+        </w:rPr>
+        <w:t>name</w:t>
+      </w:r>
+      <w:r>
+        <w:rPr>
+          <w:rStyle w:val="NormalTok"/>
+        </w:rPr>
+        <w:t>&gt;fs.defaultFS&lt;/</w:t>
+      </w:r>
+      <w:r>
+        <w:rPr>
+          <w:rStyle w:val="KeywordTok"/>
+        </w:rPr>
+        <w:t>name</w:t>
+      </w:r>
+      <w:r>
+        <w:rPr>
+          <w:rStyle w:val="NormalTok"/>
+        </w:rPr>
+        <w:t>&gt;</w:t>
+      </w:r>
+      <w:r>
+        <w:br/>
+      </w:r>
+      <w:r>
+        <w:rPr>
+          <w:rStyle w:val="NormalTok"/>
+        </w:rPr>
+        <w:t xml:space="preserve">    &lt;</w:t>
+      </w:r>
+      <w:r>
+        <w:rPr>
+          <w:rStyle w:val="KeywordTok"/>
+        </w:rPr>
+        <w:t>value</w:t>
+      </w:r>
+      <w:r>
+        <w:rPr>
+          <w:rStyle w:val="NormalTok"/>
+        </w:rPr>
+        <w:t>&gt;hdfs://hdfs-namenode.default.svc.cluster.local:9000&lt;/</w:t>
+      </w:r>
+      <w:r>
+        <w:rPr>
+          <w:rStyle w:val="KeywordTok"/>
+        </w:rPr>
+        <w:t>value</w:t>
+      </w:r>
+      <w:r>
+        <w:rPr>
+          <w:rStyle w:val="NormalTok"/>
+        </w:rPr>
+        <w:t>&gt;</w:t>
+      </w:r>
+      <w:r>
+        <w:br/>
+      </w:r>
+      <w:r>
+        <w:rPr>
+          <w:rStyle w:val="NormalTok"/>
+        </w:rPr>
+        <w:t xml:space="preserve">  &lt;/</w:t>
+      </w:r>
+      <w:r>
+        <w:rPr>
+          <w:rStyle w:val="KeywordTok"/>
+        </w:rPr>
+        <w:t>property</w:t>
+      </w:r>
+      <w:r>
+        <w:rPr>
+          <w:rStyle w:val="NormalTok"/>
+        </w:rPr>
+        <w:t>&gt;</w:t>
+      </w:r>
+      <w:r>
+        <w:br/>
+      </w:r>
+      <w:r>
+        <w:rPr>
+          <w:rStyle w:val="NormalTok"/>
+        </w:rPr>
+        <w:t>&lt;/</w:t>
+      </w:r>
+      <w:r>
+        <w:rPr>
+          <w:rStyle w:val="KeywordTok"/>
+        </w:rPr>
+        <w:t>configuration</w:t>
+      </w:r>
+      <w:r>
+        <w:rPr>
+          <w:rStyle w:val="NormalTok"/>
+        </w:rPr>
+        <w:t>&gt;</w:t>
+      </w:r>
+    </w:p>
+    <w:p>
+      <w:r>
+        <w:t xml:space="preserve">If the lab also provides an </w:t>
+      </w:r>
+      <w:r>
+        <w:rPr>
+          <w:rStyle w:val="VerbatimChar"/>
+        </w:rPr>
+        <w:t>hdfs-site.xml</w:t>
+      </w:r>
+      <w:r>
+        <w:t xml:space="preserve">, place it inside </w:t>
+      </w:r>
+      <w:r>
+        <w:rPr>
+          <w:rStyle w:val="VerbatimChar"/>
+        </w:rPr>
+        <w:t>~/.hadoop/conf/</w:t>
+      </w:r>
+      <w:r>
+        <w:t xml:space="preserve"> as well.</w:t>
+      </w:r>
+    </w:p>
+    <w:p>
+      <w:pPr>
+        <w:pStyle w:val="BodyText"/>
+      </w:pPr>
+      <w:r>
+        <w:t>Then verify:</w:t>
+      </w:r>
+    </w:p>
+    <w:p>
+      <w:pPr>
+        <w:pStyle w:val="SourceCode"/>
+      </w:pPr>
+      <w:r>
+        <w:rPr>
+          <w:rStyle w:val="ExtensionTok"/>
+        </w:rPr>
+        <w:t>hdfs</w:t>
+      </w:r>
+      <w:r>
+        <w:rPr>
+          <w:rStyle w:val="NormalTok"/>
+        </w:rPr>
+        <w:t xml:space="preserve"> dfs </w:t>
+      </w:r>
+      <w:r>
+        <w:rPr>
+          <w:rStyle w:val="AttributeTok"/>
+        </w:rPr>
+        <w:t>-ls</w:t>
+      </w:r>
+      <w:r>
+        <w:rPr>
+          <w:rStyle w:val="NormalTok"/>
+        </w:rPr>
+        <w:t xml:space="preserve"> /</w:t>
+      </w:r>
+      <w:r>
+        <w:br/>
+      </w:r>
+      <w:r>
+        <w:rPr>
+          <w:rStyle w:val="ExtensionTok"/>
+        </w:rPr>
+        <w:t>hdfs</w:t>
+      </w:r>
+      <w:r>
+        <w:rPr>
+          <w:rStyle w:val="NormalTok"/>
+        </w:rPr>
+        <w:t xml:space="preserve"> dfs </w:t>
+      </w:r>
+      <w:r>
+        <w:rPr>
+          <w:rStyle w:val="AttributeTok"/>
+        </w:rPr>
+        <w:t>-ls</w:t>
+      </w:r>
+      <w:r>
+        <w:rPr>
+          <w:rStyle w:val="NormalTok"/>
+        </w:rPr>
+        <w:t xml:space="preserve"> /user/</w:t>
+      </w:r>
+      <w:r>
+        <w:rPr>
+          <w:rStyle w:val="VariableTok"/>
+        </w:rPr>
+        <w:t>$VDCLOUD_USER</w:t>
+      </w:r>
+    </w:p>
+    <w:p>
+      <w:pPr>
+        <w:pStyle w:val="Heading1"/>
+      </w:pPr>
+      <w:bookmarkStart w:id="14" w:name="X8efc7ff027f7decbdd95659655bf0f6eb4168d8"/>
+      <w:bookmarkStart w:id="15" w:name="_Toc227785374"/>
+      <w:bookmarkEnd w:id="12"/>
+      <w:r>
+        <w:t xml:space="preserve">5. Per-user </w:t>
+      </w:r>
+      <w:r>
+        <w:rPr>
+          <w:rStyle w:val="VerbatimChar"/>
+        </w:rPr>
+        <w:t>spark-defaults.conf</w:t>
+      </w:r>
+      <w:bookmarkEnd w:id="15"/>
+    </w:p>
+    <w:p>
+      <w:r>
+        <w:t xml:space="preserve">The most practical setup for students is to make Kubernetes cluster mode the default for </w:t>
+      </w:r>
+      <w:r>
+        <w:rPr>
+          <w:rStyle w:val="VerbatimChar"/>
+        </w:rPr>
+        <w:t>spark-submit</w:t>
+      </w:r>
+      <w:r>
+        <w:t xml:space="preserve"> inside WSL.</w:t>
+      </w:r>
+    </w:p>
+    <w:p>
+      <w:pPr>
+        <w:pStyle w:val="BodyText"/>
+      </w:pPr>
+      <w:r>
+        <w:t>Create:</w:t>
+      </w:r>
+    </w:p>
+    <w:p>
+      <w:pPr>
+        <w:pStyle w:val="SourceCode"/>
+      </w:pPr>
+      <w:r>
+        <w:rPr>
+          <w:rStyle w:val="FunctionTok"/>
+        </w:rPr>
+        <w:t>mkdir</w:t>
+      </w:r>
+      <w:r>
+        <w:rPr>
+          <w:rStyle w:val="NormalTok"/>
+        </w:rPr>
+        <w:t xml:space="preserve"> </w:t>
+      </w:r>
+      <w:r>
+        <w:rPr>
+          <w:rStyle w:val="AttributeTok"/>
+        </w:rPr>
+        <w:t>-p</w:t>
+      </w:r>
+      <w:r>
+        <w:rPr>
+          <w:rStyle w:val="NormalTok"/>
+        </w:rPr>
+        <w:t xml:space="preserve"> ~/.spark/conf</w:t>
+      </w:r>
+      <w:r>
+        <w:br/>
+      </w:r>
+      <w:r>
+        <w:rPr>
+          <w:rStyle w:val="FunctionTok"/>
+        </w:rPr>
+        <w:t>nano</w:t>
+      </w:r>
+      <w:r>
+        <w:rPr>
+          <w:rStyle w:val="NormalTok"/>
+        </w:rPr>
+        <w:t xml:space="preserve"> ~/.spark/conf/spark-defaults.conf</w:t>
+      </w:r>
+    </w:p>
+    <w:p>
+      <w:r>
+        <w:t>and put this inside:</w:t>
+      </w:r>
+    </w:p>
+    <w:p>
+      <w:pPr>
+        <w:pStyle w:val="SourceCode"/>
+      </w:pPr>
+      <w:r>
+        <w:rPr>
+          <w:rStyle w:val="VerbatimChar"/>
+        </w:rPr>
+        <w:t># Replace YOUR_USERNAME with your lab username before first use.</w:t>
+      </w:r>
+      <w:r>
+        <w:br/>
+      </w:r>
+      <w:r>
+        <w:br/>
+      </w:r>
+      <w:r>
+        <w:rPr>
+          <w:rStyle w:val="VerbatimChar"/>
+        </w:rPr>
+        <w:t>spark.master                                   k8s://https://source-code-master.cluster.local:6443</w:t>
+      </w:r>
+      <w:r>
+        <w:br/>
+      </w:r>
+      <w:r>
+        <w:rPr>
+          <w:rStyle w:val="VerbatimChar"/>
+        </w:rPr>
+        <w:t>spark.submit.deployMode                        cluster</w:t>
+      </w:r>
+      <w:r>
+        <w:br/>
+      </w:r>
+      <w:r>
+        <w:rPr>
+          <w:rStyle w:val="VerbatimChar"/>
+        </w:rPr>
+        <w:t>spark.kubernetes.namespace                     YOUR_USERNAME-priv</w:t>
+      </w:r>
+      <w:r>
+        <w:br/>
+      </w:r>
+      <w:r>
+        <w:rPr>
+          <w:rStyle w:val="VerbatimChar"/>
+        </w:rPr>
+        <w:lastRenderedPageBreak/>
+        <w:t>spark.kubernetes.authenticate.driver.serviceAccountName spark</w:t>
+      </w:r>
+      <w:r>
+        <w:br/>
+      </w:r>
+      <w:r>
+        <w:rPr>
+          <w:rStyle w:val="VerbatimChar"/>
+        </w:rPr>
+        <w:t>spark.kubernetes.container.image               apache/spark:3.5.8-scala2.12-java11-python3-ubuntu</w:t>
+      </w:r>
+      <w:r>
+        <w:br/>
+      </w:r>
+      <w:r>
+        <w:rPr>
+          <w:rStyle w:val="VerbatimChar"/>
+        </w:rPr>
+        <w:t>spark.executor.instances                       1</w:t>
+      </w:r>
+      <w:r>
+        <w:br/>
+      </w:r>
+      <w:r>
+        <w:rPr>
+          <w:rStyle w:val="VerbatimChar"/>
+        </w:rPr>
+        <w:t>spark.kubernetes.submission.waitAppCompletion  false</w:t>
+      </w:r>
+      <w:r>
+        <w:br/>
+      </w:r>
+      <w:r>
+        <w:rPr>
+          <w:rStyle w:val="VerbatimChar"/>
+        </w:rPr>
+        <w:t xml:space="preserve">spark.eventLog.enabled      </w:t>
+      </w:r>
+      <w:r>
+        <w:rPr>
+          <w:rStyle w:val="VerbatimChar"/>
+        </w:rPr>
+        <w:t xml:space="preserve">                   true</w:t>
+      </w:r>
+      <w:r>
+        <w:br/>
+      </w:r>
+      <w:r>
+        <w:rPr>
+          <w:rStyle w:val="VerbatimChar"/>
+        </w:rPr>
+        <w:t>spark.eventLog.dir                             hdfs://hdfs-namenode.default.svc.cluster.local:9000/user/YOUR_USERNAME/logs</w:t>
+      </w:r>
+      <w:r>
+        <w:br/>
+      </w:r>
+      <w:r>
+        <w:rPr>
+          <w:rStyle w:val="VerbatimChar"/>
+        </w:rPr>
+        <w:t>spark.history.fs.logDirectory                  hdfs://hdfs-namenode.default.svc.cluster.local:9000/user/YOUR_USERNAME/logs</w:t>
+      </w:r>
+    </w:p>
+    <w:p>
+      <w:r>
+        <w:t>Before the first submit:</w:t>
       </w:r>
     </w:p>
     <w:p>
       <w:pPr>
         <w:numPr>
           <w:ilvl w:val="0"/>
-          <w:numId w:val="14"/>
+          <w:numId w:val="15"/>
         </w:numPr>
       </w:pPr>
       <w:r>
-        <w:lastRenderedPageBreak/>
+        <w:t xml:space="preserve">replace </w:t>
+      </w:r>
+      <w:r>
+        <w:rPr>
+          <w:rStyle w:val="VerbatimChar"/>
+        </w:rPr>
+        <w:t>YOUR_USERNAME</w:t>
+      </w:r>
+    </w:p>
+    <w:p>
+      <w:pPr>
+        <w:numPr>
+          <w:ilvl w:val="0"/>
+          <w:numId w:val="15"/>
+        </w:numPr>
+      </w:pPr>
+      <w:r>
+        <w:t xml:space="preserve">make sure </w:t>
+      </w:r>
+      <w:r>
+        <w:rPr>
+          <w:rStyle w:val="VerbatimChar"/>
+        </w:rPr>
+        <w:t>spark.master</w:t>
+      </w:r>
+      <w:r>
+        <w:t xml:space="preserve"> matches the kubeconfig</w:t>
+      </w:r>
+    </w:p>
+    <w:p>
+      <w:pPr>
+        <w:numPr>
+          <w:ilvl w:val="0"/>
+          <w:numId w:val="15"/>
+        </w:numPr>
+      </w:pPr>
+      <w:r>
         <w:t xml:space="preserve">keep the image pinned instead of using plain </w:t>
       </w:r>
       <w:r>
@@ -3689,13 +3863,13 @@
       <w:pPr>
         <w:pStyle w:val="Heading1"/>
       </w:pPr>
-      <w:bookmarkStart w:id="14" w:name="X2fc7852c18f7baf5b8bfe5e6cbd1eeb0d12695c"/>
-      <w:bookmarkStart w:id="15" w:name="_Toc225777571"/>
-      <w:bookmarkEnd w:id="12"/>
+      <w:bookmarkStart w:id="16" w:name="X2fc7852c18f7baf5b8bfe5e6cbd1eeb0d12695c"/>
+      <w:bookmarkStart w:id="17" w:name="_Toc227785375"/>
+      <w:bookmarkEnd w:id="14"/>
       <w:r>
         <w:t>6. First upload to HDFS</w:t>
       </w:r>
-      <w:bookmarkEnd w:id="15"/>
+      <w:bookmarkEnd w:id="17"/>
     </w:p>
     <w:p>
       <w:r>
@@ -3773,7 +3947,7 @@
         <w:rPr>
           <w:rStyle w:val="VariableTok"/>
         </w:rPr>
-        <w:t>$USER</w:t>
+        <w:t>$VDCLOUD_USER</w:t>
       </w:r>
       <w:r>
         <w:rPr>
@@ -3785,7 +3959,7 @@
         <w:rPr>
           <w:rStyle w:val="VariableTok"/>
         </w:rPr>
-        <w:t>$USER</w:t>
+        <w:t>$VDCLOUD_USER</w:t>
       </w:r>
       <w:r>
         <w:rPr>
@@ -3797,7 +3971,7 @@
         <w:rPr>
           <w:rStyle w:val="VariableTok"/>
         </w:rPr>
-        <w:t>$USER</w:t>
+        <w:t>$VDCLOUD_USER</w:t>
       </w:r>
       <w:r>
         <w:rPr>
@@ -3866,7 +4040,7 @@
         <w:rPr>
           <w:rStyle w:val="VariableTok"/>
         </w:rPr>
-        <w:t>$USER</w:t>
+        <w:t>$VDCLOUD_USER</w:t>
       </w:r>
       <w:r>
         <w:rPr>
@@ -3878,7 +4052,7 @@
         <w:rPr>
           <w:rStyle w:val="VariableTok"/>
         </w:rPr>
-        <w:t>$USER</w:t>
+        <w:t>$VDCLOUD_USER</w:t>
       </w:r>
       <w:r>
         <w:rPr>
@@ -3890,7 +4064,7 @@
         <w:rPr>
           <w:rStyle w:val="VariableTok"/>
         </w:rPr>
-        <w:t>$USER</w:t>
+        <w:t>$VDCLOUD_USER</w:t>
       </w:r>
       <w:r>
         <w:rPr>
@@ -3953,7 +4127,7 @@
         <w:rPr>
           <w:rStyle w:val="VariableTok"/>
         </w:rPr>
-        <w:t>$USER</w:t>
+        <w:t>$VDCLOUD_USER</w:t>
       </w:r>
       <w:r>
         <w:rPr>
@@ -4016,7 +4190,7 @@
         <w:rPr>
           <w:rStyle w:val="VariableTok"/>
         </w:rPr>
-        <w:t>$USER</w:t>
+        <w:t>$VDCLOUD_USER</w:t>
       </w:r>
       <w:r>
         <w:rPr>
@@ -4058,7 +4232,7 @@
         <w:rPr>
           <w:rStyle w:val="VariableTok"/>
         </w:rPr>
-        <w:t>$USER</w:t>
+        <w:t>$VDCLOUD_USER</w:t>
       </w:r>
       <w:r>
         <w:rPr>
@@ -4097,7 +4271,7 @@
         <w:rPr>
           <w:rStyle w:val="VariableTok"/>
         </w:rPr>
-        <w:t>$USER</w:t>
+        <w:t>$VDCLOUD_USER</w:t>
       </w:r>
       <w:r>
         <w:rPr>
@@ -4115,9 +4289,9 @@
       <w:pPr>
         <w:pStyle w:val="Heading1"/>
       </w:pPr>
-      <w:bookmarkStart w:id="16" w:name="X1ad4b455610bf0d50d9cb9f162255541915550d"/>
-      <w:bookmarkStart w:id="17" w:name="_Toc225777572"/>
-      <w:bookmarkEnd w:id="14"/>
+      <w:bookmarkStart w:id="18" w:name="X1ad4b455610bf0d50d9cb9f162255541915550d"/>
+      <w:bookmarkStart w:id="19" w:name="_Toc227785376"/>
+      <w:bookmarkEnd w:id="16"/>
       <w:r>
         <w:t xml:space="preserve">7. First </w:t>
       </w:r>
@@ -4127,7 +4301,7 @@
         </w:rPr>
         <w:t>spark-submit</w:t>
       </w:r>
-      <w:bookmarkEnd w:id="17"/>
+      <w:bookmarkEnd w:id="19"/>
     </w:p>
     <w:p>
       <w:r>
@@ -4163,7 +4337,7 @@
         <w:rPr>
           <w:rStyle w:val="VariableTok"/>
         </w:rPr>
-        <w:t>$USER</w:t>
+        <w:t>$VDCLOUD_USER</w:t>
       </w:r>
       <w:r>
         <w:rPr>
@@ -4202,7 +4376,7 @@
         <w:rPr>
           <w:rStyle w:val="VariableTok"/>
         </w:rPr>
-        <w:t>$USER</w:t>
+        <w:t>$VDCLOUD_USER</w:t>
       </w:r>
     </w:p>
     <w:p>
@@ -4479,1855 +4653,6 @@
         <w:rPr>
           <w:rStyle w:val="NormalTok"/>
         </w:rPr>
-        <w:t xml:space="preserve">    </w:t>
-      </w:r>
-      <w:r>
-        <w:rPr>
-          <w:rStyle w:val="ControlFlowTok"/>
-        </w:rPr>
-        <w:t>return</w:t>
-      </w:r>
-      <w:r>
-        <w:rPr>
-          <w:rStyle w:val="NormalTok"/>
-        </w:rPr>
-        <w:t xml:space="preserve"> </w:t>
-      </w:r>
-      <w:r>
-        <w:rPr>
-          <w:rStyle w:val="SpecialStringTok"/>
-        </w:rPr>
-        <w:t>f"</w:t>
-      </w:r>
-      <w:r>
-        <w:rPr>
-          <w:rStyle w:val="SpecialCharTok"/>
-        </w:rPr>
-        <w:t>{</w:t>
-      </w:r>
-      <w:r>
-        <w:rPr>
-          <w:rStyle w:val="NormalTok"/>
-        </w:rPr>
-        <w:t>base_path</w:t>
-      </w:r>
-      <w:r>
-        <w:rPr>
-          <w:rStyle w:val="SpecialCharTok"/>
-        </w:rPr>
-        <w:t>.</w:t>
-      </w:r>
-      <w:r>
-        <w:rPr>
-          <w:rStyle w:val="NormalTok"/>
-        </w:rPr>
-        <w:t>rstrip(</w:t>
-      </w:r>
-      <w:r>
-        <w:rPr>
-          <w:rStyle w:val="StringTok"/>
-        </w:rPr>
-        <w:t>'/'</w:t>
-      </w:r>
-      <w:r>
-        <w:rPr>
-          <w:rStyle w:val="NormalTok"/>
-        </w:rPr>
-        <w:t>)</w:t>
-      </w:r>
-      <w:r>
-        <w:rPr>
-          <w:rStyle w:val="SpecialCharTok"/>
-        </w:rPr>
-        <w:t>}</w:t>
-      </w:r>
-      <w:r>
-        <w:rPr>
-          <w:rStyle w:val="SpecialStringTok"/>
-        </w:rPr>
-        <w:t>/</w:t>
-      </w:r>
-      <w:r>
-        <w:rPr>
-          <w:rStyle w:val="SpecialCharTok"/>
-        </w:rPr>
-        <w:t>{</w:t>
-      </w:r>
-      <w:r>
-        <w:rPr>
-          <w:rStyle w:val="NormalTok"/>
-        </w:rPr>
-        <w:t>relative_path</w:t>
-      </w:r>
-      <w:r>
-        <w:rPr>
-          <w:rStyle w:val="SpecialCharTok"/>
-        </w:rPr>
-        <w:t>.</w:t>
-      </w:r>
-      <w:r>
-        <w:rPr>
-          <w:rStyle w:val="NormalTok"/>
-        </w:rPr>
-        <w:t>lstrip(</w:t>
-      </w:r>
-      <w:r>
-        <w:rPr>
-          <w:rStyle w:val="StringTok"/>
-        </w:rPr>
-        <w:t>'/'</w:t>
-      </w:r>
-      <w:r>
-        <w:rPr>
-          <w:rStyle w:val="NormalTok"/>
-        </w:rPr>
-        <w:t>)</w:t>
-      </w:r>
-      <w:r>
-        <w:rPr>
-          <w:rStyle w:val="SpecialCharTok"/>
-        </w:rPr>
-        <w:t>}</w:t>
-      </w:r>
-      <w:r>
-        <w:rPr>
-          <w:rStyle w:val="SpecialStringTok"/>
-        </w:rPr>
-        <w:t>"</w:t>
-      </w:r>
-      <w:r>
-        <w:br/>
-      </w:r>
-      <w:r>
-        <w:br/>
-      </w:r>
-      <w:r>
-        <w:br/>
-      </w:r>
-      <w:r>
-        <w:rPr>
-          <w:rStyle w:val="KeywordTok"/>
-        </w:rPr>
-        <w:t>def</w:t>
-      </w:r>
-      <w:r>
-        <w:rPr>
-          <w:rStyle w:val="NormalTok"/>
-        </w:rPr>
-        <w:t xml:space="preserve"> write_local_text_output(output_path: </w:t>
-      </w:r>
-      <w:r>
-        <w:rPr>
-          <w:rStyle w:val="BuiltInTok"/>
-        </w:rPr>
-        <w:t>str</w:t>
-      </w:r>
-      <w:r>
-        <w:rPr>
-          <w:rStyle w:val="NormalTok"/>
-        </w:rPr>
-        <w:t xml:space="preserve">, lines: </w:t>
-      </w:r>
-      <w:r>
-        <w:rPr>
-          <w:rStyle w:val="BuiltInTok"/>
-        </w:rPr>
-        <w:t>list</w:t>
-      </w:r>
-      <w:r>
-        <w:rPr>
-          <w:rStyle w:val="NormalTok"/>
-        </w:rPr>
-        <w:t>[</w:t>
-      </w:r>
-      <w:r>
-        <w:rPr>
-          <w:rStyle w:val="BuiltInTok"/>
-        </w:rPr>
-        <w:t>str</w:t>
-      </w:r>
-      <w:r>
-        <w:rPr>
-          <w:rStyle w:val="NormalTok"/>
-        </w:rPr>
-        <w:t xml:space="preserve">]) </w:t>
-      </w:r>
-      <w:r>
-        <w:rPr>
-          <w:rStyle w:val="OperatorTok"/>
-        </w:rPr>
-        <w:t>-&gt;</w:t>
-      </w:r>
-      <w:r>
-        <w:rPr>
-          <w:rStyle w:val="NormalTok"/>
-        </w:rPr>
-        <w:t xml:space="preserve"> </w:t>
-      </w:r>
-      <w:r>
-        <w:rPr>
-          <w:rStyle w:val="VariableTok"/>
-        </w:rPr>
-        <w:t>None</w:t>
-      </w:r>
-      <w:r>
-        <w:rPr>
-          <w:rStyle w:val="NormalTok"/>
-        </w:rPr>
-        <w:t>:</w:t>
-      </w:r>
-      <w:r>
-        <w:br/>
-      </w:r>
-      <w:r>
-        <w:rPr>
-          <w:rStyle w:val="NormalTok"/>
-        </w:rPr>
-        <w:t xml:space="preserve">    os.makedirs(output_path, exist_ok</w:t>
-      </w:r>
-      <w:r>
-        <w:rPr>
-          <w:rStyle w:val="OperatorTok"/>
-        </w:rPr>
-        <w:t>=</w:t>
-      </w:r>
-      <w:r>
-        <w:rPr>
-          <w:rStyle w:val="VariableTok"/>
-        </w:rPr>
-        <w:t>True</w:t>
-      </w:r>
-      <w:r>
-        <w:rPr>
-          <w:rStyle w:val="NormalTok"/>
-        </w:rPr>
-        <w:t>)</w:t>
-      </w:r>
-      <w:r>
-        <w:br/>
-      </w:r>
-      <w:r>
-        <w:rPr>
-          <w:rStyle w:val="NormalTok"/>
-        </w:rPr>
-        <w:t xml:space="preserve">    output_file </w:t>
-      </w:r>
-      <w:r>
-        <w:rPr>
-          <w:rStyle w:val="OperatorTok"/>
-        </w:rPr>
-        <w:t>=</w:t>
-      </w:r>
-      <w:r>
-        <w:rPr>
-          <w:rStyle w:val="NormalTok"/>
-        </w:rPr>
-        <w:t xml:space="preserve"> os.path.join(output_path, </w:t>
-      </w:r>
-      <w:r>
-        <w:rPr>
-          <w:rStyle w:val="StringTok"/>
-        </w:rPr>
-        <w:t>"part-00000"</w:t>
-      </w:r>
-      <w:r>
-        <w:rPr>
-          <w:rStyle w:val="NormalTok"/>
-        </w:rPr>
-        <w:t>)</w:t>
-      </w:r>
-      <w:r>
-        <w:br/>
-      </w:r>
-      <w:r>
-        <w:rPr>
-          <w:rStyle w:val="NormalTok"/>
-        </w:rPr>
-        <w:t xml:space="preserve">    </w:t>
-      </w:r>
-      <w:r>
-        <w:rPr>
-          <w:rStyle w:val="ControlFlowTok"/>
-        </w:rPr>
-        <w:t>with</w:t>
-      </w:r>
-      <w:r>
-        <w:rPr>
-          <w:rStyle w:val="NormalTok"/>
-        </w:rPr>
-        <w:t xml:space="preserve"> </w:t>
-      </w:r>
-      <w:r>
-        <w:rPr>
-          <w:rStyle w:val="BuiltInTok"/>
-        </w:rPr>
-        <w:t>open</w:t>
-      </w:r>
-      <w:r>
-        <w:rPr>
-          <w:rStyle w:val="NormalTok"/>
-        </w:rPr>
-        <w:t>(outp</w:t>
-      </w:r>
-      <w:r>
-        <w:rPr>
-          <w:rStyle w:val="NormalTok"/>
-        </w:rPr>
-        <w:t xml:space="preserve">ut_file, </w:t>
-      </w:r>
-      <w:r>
-        <w:rPr>
-          <w:rStyle w:val="StringTok"/>
-        </w:rPr>
-        <w:t>"w"</w:t>
-      </w:r>
-      <w:r>
-        <w:rPr>
-          <w:rStyle w:val="NormalTok"/>
-        </w:rPr>
-        <w:t>, encoding</w:t>
-      </w:r>
-      <w:r>
-        <w:rPr>
-          <w:rStyle w:val="OperatorTok"/>
-        </w:rPr>
-        <w:t>=</w:t>
-      </w:r>
-      <w:r>
-        <w:rPr>
-          <w:rStyle w:val="StringTok"/>
-        </w:rPr>
-        <w:t>"utf-8"</w:t>
-      </w:r>
-      <w:r>
-        <w:rPr>
-          <w:rStyle w:val="NormalTok"/>
-        </w:rPr>
-        <w:t xml:space="preserve">) </w:t>
-      </w:r>
-      <w:r>
-        <w:rPr>
-          <w:rStyle w:val="ImportTok"/>
-        </w:rPr>
-        <w:t>as</w:t>
-      </w:r>
-      <w:r>
-        <w:rPr>
-          <w:rStyle w:val="NormalTok"/>
-        </w:rPr>
-        <w:t xml:space="preserve"> file_handle:</w:t>
-      </w:r>
-      <w:r>
-        <w:br/>
-      </w:r>
-      <w:r>
-        <w:rPr>
-          <w:rStyle w:val="NormalTok"/>
-        </w:rPr>
-        <w:t xml:space="preserve">        </w:t>
-      </w:r>
-      <w:r>
-        <w:rPr>
-          <w:rStyle w:val="ControlFlowTok"/>
-        </w:rPr>
-        <w:t>for</w:t>
-      </w:r>
-      <w:r>
-        <w:rPr>
-          <w:rStyle w:val="NormalTok"/>
-        </w:rPr>
-        <w:t xml:space="preserve"> line </w:t>
-      </w:r>
-      <w:r>
-        <w:rPr>
-          <w:rStyle w:val="KeywordTok"/>
-        </w:rPr>
-        <w:t>in</w:t>
-      </w:r>
-      <w:r>
-        <w:rPr>
-          <w:rStyle w:val="NormalTok"/>
-        </w:rPr>
-        <w:t xml:space="preserve"> lines:</w:t>
-      </w:r>
-      <w:r>
-        <w:br/>
-      </w:r>
-      <w:r>
-        <w:rPr>
-          <w:rStyle w:val="NormalTok"/>
-        </w:rPr>
-        <w:t xml:space="preserve">            file_handle.write(</w:t>
-      </w:r>
-      <w:r>
-        <w:rPr>
-          <w:rStyle w:val="SpecialStringTok"/>
-        </w:rPr>
-        <w:t>f"</w:t>
-      </w:r>
-      <w:r>
-        <w:rPr>
-          <w:rStyle w:val="SpecialCharTok"/>
-        </w:rPr>
-        <w:t>{</w:t>
-      </w:r>
-      <w:r>
-        <w:rPr>
-          <w:rStyle w:val="NormalTok"/>
-        </w:rPr>
-        <w:t>line</w:t>
-      </w:r>
-      <w:r>
-        <w:rPr>
-          <w:rStyle w:val="SpecialCharTok"/>
-        </w:rPr>
-        <w:t>}</w:t>
-      </w:r>
-      <w:r>
-        <w:rPr>
-          <w:rStyle w:val="CharTok"/>
-        </w:rPr>
-        <w:t>\n</w:t>
-      </w:r>
-      <w:r>
-        <w:rPr>
-          <w:rStyle w:val="SpecialStringTok"/>
-        </w:rPr>
-        <w:t>"</w:t>
-      </w:r>
-      <w:r>
-        <w:rPr>
-          <w:rStyle w:val="NormalTok"/>
-        </w:rPr>
-        <w:t>)</w:t>
-      </w:r>
-      <w:r>
-        <w:br/>
-      </w:r>
-      <w:r>
-        <w:br/>
-      </w:r>
-      <w:r>
-        <w:br/>
-      </w:r>
-      <w:r>
-        <w:rPr>
-          <w:rStyle w:val="KeywordTok"/>
-        </w:rPr>
-        <w:t>def</w:t>
-      </w:r>
-      <w:r>
-        <w:rPr>
-          <w:rStyle w:val="NormalTok"/>
-        </w:rPr>
-        <w:t xml:space="preserve"> parse_args() </w:t>
-      </w:r>
-      <w:r>
-        <w:rPr>
-          <w:rStyle w:val="OperatorTok"/>
-        </w:rPr>
-        <w:t>-&gt;</w:t>
-      </w:r>
-      <w:r>
-        <w:rPr>
-          <w:rStyle w:val="NormalTok"/>
-        </w:rPr>
-        <w:t xml:space="preserve"> argparse.Namespace:</w:t>
-      </w:r>
-      <w:r>
-        <w:br/>
-      </w:r>
-      <w:r>
-        <w:rPr>
-          <w:rStyle w:val="NormalTok"/>
-        </w:rPr>
-        <w:t xml:space="preserve">    parser </w:t>
-      </w:r>
-      <w:r>
-        <w:rPr>
-          <w:rStyle w:val="OperatorTok"/>
-        </w:rPr>
-        <w:t>=</w:t>
-      </w:r>
-      <w:r>
-        <w:rPr>
-          <w:rStyle w:val="NormalTok"/>
-        </w:rPr>
-        <w:t xml:space="preserve"> argparse.ArgumentParser(</w:t>
-      </w:r>
-      <w:r>
-        <w:br/>
-      </w:r>
-      <w:r>
-        <w:rPr>
-          <w:rStyle w:val="NormalTok"/>
-        </w:rPr>
-        <w:t xml:space="preserve">        description</w:t>
-      </w:r>
-      <w:r>
-        <w:rPr>
-          <w:rStyle w:val="OperatorTok"/>
-        </w:rPr>
-        <w:t>=</w:t>
-      </w:r>
-      <w:r>
-        <w:rPr>
-          <w:rStyle w:val="StringTok"/>
-        </w:rPr>
-        <w:t>"Count word frequencies from a text file with Spark."</w:t>
-      </w:r>
-      <w:r>
-        <w:rPr>
-          <w:rStyle w:val="NormalTok"/>
-        </w:rPr>
-        <w:t>,</w:t>
-      </w:r>
-      <w:r>
-        <w:br/>
-      </w:r>
-      <w:r>
-        <w:rPr>
-          <w:rStyle w:val="NormalTok"/>
-        </w:rPr>
-        <w:t xml:space="preserve">    )</w:t>
-      </w:r>
-      <w:r>
-        <w:br/>
-      </w:r>
-      <w:r>
-        <w:rPr>
-          <w:rStyle w:val="NormalTok"/>
-        </w:rPr>
-        <w:t xml:space="preserve">    parser.add_argument(</w:t>
-      </w:r>
-      <w:r>
-        <w:br/>
-      </w:r>
-      <w:r>
-        <w:rPr>
-          <w:rStyle w:val="NormalTok"/>
-        </w:rPr>
-        <w:t xml:space="preserve">        </w:t>
-      </w:r>
-      <w:r>
-        <w:rPr>
-          <w:rStyle w:val="StringTok"/>
-        </w:rPr>
-        <w:t>"--base-path"</w:t>
-      </w:r>
-      <w:r>
-        <w:rPr>
-          <w:rStyle w:val="NormalTok"/>
-        </w:rPr>
-        <w:t>,</w:t>
-      </w:r>
-      <w:r>
-        <w:br/>
-      </w:r>
-      <w:r>
-        <w:rPr>
-          <w:rStyle w:val="NormalTok"/>
-        </w:rPr>
-        <w:lastRenderedPageBreak/>
-        <w:t xml:space="preserve">        </w:t>
-      </w:r>
-      <w:r>
-        <w:rPr>
-          <w:rStyle w:val="BuiltInTok"/>
-        </w:rPr>
-        <w:t>help</w:t>
-      </w:r>
-      <w:r>
-        <w:rPr>
-          <w:rStyle w:val="OperatorTok"/>
-        </w:rPr>
-        <w:t>=</w:t>
-      </w:r>
-      <w:r>
-        <w:rPr>
-          <w:rStyle w:val="StringTok"/>
-        </w:rPr>
-        <w:t>"Base path that contains examples/ and where outputs should be written."</w:t>
-      </w:r>
-      <w:r>
-        <w:rPr>
-          <w:rStyle w:val="NormalTok"/>
-        </w:rPr>
-        <w:t>,</w:t>
-      </w:r>
-      <w:r>
-        <w:br/>
-      </w:r>
-      <w:r>
-        <w:rPr>
-          <w:rStyle w:val="NormalTok"/>
-        </w:rPr>
-        <w:t xml:space="preserve">    )</w:t>
-      </w:r>
-      <w:r>
-        <w:br/>
-      </w:r>
-      <w:r>
-        <w:rPr>
-          <w:rStyle w:val="NormalTok"/>
-        </w:rPr>
-        <w:t xml:space="preserve">    parser.add_argument(</w:t>
-      </w:r>
-      <w:r>
-        <w:br/>
-      </w:r>
-      <w:r>
-        <w:rPr>
-          <w:rStyle w:val="NormalTok"/>
-        </w:rPr>
-        <w:t xml:space="preserve">        </w:t>
-      </w:r>
-      <w:r>
-        <w:rPr>
-          <w:rStyle w:val="StringTok"/>
-        </w:rPr>
-        <w:t>"--input"</w:t>
-      </w:r>
-      <w:r>
-        <w:rPr>
-          <w:rStyle w:val="NormalTok"/>
-        </w:rPr>
-        <w:t>,</w:t>
-      </w:r>
-      <w:r>
-        <w:br/>
-      </w:r>
-      <w:r>
-        <w:rPr>
-          <w:rStyle w:val="NormalTok"/>
-        </w:rPr>
-        <w:t xml:space="preserve">        </w:t>
-      </w:r>
-      <w:r>
-        <w:rPr>
-          <w:rStyle w:val="BuiltInTok"/>
-        </w:rPr>
-        <w:t>help</w:t>
-      </w:r>
-      <w:r>
-        <w:rPr>
-          <w:rStyle w:val="OperatorTok"/>
-        </w:rPr>
-        <w:t>=</w:t>
-      </w:r>
-      <w:r>
-        <w:rPr>
-          <w:rStyle w:val="StringTok"/>
-        </w:rPr>
-        <w:t>"Explicit input text path. Defaults to examples/text.txt locally or &lt;base-path&gt;/examples/text.txt remotely."</w:t>
-      </w:r>
-      <w:r>
-        <w:rPr>
-          <w:rStyle w:val="NormalTok"/>
-        </w:rPr>
-        <w:t>,</w:t>
-      </w:r>
-      <w:r>
-        <w:br/>
-      </w:r>
-      <w:r>
-        <w:rPr>
-          <w:rStyle w:val="NormalTok"/>
-        </w:rPr>
-        <w:t xml:space="preserve">    )</w:t>
-      </w:r>
-      <w:r>
-        <w:br/>
-      </w:r>
-      <w:r>
-        <w:rPr>
-          <w:rStyle w:val="NormalTok"/>
-        </w:rPr>
-        <w:t xml:space="preserve">    parser.add_argument(</w:t>
-      </w:r>
-      <w:r>
-        <w:br/>
-      </w:r>
-      <w:r>
-        <w:rPr>
-          <w:rStyle w:val="NormalTok"/>
-        </w:rPr>
-        <w:t xml:space="preserve">        </w:t>
-      </w:r>
-      <w:r>
-        <w:rPr>
-          <w:rStyle w:val="StringTok"/>
-        </w:rPr>
-        <w:t>"--output"</w:t>
-      </w:r>
-      <w:r>
-        <w:rPr>
-          <w:rStyle w:val="NormalTok"/>
-        </w:rPr>
-        <w:t>,</w:t>
-      </w:r>
-      <w:r>
-        <w:br/>
-      </w:r>
-      <w:r>
-        <w:rPr>
-          <w:rStyle w:val="NormalTok"/>
-        </w:rPr>
-        <w:t xml:space="preserve">        </w:t>
-      </w:r>
-      <w:r>
-        <w:rPr>
-          <w:rStyle w:val="BuiltInTok"/>
-        </w:rPr>
-        <w:t>help</w:t>
-      </w:r>
-      <w:r>
-        <w:rPr>
-          <w:rStyle w:val="OperatorTok"/>
-        </w:rPr>
-        <w:t>=</w:t>
-      </w:r>
-      <w:r>
-        <w:rPr>
-          <w:rStyle w:val="StringTok"/>
-        </w:rPr>
-        <w:t>"Explicit output path. If omitted, local runs only print results and remote run</w:t>
-      </w:r>
-      <w:r>
-        <w:rPr>
-          <w:rStyle w:val="StringTok"/>
-        </w:rPr>
-        <w:t>s write under &lt;base-path&gt;."</w:t>
-      </w:r>
-      <w:r>
-        <w:rPr>
-          <w:rStyle w:val="NormalTok"/>
-        </w:rPr>
-        <w:t>,</w:t>
-      </w:r>
-      <w:r>
-        <w:br/>
-      </w:r>
-      <w:r>
-        <w:rPr>
-          <w:rStyle w:val="NormalTok"/>
-        </w:rPr>
-        <w:t xml:space="preserve">    )</w:t>
-      </w:r>
-      <w:r>
-        <w:br/>
-      </w:r>
-      <w:r>
-        <w:rPr>
-          <w:rStyle w:val="NormalTok"/>
-        </w:rPr>
-        <w:t xml:space="preserve">    parser.add_argument(</w:t>
-      </w:r>
-      <w:r>
-        <w:br/>
-      </w:r>
-      <w:r>
-        <w:rPr>
-          <w:rStyle w:val="NormalTok"/>
-        </w:rPr>
-        <w:t xml:space="preserve">        </w:t>
-      </w:r>
-      <w:r>
-        <w:rPr>
-          <w:rStyle w:val="StringTok"/>
-        </w:rPr>
-        <w:t>"--master"</w:t>
-      </w:r>
-      <w:r>
-        <w:rPr>
-          <w:rStyle w:val="NormalTok"/>
-        </w:rPr>
-        <w:t>,</w:t>
-      </w:r>
-      <w:r>
-        <w:br/>
-      </w:r>
-      <w:r>
-        <w:rPr>
-          <w:rStyle w:val="NormalTok"/>
-        </w:rPr>
-        <w:t xml:space="preserve">        </w:t>
-      </w:r>
-      <w:r>
-        <w:rPr>
-          <w:rStyle w:val="BuiltInTok"/>
-        </w:rPr>
-        <w:t>help</w:t>
-      </w:r>
-      <w:r>
-        <w:rPr>
-          <w:rStyle w:val="OperatorTok"/>
-        </w:rPr>
-        <w:t>=</w:t>
-      </w:r>
-      <w:r>
-        <w:rPr>
-          <w:rStyle w:val="StringTok"/>
-        </w:rPr>
-        <w:t>"Optional Spark master. Local runs default to local[*] when no remote path is used."</w:t>
-      </w:r>
-      <w:r>
-        <w:rPr>
-          <w:rStyle w:val="NormalTok"/>
-        </w:rPr>
-        <w:t>,</w:t>
-      </w:r>
-      <w:r>
-        <w:br/>
-      </w:r>
-      <w:r>
-        <w:rPr>
-          <w:rStyle w:val="NormalTok"/>
-        </w:rPr>
-        <w:t xml:space="preserve">    )</w:t>
-      </w:r>
-      <w:r>
-        <w:br/>
-      </w:r>
-      <w:r>
-        <w:rPr>
-          <w:rStyle w:val="NormalTok"/>
-        </w:rPr>
-        <w:t xml:space="preserve">    </w:t>
-      </w:r>
-      <w:r>
-        <w:rPr>
-          <w:rStyle w:val="ControlFlowTok"/>
-        </w:rPr>
-        <w:t>return</w:t>
-      </w:r>
-      <w:r>
-        <w:rPr>
-          <w:rStyle w:val="NormalTok"/>
-        </w:rPr>
-        <w:t xml:space="preserve"> parser.parse_args()</w:t>
-      </w:r>
-      <w:r>
-        <w:br/>
-      </w:r>
-      <w:r>
-        <w:br/>
-      </w:r>
-      <w:r>
-        <w:br/>
-      </w:r>
-      <w:r>
-        <w:rPr>
-          <w:rStyle w:val="KeywordTok"/>
-        </w:rPr>
-        <w:t>def</w:t>
-      </w:r>
-      <w:r>
-        <w:rPr>
-          <w:rStyle w:val="NormalTok"/>
-        </w:rPr>
-        <w:t xml:space="preserve"> main() </w:t>
-      </w:r>
-      <w:r>
-        <w:rPr>
-          <w:rStyle w:val="OperatorTok"/>
-        </w:rPr>
-        <w:t>-&gt;</w:t>
-      </w:r>
-      <w:r>
-        <w:rPr>
-          <w:rStyle w:val="NormalTok"/>
-        </w:rPr>
-        <w:t xml:space="preserve"> </w:t>
-      </w:r>
-      <w:r>
-        <w:rPr>
-          <w:rStyle w:val="VariableTok"/>
-        </w:rPr>
-        <w:t>None</w:t>
-      </w:r>
-      <w:r>
-        <w:rPr>
-          <w:rStyle w:val="NormalTok"/>
-        </w:rPr>
-        <w:t>:</w:t>
-      </w:r>
-      <w:r>
-        <w:br/>
-      </w:r>
-      <w:r>
-        <w:rPr>
-          <w:rStyle w:val="NormalTok"/>
-        </w:rPr>
-        <w:t xml:space="preserve">    args </w:t>
-      </w:r>
-      <w:r>
-        <w:rPr>
-          <w:rStyle w:val="OperatorTok"/>
-        </w:rPr>
-        <w:t>=</w:t>
-      </w:r>
-      <w:r>
-        <w:rPr>
-          <w:rStyle w:val="NormalTok"/>
-        </w:rPr>
-        <w:t xml:space="preserve"> parse_args()</w:t>
-      </w:r>
-      <w:r>
-        <w:br/>
-      </w:r>
-      <w:r>
-        <w:rPr>
-          <w:rStyle w:val="NormalTok"/>
-        </w:rPr>
-        <w:t xml:space="preserve">    input_path </w:t>
-      </w:r>
-      <w:r>
-        <w:rPr>
-          <w:rStyle w:val="OperatorTok"/>
-        </w:rPr>
-        <w:t>=</w:t>
-      </w:r>
-      <w:r>
-        <w:rPr>
-          <w:rStyle w:val="NormalTok"/>
-        </w:rPr>
-        <w:t xml:space="preserve"> args.</w:t>
-      </w:r>
-      <w:r>
-        <w:rPr>
-          <w:rStyle w:val="BuiltInTok"/>
-        </w:rPr>
-        <w:t>input</w:t>
-      </w:r>
-      <w:r>
-        <w:rPr>
-          <w:rStyle w:val="NormalTok"/>
-        </w:rPr>
-        <w:t xml:space="preserve"> </w:t>
-      </w:r>
-      <w:r>
-        <w:rPr>
-          <w:rStyle w:val="KeywordTok"/>
-        </w:rPr>
-        <w:t>or</w:t>
-      </w:r>
-      <w:r>
-        <w:rPr>
-          <w:rStyle w:val="NormalTok"/>
-        </w:rPr>
-        <w:t xml:space="preserve"> (</w:t>
-      </w:r>
-      <w:r>
-        <w:br/>
-      </w:r>
-      <w:r>
-        <w:rPr>
-          <w:rStyle w:val="NormalTok"/>
-        </w:rPr>
-        <w:t xml:space="preserve">        build_path(args.base_path, </w:t>
-      </w:r>
-      <w:r>
-        <w:rPr>
-          <w:rStyle w:val="StringTok"/>
-        </w:rPr>
-        <w:t>"examples/text.txt"</w:t>
-      </w:r>
-      <w:r>
-        <w:rPr>
-          <w:rStyle w:val="NormalTok"/>
-        </w:rPr>
-        <w:t>)</w:t>
-      </w:r>
-      <w:r>
-        <w:br/>
-      </w:r>
-      <w:r>
-        <w:rPr>
-          <w:rStyle w:val="NormalTok"/>
-        </w:rPr>
-        <w:t xml:space="preserve">        </w:t>
-      </w:r>
-      <w:r>
-        <w:rPr>
-          <w:rStyle w:val="ControlFlowTok"/>
-        </w:rPr>
-        <w:t>if</w:t>
-      </w:r>
-      <w:r>
-        <w:rPr>
-          <w:rStyle w:val="NormalTok"/>
-        </w:rPr>
-        <w:t xml:space="preserve"> args.base_path</w:t>
-      </w:r>
-      <w:r>
-        <w:br/>
-      </w:r>
-      <w:r>
-        <w:rPr>
-          <w:rStyle w:val="NormalTok"/>
-        </w:rPr>
-        <w:t xml:space="preserve">        </w:t>
-      </w:r>
-      <w:r>
-        <w:rPr>
-          <w:rStyle w:val="ControlFlowTok"/>
-        </w:rPr>
-        <w:t>else</w:t>
-      </w:r>
-      <w:r>
-        <w:rPr>
-          <w:rStyle w:val="NormalTok"/>
-        </w:rPr>
-        <w:t xml:space="preserve"> </w:t>
-      </w:r>
-      <w:r>
-        <w:rPr>
-          <w:rStyle w:val="StringTok"/>
-        </w:rPr>
-        <w:t>"examples/text.txt"</w:t>
-      </w:r>
-      <w:r>
-        <w:br/>
-      </w:r>
-      <w:r>
-        <w:rPr>
-          <w:rStyle w:val="NormalTok"/>
-        </w:rPr>
-        <w:t xml:space="preserve">    )</w:t>
-      </w:r>
-      <w:r>
-        <w:br/>
-      </w:r>
-      <w:r>
-        <w:br/>
-      </w:r>
-      <w:r>
-        <w:rPr>
-          <w:rStyle w:val="NormalTok"/>
-        </w:rPr>
-        <w:t xml:space="preserve">    builder </w:t>
-      </w:r>
-      <w:r>
-        <w:rPr>
-          <w:rStyle w:val="OperatorTok"/>
-        </w:rPr>
-        <w:t>=</w:t>
-      </w:r>
-      <w:r>
-        <w:rPr>
-          <w:rStyle w:val="NormalTok"/>
-        </w:rPr>
-        <w:t xml:space="preserve"> SparkSession.builder.appName(</w:t>
-      </w:r>
-      <w:r>
-        <w:rPr>
-          <w:rStyle w:val="StringTok"/>
-        </w:rPr>
-        <w:t>"wordcount example"</w:t>
-      </w:r>
-      <w:r>
-        <w:rPr>
-          <w:rStyle w:val="NormalTok"/>
-        </w:rPr>
-        <w:t>)</w:t>
-      </w:r>
-      <w:r>
-        <w:br/>
-      </w:r>
-      <w:r>
-        <w:rPr>
-          <w:rStyle w:val="NormalTok"/>
-        </w:rPr>
-        <w:t xml:space="preserve">    </w:t>
-      </w:r>
-      <w:r>
-        <w:rPr>
-          <w:rStyle w:val="CommentTok"/>
-        </w:rPr>
-        <w:t># Reuse the same script in two contexts:</w:t>
-      </w:r>
-      <w:r>
-        <w:br/>
-      </w:r>
-      <w:r>
-        <w:rPr>
-          <w:rStyle w:val="NormalTok"/>
-        </w:rPr>
-        <w:t xml:space="preserve">    </w:t>
-      </w:r>
-      <w:r>
-        <w:rPr>
-          <w:rStyle w:val="CommentTok"/>
-        </w:rPr>
-        <w:t># - local files -&gt; start a local Spark session</w:t>
-      </w:r>
-      <w:r>
-        <w:br/>
-      </w:r>
-      <w:r>
-        <w:rPr>
-          <w:rStyle w:val="NormalTok"/>
-        </w:rPr>
-        <w:t xml:space="preserve">    </w:t>
-      </w:r>
-      <w:r>
-        <w:rPr>
-          <w:rStyle w:val="CommentTok"/>
-        </w:rPr>
-        <w:t># - remote URIs -&gt; let spark-submit use the external cluster configuration</w:t>
-      </w:r>
-      <w:r>
-        <w:br/>
-      </w:r>
-      <w:r>
-        <w:rPr>
-          <w:rStyle w:val="NormalTok"/>
-        </w:rPr>
-        <w:t xml:space="preserve">    </w:t>
-      </w:r>
-      <w:r>
-        <w:rPr>
-          <w:rStyle w:val="ControlFlowTok"/>
-        </w:rPr>
-        <w:t>if</w:t>
-      </w:r>
-      <w:r>
-        <w:rPr>
-          <w:rStyle w:val="NormalTok"/>
-        </w:rPr>
-        <w:t xml:space="preserve"> args.master:</w:t>
-      </w:r>
-      <w:r>
-        <w:br/>
-      </w:r>
-      <w:r>
-        <w:rPr>
-          <w:rStyle w:val="NormalTok"/>
-        </w:rPr>
-        <w:t xml:space="preserve">        builder </w:t>
-      </w:r>
-      <w:r>
-        <w:rPr>
-          <w:rStyle w:val="OperatorTok"/>
-        </w:rPr>
-        <w:t>=</w:t>
-      </w:r>
-      <w:r>
-        <w:rPr>
-          <w:rStyle w:val="NormalTok"/>
-        </w:rPr>
-        <w:t xml:space="preserve"> builder.master(args.master)</w:t>
-      </w:r>
-      <w:r>
-        <w:br/>
-      </w:r>
-      <w:r>
-        <w:rPr>
-          <w:rStyle w:val="NormalTok"/>
-        </w:rPr>
-        <w:t xml:space="preserve">        </w:t>
-      </w:r>
-      <w:r>
-        <w:rPr>
-          <w:rStyle w:val="ControlFlowTok"/>
-        </w:rPr>
-        <w:t>if</w:t>
-      </w:r>
-      <w:r>
-        <w:rPr>
-          <w:rStyle w:val="NormalTok"/>
-        </w:rPr>
-        <w:t xml:space="preserve"> args.master.startswith(</w:t>
-      </w:r>
-      <w:r>
-        <w:rPr>
-          <w:rStyle w:val="StringTok"/>
-        </w:rPr>
-        <w:t>"loc</w:t>
-      </w:r>
-      <w:r>
-        <w:rPr>
-          <w:rStyle w:val="StringTok"/>
-        </w:rPr>
-        <w:t>al"</w:t>
-      </w:r>
-      <w:r>
-        <w:rPr>
-          <w:rStyle w:val="NormalTok"/>
-        </w:rPr>
-        <w:t>):</w:t>
-      </w:r>
-      <w:r>
-        <w:br/>
-      </w:r>
-      <w:r>
-        <w:rPr>
-          <w:rStyle w:val="NormalTok"/>
-        </w:rPr>
-        <w:t xml:space="preserve">            builder </w:t>
-      </w:r>
-      <w:r>
-        <w:rPr>
-          <w:rStyle w:val="OperatorTok"/>
-        </w:rPr>
-        <w:t>=</w:t>
-      </w:r>
-      <w:r>
-        <w:rPr>
-          <w:rStyle w:val="NormalTok"/>
-        </w:rPr>
-        <w:t xml:space="preserve"> builder.config(</w:t>
-      </w:r>
-      <w:r>
-        <w:rPr>
-          <w:rStyle w:val="StringTok"/>
-        </w:rPr>
-        <w:t>"spark.submit.deployMode"</w:t>
-      </w:r>
-      <w:r>
-        <w:rPr>
-          <w:rStyle w:val="NormalTok"/>
-        </w:rPr>
-        <w:t xml:space="preserve">, </w:t>
-      </w:r>
-      <w:r>
-        <w:rPr>
-          <w:rStyle w:val="StringTok"/>
-        </w:rPr>
-        <w:t>"client"</w:t>
-      </w:r>
-      <w:r>
-        <w:rPr>
-          <w:rStyle w:val="NormalTok"/>
-        </w:rPr>
-        <w:t>)</w:t>
-      </w:r>
-      <w:r>
-        <w:br/>
-      </w:r>
-      <w:r>
-        <w:rPr>
-          <w:rStyle w:val="NormalTok"/>
-        </w:rPr>
-        <w:t xml:space="preserve">    </w:t>
-      </w:r>
-      <w:r>
-        <w:rPr>
-          <w:rStyle w:val="ControlFlowTok"/>
-        </w:rPr>
-        <w:t>elif</w:t>
-      </w:r>
-      <w:r>
-        <w:rPr>
-          <w:rStyle w:val="NormalTok"/>
-        </w:rPr>
-        <w:t xml:space="preserve"> </w:t>
-      </w:r>
-      <w:r>
-        <w:rPr>
-          <w:rStyle w:val="StringTok"/>
-        </w:rPr>
-        <w:t>"://"</w:t>
-      </w:r>
-      <w:r>
-        <w:rPr>
-          <w:rStyle w:val="NormalTok"/>
-        </w:rPr>
-        <w:t xml:space="preserve"> </w:t>
-      </w:r>
-      <w:r>
-        <w:rPr>
-          <w:rStyle w:val="KeywordTok"/>
-        </w:rPr>
-        <w:t>not</w:t>
-      </w:r>
-      <w:r>
-        <w:rPr>
-          <w:rStyle w:val="NormalTok"/>
-        </w:rPr>
-        <w:t xml:space="preserve"> </w:t>
-      </w:r>
-      <w:r>
-        <w:rPr>
-          <w:rStyle w:val="KeywordTok"/>
-        </w:rPr>
-        <w:t>in</w:t>
-      </w:r>
-      <w:r>
-        <w:rPr>
-          <w:rStyle w:val="NormalTok"/>
-        </w:rPr>
-        <w:t xml:space="preserve"> input_path:</w:t>
-      </w:r>
-      <w:r>
-        <w:br/>
-      </w:r>
-      <w:r>
-        <w:rPr>
-          <w:rStyle w:val="NormalTok"/>
-        </w:rPr>
-        <w:t xml:space="preserve">        builder </w:t>
-      </w:r>
-      <w:r>
-        <w:rPr>
-          <w:rStyle w:val="OperatorTok"/>
-        </w:rPr>
-        <w:t>=</w:t>
-      </w:r>
-      <w:r>
-        <w:rPr>
-          <w:rStyle w:val="NormalTok"/>
-        </w:rPr>
-        <w:t xml:space="preserve"> builder.master(</w:t>
-      </w:r>
-      <w:r>
-        <w:rPr>
-          <w:rStyle w:val="StringTok"/>
-        </w:rPr>
-        <w:t>"local[*]"</w:t>
-      </w:r>
-      <w:r>
-        <w:rPr>
-          <w:rStyle w:val="NormalTok"/>
-        </w:rPr>
-        <w:t>).config(</w:t>
-      </w:r>
-      <w:r>
-        <w:rPr>
-          <w:rStyle w:val="StringTok"/>
-        </w:rPr>
-        <w:t>"spark.submit.deployMode"</w:t>
-      </w:r>
-      <w:r>
-        <w:rPr>
-          <w:rStyle w:val="NormalTok"/>
-        </w:rPr>
-        <w:t xml:space="preserve">, </w:t>
-      </w:r>
-      <w:r>
-        <w:rPr>
-          <w:rStyle w:val="StringTok"/>
-        </w:rPr>
-        <w:t>"client"</w:t>
-      </w:r>
-      <w:r>
-        <w:rPr>
-          <w:rStyle w:val="NormalTok"/>
-        </w:rPr>
-        <w:t>)</w:t>
-      </w:r>
-      <w:r>
-        <w:br/>
-      </w:r>
-      <w:r>
-        <w:br/>
-      </w:r>
-      <w:r>
-        <w:rPr>
-          <w:rStyle w:val="NormalTok"/>
-        </w:rPr>
-        <w:t xml:space="preserve">    spark </w:t>
-      </w:r>
-      <w:r>
-        <w:rPr>
-          <w:rStyle w:val="OperatorTok"/>
-        </w:rPr>
-        <w:t>=</w:t>
-      </w:r>
-      <w:r>
-        <w:rPr>
-          <w:rStyle w:val="NormalTok"/>
-        </w:rPr>
-        <w:t xml:space="preserve"> builder.getOrCreate()</w:t>
-      </w:r>
-      <w:r>
-        <w:br/>
-      </w:r>
-      <w:r>
-        <w:rPr>
-          <w:rStyle w:val="NormalTok"/>
-        </w:rPr>
-        <w:t xml:space="preserve">    sc </w:t>
-      </w:r>
-      <w:r>
-        <w:rPr>
-          <w:rStyle w:val="OperatorTok"/>
-        </w:rPr>
-        <w:t>=</w:t>
-      </w:r>
-      <w:r>
-        <w:rPr>
-          <w:rStyle w:val="NormalTok"/>
-        </w:rPr>
-        <w:t xml:space="preserve"> spark.sparkContext</w:t>
-      </w:r>
-      <w:r>
-        <w:br/>
-      </w:r>
-      <w:r>
-        <w:rPr>
-          <w:rStyle w:val="NormalTok"/>
-        </w:rPr>
-        <w:t xml:space="preserve">    sc.setLogLevel(</w:t>
-      </w:r>
-      <w:r>
-        <w:rPr>
-          <w:rStyle w:val="StringTok"/>
-        </w:rPr>
-        <w:t>"ERROR"</w:t>
-      </w:r>
-      <w:r>
-        <w:rPr>
-          <w:rStyle w:val="NormalTok"/>
-        </w:rPr>
-        <w:t>)</w:t>
-      </w:r>
-      <w:r>
-        <w:br/>
-      </w:r>
-      <w:r>
-        <w:br/>
-      </w:r>
-      <w:r>
-        <w:rPr>
-          <w:rStyle w:val="NormalTok"/>
-        </w:rPr>
-        <w:t xml:space="preserve">    output_path </w:t>
-      </w:r>
-      <w:r>
-        <w:rPr>
-          <w:rStyle w:val="OperatorTok"/>
-        </w:rPr>
-        <w:t>=</w:t>
-      </w:r>
-      <w:r>
-        <w:rPr>
-          <w:rStyle w:val="NormalTok"/>
-        </w:rPr>
-        <w:t xml:space="preserve"> args.output</w:t>
-      </w:r>
-      <w:r>
-        <w:br/>
-      </w:r>
-      <w:r>
-        <w:rPr>
-          <w:rStyle w:val="NormalTok"/>
-        </w:rPr>
-        <w:t xml:space="preserve">    </w:t>
-      </w:r>
-      <w:r>
-        <w:rPr>
-          <w:rStyle w:val="ControlFlowTok"/>
-        </w:rPr>
-        <w:t>if</w:t>
-      </w:r>
-      <w:r>
-        <w:rPr>
-          <w:rStyle w:val="NormalTok"/>
-        </w:rPr>
-        <w:t xml:space="preserve"> output_path </w:t>
-      </w:r>
-      <w:r>
-        <w:rPr>
-          <w:rStyle w:val="KeywordTok"/>
-        </w:rPr>
-        <w:t>is</w:t>
-      </w:r>
-      <w:r>
-        <w:rPr>
-          <w:rStyle w:val="NormalTok"/>
-        </w:rPr>
-        <w:t xml:space="preserve"> </w:t>
-      </w:r>
-      <w:r>
-        <w:rPr>
-          <w:rStyle w:val="VariableTok"/>
-        </w:rPr>
-        <w:t>None</w:t>
-      </w:r>
-      <w:r>
-        <w:rPr>
-          <w:rStyle w:val="NormalTok"/>
-        </w:rPr>
-        <w:t xml:space="preserve"> </w:t>
-      </w:r>
-      <w:r>
-        <w:rPr>
-          <w:rStyle w:val="KeywordTok"/>
-        </w:rPr>
-        <w:t>and</w:t>
-      </w:r>
-      <w:r>
-        <w:rPr>
-          <w:rStyle w:val="NormalTok"/>
-        </w:rPr>
-        <w:t xml:space="preserve"> args.base_path:</w:t>
-      </w:r>
-      <w:r>
-        <w:br/>
-      </w:r>
-      <w:r>
-        <w:rPr>
-          <w:rStyle w:val="NormalTok"/>
-        </w:rPr>
-        <w:t xml:space="preserve">        output_path </w:t>
-      </w:r>
-      <w:r>
-        <w:rPr>
-          <w:rStyle w:val="OperatorTok"/>
-        </w:rPr>
-        <w:t>=</w:t>
-      </w:r>
-      <w:r>
-        <w:rPr>
-          <w:rStyle w:val="NormalTok"/>
-        </w:rPr>
-        <w:t xml:space="preserve"> build_path(args.base_path, </w:t>
-      </w:r>
-      <w:r>
-        <w:rPr>
-          <w:rStyle w:val="SpecialStringTok"/>
-        </w:rPr>
-        <w:t>f"wordcount_output_</w:t>
-      </w:r>
-      <w:r>
-        <w:rPr>
-          <w:rStyle w:val="SpecialCharTok"/>
-        </w:rPr>
-        <w:t>{</w:t>
-      </w:r>
-      <w:r>
-        <w:rPr>
-          <w:rStyle w:val="NormalTok"/>
-        </w:rPr>
-        <w:t>sc</w:t>
-      </w:r>
-      <w:r>
-        <w:rPr>
-          <w:rStyle w:val="SpecialCharTok"/>
-        </w:rPr>
-        <w:t>.</w:t>
-      </w:r>
-      <w:r>
-        <w:rPr>
-          <w:rStyle w:val="NormalTok"/>
-        </w:rPr>
-        <w:t>applicationId</w:t>
-      </w:r>
-      <w:r>
-        <w:rPr>
-          <w:rStyle w:val="SpecialCharTok"/>
-        </w:rPr>
-        <w:t>}</w:t>
-      </w:r>
-      <w:r>
-        <w:rPr>
-          <w:rStyle w:val="SpecialStringTok"/>
-        </w:rPr>
-        <w:t>"</w:t>
-      </w:r>
-      <w:r>
-        <w:rPr>
-          <w:rStyle w:val="NormalTok"/>
-        </w:rPr>
-        <w:t>)</w:t>
-      </w:r>
-      <w:r>
-        <w:br/>
-      </w:r>
-      <w:r>
-        <w:br/>
-      </w:r>
-      <w:r>
-        <w:rPr>
-          <w:rStyle w:val="NormalTok"/>
-        </w:rPr>
-        <w:t xml:space="preserve">    wordcount </w:t>
-      </w:r>
-      <w:r>
-        <w:rPr>
-          <w:rStyle w:val="OperatorTok"/>
-        </w:rPr>
-        <w:t>=</w:t>
-      </w:r>
-      <w:r>
-        <w:rPr>
-          <w:rStyle w:val="NormalTok"/>
-        </w:rPr>
-        <w:t xml:space="preserve"> (</w:t>
-      </w:r>
-      <w:r>
-        <w:br/>
-      </w:r>
-      <w:r>
-        <w:rPr>
-          <w:rStyle w:val="NormalTok"/>
-        </w:rPr>
-        <w:t xml:space="preserve">        </w:t>
-      </w:r>
-      <w:r>
-        <w:rPr>
-          <w:rStyle w:val="CommentTok"/>
-        </w:rPr>
-        <w:t># textFile() gives an RDD where each element is one line from the input file.</w:t>
-      </w:r>
-      <w:r>
-        <w:br/>
-      </w:r>
-      <w:r>
-        <w:rPr>
-          <w:rStyle w:val="NormalTok"/>
-        </w:rPr>
-        <w:t xml:space="preserve">        sc.textFile(input_path)</w:t>
-      </w:r>
-      <w:r>
-        <w:br/>
-      </w:r>
-      <w:r>
-        <w:rPr>
-          <w:rStyle w:val="NormalTok"/>
-        </w:rPr>
-        <w:t xml:space="preserve">        </w:t>
-      </w:r>
-      <w:r>
-        <w:rPr>
-          <w:rStyle w:val="CommentTok"/>
-        </w:rPr>
-        <w:t># flatMap() is the classic "one input record -&gt; many output records" step.</w:t>
-      </w:r>
-      <w:r>
-        <w:br/>
-      </w:r>
-      <w:r>
-        <w:rPr>
-          <w:rStyle w:val="NormalTok"/>
-        </w:rPr>
-        <w:t xml:space="preserve">        .flatMap(</w:t>
-      </w:r>
-      <w:r>
-        <w:rPr>
-          <w:rStyle w:val="KeywordTok"/>
-        </w:rPr>
-        <w:t>lambda</w:t>
-      </w:r>
-      <w:r>
-        <w:rPr>
-          <w:rStyle w:val="NormalTok"/>
-        </w:rPr>
-        <w:t xml:space="preserve"> line: line.split())</w:t>
-      </w:r>
-      <w:r>
-        <w:br/>
-      </w:r>
-      <w:r>
-        <w:rPr>
-          <w:rStyle w:val="NormalTok"/>
-        </w:rPr>
-        <w:t xml:space="preserve">  </w:t>
-      </w:r>
-      <w:r>
-        <w:rPr>
-          <w:rStyle w:val="NormalTok"/>
-        </w:rPr>
-        <w:t xml:space="preserve">      .</w:t>
-      </w:r>
-      <w:r>
-        <w:rPr>
-          <w:rStyle w:val="BuiltInTok"/>
-        </w:rPr>
-        <w:t>map</w:t>
-      </w:r>
-      <w:r>
-        <w:rPr>
-          <w:rStyle w:val="NormalTok"/>
-        </w:rPr>
-        <w:t>(</w:t>
-      </w:r>
-      <w:r>
-        <w:rPr>
-          <w:rStyle w:val="KeywordTok"/>
-        </w:rPr>
-        <w:t>lambda</w:t>
-      </w:r>
-      <w:r>
-        <w:rPr>
-          <w:rStyle w:val="NormalTok"/>
-        </w:rPr>
-        <w:t xml:space="preserve"> word: (word, </w:t>
-      </w:r>
-      <w:r>
-        <w:rPr>
-          <w:rStyle w:val="DecValTok"/>
-        </w:rPr>
-        <w:t>1</w:t>
-      </w:r>
-      <w:r>
-        <w:rPr>
-          <w:rStyle w:val="NormalTok"/>
-        </w:rPr>
-        <w:t>))</w:t>
-      </w:r>
-      <w:r>
-        <w:br/>
-      </w:r>
-      <w:r>
-        <w:rPr>
-          <w:rStyle w:val="NormalTok"/>
-        </w:rPr>
-        <w:t xml:space="preserve">        </w:t>
-      </w:r>
-      <w:r>
-        <w:rPr>
-          <w:rStyle w:val="CommentTok"/>
-        </w:rPr>
-        <w:t># reduceByKey() is the standard RDD aggregation pattern for key-value data.</w:t>
-      </w:r>
-      <w:r>
-        <w:br/>
-      </w:r>
-      <w:r>
-        <w:rPr>
-          <w:rStyle w:val="NormalTok"/>
-        </w:rPr>
-        <w:t xml:space="preserve">        .reduceByKey(</w:t>
-      </w:r>
-      <w:r>
-        <w:rPr>
-          <w:rStyle w:val="KeywordTok"/>
-        </w:rPr>
-        <w:t>lambda</w:t>
-      </w:r>
-      <w:r>
-        <w:rPr>
-          <w:rStyle w:val="NormalTok"/>
-        </w:rPr>
-        <w:t xml:space="preserve"> left, right: left </w:t>
-      </w:r>
-      <w:r>
-        <w:rPr>
-          <w:rStyle w:val="OperatorTok"/>
-        </w:rPr>
-        <w:t>+</w:t>
-      </w:r>
-      <w:r>
-        <w:rPr>
-          <w:rStyle w:val="NormalTok"/>
-        </w:rPr>
-        <w:t xml:space="preserve"> right)</w:t>
-      </w:r>
-      <w:r>
-        <w:br/>
-      </w:r>
-      <w:r>
-        <w:rPr>
-          <w:rStyle w:val="NormalTok"/>
-        </w:rPr>
-        <w:t xml:space="preserve">        .sortBy(</w:t>
-      </w:r>
-      <w:r>
-        <w:rPr>
-          <w:rStyle w:val="KeywordTok"/>
-        </w:rPr>
-        <w:t>lambda</w:t>
-      </w:r>
-      <w:r>
-        <w:rPr>
-          <w:rStyle w:val="NormalTok"/>
-        </w:rPr>
-        <w:t xml:space="preserve"> item: (</w:t>
-      </w:r>
-      <w:r>
-        <w:rPr>
-          <w:rStyle w:val="OperatorTok"/>
-        </w:rPr>
-        <w:t>-</w:t>
-      </w:r>
-      <w:r>
-        <w:rPr>
-          <w:rStyle w:val="NormalTok"/>
-        </w:rPr>
-        <w:t>item[</w:t>
-      </w:r>
-      <w:r>
-        <w:rPr>
-          <w:rStyle w:val="DecValTok"/>
-        </w:rPr>
-        <w:t>1</w:t>
-      </w:r>
-      <w:r>
-        <w:rPr>
-          <w:rStyle w:val="NormalTok"/>
-        </w:rPr>
-        <w:t>], item[</w:t>
-      </w:r>
-      <w:r>
-        <w:rPr>
-          <w:rStyle w:val="DecValTok"/>
-        </w:rPr>
-        <w:t>0</w:t>
-      </w:r>
-      <w:r>
-        <w:rPr>
-          <w:rStyle w:val="NormalTok"/>
-        </w:rPr>
-        <w:t>]))</w:t>
-      </w:r>
-      <w:r>
-        <w:br/>
-      </w:r>
-      <w:r>
-        <w:rPr>
-          <w:rStyle w:val="NormalTok"/>
-        </w:rPr>
-        <w:t xml:space="preserve">    )</w:t>
-      </w:r>
-      <w:r>
-        <w:br/>
-      </w:r>
-      <w:r>
-        <w:br/>
-      </w:r>
-      <w:r>
-        <w:rPr>
-          <w:rStyle w:val="NormalTok"/>
-        </w:rPr>
-        <w:t xml:space="preserve">    </w:t>
-      </w:r>
-      <w:r>
-        <w:rPr>
-          <w:rStyle w:val="CommentTok"/>
-        </w:rPr>
-        <w:t># collect() is safe here because the lab output is intentionally small.</w:t>
-      </w:r>
-      <w:r>
-        <w:br/>
-      </w:r>
-      <w:r>
-        <w:rPr>
-          <w:rStyle w:val="NormalTok"/>
-        </w:rPr>
-        <w:t xml:space="preserve">    results </w:t>
-      </w:r>
-      <w:r>
-        <w:rPr>
-          <w:rStyle w:val="OperatorTok"/>
-        </w:rPr>
-        <w:t>=</w:t>
-      </w:r>
-      <w:r>
-        <w:rPr>
-          <w:rStyle w:val="NormalTok"/>
-        </w:rPr>
-        <w:t xml:space="preserve"> wordcount.collect()</w:t>
-      </w:r>
-      <w:r>
-        <w:br/>
-      </w:r>
-      <w:r>
-        <w:rPr>
-          <w:rStyle w:val="NormalTok"/>
-        </w:rPr>
         <w:lastRenderedPageBreak/>
         <w:t xml:space="preserve">    </w:t>
       </w:r>
@@ -6335,12 +4660,1855 @@
         <w:rPr>
           <w:rStyle w:val="ControlFlowTok"/>
         </w:rPr>
+        <w:t>return</w:t>
+      </w:r>
+      <w:r>
+        <w:rPr>
+          <w:rStyle w:val="NormalTok"/>
+        </w:rPr>
+        <w:t xml:space="preserve"> </w:t>
+      </w:r>
+      <w:r>
+        <w:rPr>
+          <w:rStyle w:val="SpecialStringTok"/>
+        </w:rPr>
+        <w:t>f"</w:t>
+      </w:r>
+      <w:r>
+        <w:rPr>
+          <w:rStyle w:val="SpecialCharTok"/>
+        </w:rPr>
+        <w:t>{</w:t>
+      </w:r>
+      <w:r>
+        <w:rPr>
+          <w:rStyle w:val="NormalTok"/>
+        </w:rPr>
+        <w:t>base_path</w:t>
+      </w:r>
+      <w:r>
+        <w:rPr>
+          <w:rStyle w:val="SpecialCharTok"/>
+        </w:rPr>
+        <w:t>.</w:t>
+      </w:r>
+      <w:r>
+        <w:rPr>
+          <w:rStyle w:val="NormalTok"/>
+        </w:rPr>
+        <w:t>rstrip(</w:t>
+      </w:r>
+      <w:r>
+        <w:rPr>
+          <w:rStyle w:val="StringTok"/>
+        </w:rPr>
+        <w:t>'/'</w:t>
+      </w:r>
+      <w:r>
+        <w:rPr>
+          <w:rStyle w:val="NormalTok"/>
+        </w:rPr>
+        <w:t>)</w:t>
+      </w:r>
+      <w:r>
+        <w:rPr>
+          <w:rStyle w:val="SpecialCharTok"/>
+        </w:rPr>
+        <w:t>}</w:t>
+      </w:r>
+      <w:r>
+        <w:rPr>
+          <w:rStyle w:val="SpecialStringTok"/>
+        </w:rPr>
+        <w:t>/</w:t>
+      </w:r>
+      <w:r>
+        <w:rPr>
+          <w:rStyle w:val="SpecialCharTok"/>
+        </w:rPr>
+        <w:t>{</w:t>
+      </w:r>
+      <w:r>
+        <w:rPr>
+          <w:rStyle w:val="NormalTok"/>
+        </w:rPr>
+        <w:t>relative_path</w:t>
+      </w:r>
+      <w:r>
+        <w:rPr>
+          <w:rStyle w:val="SpecialCharTok"/>
+        </w:rPr>
+        <w:t>.</w:t>
+      </w:r>
+      <w:r>
+        <w:rPr>
+          <w:rStyle w:val="NormalTok"/>
+        </w:rPr>
+        <w:t>lstrip(</w:t>
+      </w:r>
+      <w:r>
+        <w:rPr>
+          <w:rStyle w:val="StringTok"/>
+        </w:rPr>
+        <w:t>'/'</w:t>
+      </w:r>
+      <w:r>
+        <w:rPr>
+          <w:rStyle w:val="NormalTok"/>
+        </w:rPr>
+        <w:t>)</w:t>
+      </w:r>
+      <w:r>
+        <w:rPr>
+          <w:rStyle w:val="SpecialCharTok"/>
+        </w:rPr>
+        <w:t>}</w:t>
+      </w:r>
+      <w:r>
+        <w:rPr>
+          <w:rStyle w:val="SpecialStringTok"/>
+        </w:rPr>
+        <w:t>"</w:t>
+      </w:r>
+      <w:r>
+        <w:br/>
+      </w:r>
+      <w:r>
+        <w:br/>
+      </w:r>
+      <w:r>
+        <w:br/>
+      </w:r>
+      <w:r>
+        <w:rPr>
+          <w:rStyle w:val="KeywordTok"/>
+        </w:rPr>
+        <w:t>def</w:t>
+      </w:r>
+      <w:r>
+        <w:rPr>
+          <w:rStyle w:val="NormalTok"/>
+        </w:rPr>
+        <w:t xml:space="preserve"> write_local_text_output(output_path: </w:t>
+      </w:r>
+      <w:r>
+        <w:rPr>
+          <w:rStyle w:val="BuiltInTok"/>
+        </w:rPr>
+        <w:t>str</w:t>
+      </w:r>
+      <w:r>
+        <w:rPr>
+          <w:rStyle w:val="NormalTok"/>
+        </w:rPr>
+        <w:t xml:space="preserve">, lines: </w:t>
+      </w:r>
+      <w:r>
+        <w:rPr>
+          <w:rStyle w:val="BuiltInTok"/>
+        </w:rPr>
+        <w:t>list</w:t>
+      </w:r>
+      <w:r>
+        <w:rPr>
+          <w:rStyle w:val="NormalTok"/>
+        </w:rPr>
+        <w:t>[</w:t>
+      </w:r>
+      <w:r>
+        <w:rPr>
+          <w:rStyle w:val="BuiltInTok"/>
+        </w:rPr>
+        <w:t>str</w:t>
+      </w:r>
+      <w:r>
+        <w:rPr>
+          <w:rStyle w:val="NormalTok"/>
+        </w:rPr>
+        <w:t xml:space="preserve">]) </w:t>
+      </w:r>
+      <w:r>
+        <w:rPr>
+          <w:rStyle w:val="OperatorTok"/>
+        </w:rPr>
+        <w:t>-&gt;</w:t>
+      </w:r>
+      <w:r>
+        <w:rPr>
+          <w:rStyle w:val="NormalTok"/>
+        </w:rPr>
+        <w:t xml:space="preserve"> </w:t>
+      </w:r>
+      <w:r>
+        <w:rPr>
+          <w:rStyle w:val="VariableTok"/>
+        </w:rPr>
+        <w:t>None</w:t>
+      </w:r>
+      <w:r>
+        <w:rPr>
+          <w:rStyle w:val="NormalTok"/>
+        </w:rPr>
+        <w:t>:</w:t>
+      </w:r>
+      <w:r>
+        <w:br/>
+      </w:r>
+      <w:r>
+        <w:rPr>
+          <w:rStyle w:val="NormalTok"/>
+        </w:rPr>
+        <w:t xml:space="preserve">    os.makedirs(output_path, exist_ok</w:t>
+      </w:r>
+      <w:r>
+        <w:rPr>
+          <w:rStyle w:val="OperatorTok"/>
+        </w:rPr>
+        <w:t>=</w:t>
+      </w:r>
+      <w:r>
+        <w:rPr>
+          <w:rStyle w:val="VariableTok"/>
+        </w:rPr>
+        <w:t>True</w:t>
+      </w:r>
+      <w:r>
+        <w:rPr>
+          <w:rStyle w:val="NormalTok"/>
+        </w:rPr>
+        <w:t>)</w:t>
+      </w:r>
+      <w:r>
+        <w:br/>
+      </w:r>
+      <w:r>
+        <w:rPr>
+          <w:rStyle w:val="NormalTok"/>
+        </w:rPr>
+        <w:t xml:space="preserve">    output_file </w:t>
+      </w:r>
+      <w:r>
+        <w:rPr>
+          <w:rStyle w:val="OperatorTok"/>
+        </w:rPr>
+        <w:t>=</w:t>
+      </w:r>
+      <w:r>
+        <w:rPr>
+          <w:rStyle w:val="NormalTok"/>
+        </w:rPr>
+        <w:t xml:space="preserve"> os.path.join(output_path, </w:t>
+      </w:r>
+      <w:r>
+        <w:rPr>
+          <w:rStyle w:val="StringTok"/>
+        </w:rPr>
+        <w:t>"part-00000"</w:t>
+      </w:r>
+      <w:r>
+        <w:rPr>
+          <w:rStyle w:val="NormalTok"/>
+        </w:rPr>
+        <w:t>)</w:t>
+      </w:r>
+      <w:r>
+        <w:br/>
+      </w:r>
+      <w:r>
+        <w:rPr>
+          <w:rStyle w:val="NormalTok"/>
+        </w:rPr>
+        <w:t xml:space="preserve">    </w:t>
+      </w:r>
+      <w:r>
+        <w:rPr>
+          <w:rStyle w:val="ControlFlowTok"/>
+        </w:rPr>
+        <w:t>with</w:t>
+      </w:r>
+      <w:r>
+        <w:rPr>
+          <w:rStyle w:val="NormalTok"/>
+        </w:rPr>
+        <w:t xml:space="preserve"> </w:t>
+      </w:r>
+      <w:r>
+        <w:rPr>
+          <w:rStyle w:val="BuiltInTok"/>
+        </w:rPr>
+        <w:t>open</w:t>
+      </w:r>
+      <w:r>
+        <w:rPr>
+          <w:rStyle w:val="NormalTok"/>
+        </w:rPr>
+        <w:t xml:space="preserve">(output_file, </w:t>
+      </w:r>
+      <w:r>
+        <w:rPr>
+          <w:rStyle w:val="StringTok"/>
+        </w:rPr>
+        <w:t>"w"</w:t>
+      </w:r>
+      <w:r>
+        <w:rPr>
+          <w:rStyle w:val="NormalTok"/>
+        </w:rPr>
+        <w:t>, encoding</w:t>
+      </w:r>
+      <w:r>
+        <w:rPr>
+          <w:rStyle w:val="OperatorTok"/>
+        </w:rPr>
+        <w:t>=</w:t>
+      </w:r>
+      <w:r>
+        <w:rPr>
+          <w:rStyle w:val="StringTok"/>
+        </w:rPr>
+        <w:t>"utf-8"</w:t>
+      </w:r>
+      <w:r>
+        <w:rPr>
+          <w:rStyle w:val="NormalTok"/>
+        </w:rPr>
+        <w:t xml:space="preserve">) </w:t>
+      </w:r>
+      <w:r>
+        <w:rPr>
+          <w:rStyle w:val="ImportTok"/>
+        </w:rPr>
+        <w:t>as</w:t>
+      </w:r>
+      <w:r>
+        <w:rPr>
+          <w:rStyle w:val="NormalTok"/>
+        </w:rPr>
+        <w:t xml:space="preserve"> file_handle:</w:t>
+      </w:r>
+      <w:r>
+        <w:br/>
+      </w:r>
+      <w:r>
+        <w:rPr>
+          <w:rStyle w:val="NormalTok"/>
+        </w:rPr>
+        <w:t xml:space="preserve">        </w:t>
+      </w:r>
+      <w:r>
+        <w:rPr>
+          <w:rStyle w:val="ControlFlowTok"/>
+        </w:rPr>
         <w:t>for</w:t>
       </w:r>
       <w:r>
         <w:rPr>
           <w:rStyle w:val="NormalTok"/>
         </w:rPr>
+        <w:t xml:space="preserve"> line </w:t>
+      </w:r>
+      <w:r>
+        <w:rPr>
+          <w:rStyle w:val="KeywordTok"/>
+        </w:rPr>
+        <w:t>in</w:t>
+      </w:r>
+      <w:r>
+        <w:rPr>
+          <w:rStyle w:val="NormalTok"/>
+        </w:rPr>
+        <w:t xml:space="preserve"> lines:</w:t>
+      </w:r>
+      <w:r>
+        <w:br/>
+      </w:r>
+      <w:r>
+        <w:rPr>
+          <w:rStyle w:val="NormalTok"/>
+        </w:rPr>
+        <w:t xml:space="preserve">            file_handle.write(</w:t>
+      </w:r>
+      <w:r>
+        <w:rPr>
+          <w:rStyle w:val="SpecialStringTok"/>
+        </w:rPr>
+        <w:t>f"</w:t>
+      </w:r>
+      <w:r>
+        <w:rPr>
+          <w:rStyle w:val="SpecialCharTok"/>
+        </w:rPr>
+        <w:t>{</w:t>
+      </w:r>
+      <w:r>
+        <w:rPr>
+          <w:rStyle w:val="NormalTok"/>
+        </w:rPr>
+        <w:t>line</w:t>
+      </w:r>
+      <w:r>
+        <w:rPr>
+          <w:rStyle w:val="SpecialCharTok"/>
+        </w:rPr>
+        <w:t>}</w:t>
+      </w:r>
+      <w:r>
+        <w:rPr>
+          <w:rStyle w:val="CharTok"/>
+        </w:rPr>
+        <w:t>\n</w:t>
+      </w:r>
+      <w:r>
+        <w:rPr>
+          <w:rStyle w:val="SpecialStringTok"/>
+        </w:rPr>
+        <w:t>"</w:t>
+      </w:r>
+      <w:r>
+        <w:rPr>
+          <w:rStyle w:val="NormalTok"/>
+        </w:rPr>
+        <w:t>)</w:t>
+      </w:r>
+      <w:r>
+        <w:br/>
+      </w:r>
+      <w:r>
+        <w:br/>
+      </w:r>
+      <w:r>
+        <w:br/>
+      </w:r>
+      <w:r>
+        <w:rPr>
+          <w:rStyle w:val="KeywordTok"/>
+        </w:rPr>
+        <w:t>def</w:t>
+      </w:r>
+      <w:r>
+        <w:rPr>
+          <w:rStyle w:val="NormalTok"/>
+        </w:rPr>
+        <w:t xml:space="preserve"> parse_args() </w:t>
+      </w:r>
+      <w:r>
+        <w:rPr>
+          <w:rStyle w:val="OperatorTok"/>
+        </w:rPr>
+        <w:t>-&gt;</w:t>
+      </w:r>
+      <w:r>
+        <w:rPr>
+          <w:rStyle w:val="NormalTok"/>
+        </w:rPr>
+        <w:t xml:space="preserve"> argparse.Namespace:</w:t>
+      </w:r>
+      <w:r>
+        <w:br/>
+      </w:r>
+      <w:r>
+        <w:rPr>
+          <w:rStyle w:val="NormalTok"/>
+        </w:rPr>
+        <w:t xml:space="preserve">    parser </w:t>
+      </w:r>
+      <w:r>
+        <w:rPr>
+          <w:rStyle w:val="OperatorTok"/>
+        </w:rPr>
+        <w:t>=</w:t>
+      </w:r>
+      <w:r>
+        <w:rPr>
+          <w:rStyle w:val="NormalTok"/>
+        </w:rPr>
+        <w:t xml:space="preserve"> argparse.ArgumentParser(</w:t>
+      </w:r>
+      <w:r>
+        <w:br/>
+      </w:r>
+      <w:r>
+        <w:rPr>
+          <w:rStyle w:val="NormalTok"/>
+        </w:rPr>
+        <w:t xml:space="preserve">        description</w:t>
+      </w:r>
+      <w:r>
+        <w:rPr>
+          <w:rStyle w:val="OperatorTok"/>
+        </w:rPr>
+        <w:t>=</w:t>
+      </w:r>
+      <w:r>
+        <w:rPr>
+          <w:rStyle w:val="StringTok"/>
+        </w:rPr>
+        <w:t>"Count word frequencies from a text file with Spark."</w:t>
+      </w:r>
+      <w:r>
+        <w:rPr>
+          <w:rStyle w:val="NormalTok"/>
+        </w:rPr>
+        <w:t>,</w:t>
+      </w:r>
+      <w:r>
+        <w:br/>
+      </w:r>
+      <w:r>
+        <w:rPr>
+          <w:rStyle w:val="NormalTok"/>
+        </w:rPr>
+        <w:t xml:space="preserve">    )</w:t>
+      </w:r>
+      <w:r>
+        <w:br/>
+      </w:r>
+      <w:r>
+        <w:rPr>
+          <w:rStyle w:val="NormalTok"/>
+        </w:rPr>
+        <w:t xml:space="preserve">    parser.add_argument(</w:t>
+      </w:r>
+      <w:r>
+        <w:br/>
+      </w:r>
+      <w:r>
+        <w:rPr>
+          <w:rStyle w:val="NormalTok"/>
+        </w:rPr>
+        <w:t xml:space="preserve">        </w:t>
+      </w:r>
+      <w:r>
+        <w:rPr>
+          <w:rStyle w:val="StringTok"/>
+        </w:rPr>
+        <w:t>"--base-path"</w:t>
+      </w:r>
+      <w:r>
+        <w:rPr>
+          <w:rStyle w:val="NormalTok"/>
+        </w:rPr>
+        <w:t>,</w:t>
+      </w:r>
+      <w:r>
+        <w:br/>
+      </w:r>
+      <w:r>
+        <w:rPr>
+          <w:rStyle w:val="NormalTok"/>
+        </w:rPr>
+        <w:t xml:space="preserve">        </w:t>
+      </w:r>
+      <w:r>
+        <w:rPr>
+          <w:rStyle w:val="BuiltInTok"/>
+        </w:rPr>
+        <w:t>help</w:t>
+      </w:r>
+      <w:r>
+        <w:rPr>
+          <w:rStyle w:val="OperatorTok"/>
+        </w:rPr>
+        <w:t>=</w:t>
+      </w:r>
+      <w:r>
+        <w:rPr>
+          <w:rStyle w:val="StringTok"/>
+        </w:rPr>
+        <w:t>"Base path that contains examples/ and where outputs</w:t>
+      </w:r>
+      <w:r>
+        <w:rPr>
+          <w:rStyle w:val="StringTok"/>
+        </w:rPr>
+        <w:t xml:space="preserve"> should be written."</w:t>
+      </w:r>
+      <w:r>
+        <w:rPr>
+          <w:rStyle w:val="NormalTok"/>
+        </w:rPr>
+        <w:t>,</w:t>
+      </w:r>
+      <w:r>
+        <w:br/>
+      </w:r>
+      <w:r>
+        <w:rPr>
+          <w:rStyle w:val="NormalTok"/>
+        </w:rPr>
+        <w:t xml:space="preserve">    )</w:t>
+      </w:r>
+      <w:r>
+        <w:br/>
+      </w:r>
+      <w:r>
+        <w:rPr>
+          <w:rStyle w:val="NormalTok"/>
+        </w:rPr>
+        <w:t xml:space="preserve">    parser.add_argument(</w:t>
+      </w:r>
+      <w:r>
+        <w:br/>
+      </w:r>
+      <w:r>
+        <w:rPr>
+          <w:rStyle w:val="NormalTok"/>
+        </w:rPr>
+        <w:t xml:space="preserve">        </w:t>
+      </w:r>
+      <w:r>
+        <w:rPr>
+          <w:rStyle w:val="StringTok"/>
+        </w:rPr>
+        <w:t>"--input"</w:t>
+      </w:r>
+      <w:r>
+        <w:rPr>
+          <w:rStyle w:val="NormalTok"/>
+        </w:rPr>
+        <w:t>,</w:t>
+      </w:r>
+      <w:r>
+        <w:br/>
+      </w:r>
+      <w:r>
+        <w:rPr>
+          <w:rStyle w:val="NormalTok"/>
+        </w:rPr>
+        <w:t xml:space="preserve">        </w:t>
+      </w:r>
+      <w:r>
+        <w:rPr>
+          <w:rStyle w:val="BuiltInTok"/>
+        </w:rPr>
+        <w:t>help</w:t>
+      </w:r>
+      <w:r>
+        <w:rPr>
+          <w:rStyle w:val="OperatorTok"/>
+        </w:rPr>
+        <w:t>=</w:t>
+      </w:r>
+      <w:r>
+        <w:rPr>
+          <w:rStyle w:val="StringTok"/>
+        </w:rPr>
+        <w:t>"Explicit input text path. Defaults to examples/text.txt locally or &lt;base-path&gt;/examples/text.txt remotely."</w:t>
+      </w:r>
+      <w:r>
+        <w:rPr>
+          <w:rStyle w:val="NormalTok"/>
+        </w:rPr>
+        <w:t>,</w:t>
+      </w:r>
+      <w:r>
+        <w:br/>
+      </w:r>
+      <w:r>
+        <w:rPr>
+          <w:rStyle w:val="NormalTok"/>
+        </w:rPr>
+        <w:t xml:space="preserve">    )</w:t>
+      </w:r>
+      <w:r>
+        <w:br/>
+      </w:r>
+      <w:r>
+        <w:rPr>
+          <w:rStyle w:val="NormalTok"/>
+        </w:rPr>
+        <w:t xml:space="preserve">    parser.add_argument(</w:t>
+      </w:r>
+      <w:r>
+        <w:br/>
+      </w:r>
+      <w:r>
+        <w:rPr>
+          <w:rStyle w:val="NormalTok"/>
+        </w:rPr>
+        <w:t xml:space="preserve">        </w:t>
+      </w:r>
+      <w:r>
+        <w:rPr>
+          <w:rStyle w:val="StringTok"/>
+        </w:rPr>
+        <w:t>"--output"</w:t>
+      </w:r>
+      <w:r>
+        <w:rPr>
+          <w:rStyle w:val="NormalTok"/>
+        </w:rPr>
+        <w:t>,</w:t>
+      </w:r>
+      <w:r>
+        <w:br/>
+      </w:r>
+      <w:r>
+        <w:rPr>
+          <w:rStyle w:val="NormalTok"/>
+        </w:rPr>
+        <w:t xml:space="preserve">        </w:t>
+      </w:r>
+      <w:r>
+        <w:rPr>
+          <w:rStyle w:val="BuiltInTok"/>
+        </w:rPr>
+        <w:t>help</w:t>
+      </w:r>
+      <w:r>
+        <w:rPr>
+          <w:rStyle w:val="OperatorTok"/>
+        </w:rPr>
+        <w:t>=</w:t>
+      </w:r>
+      <w:r>
+        <w:rPr>
+          <w:rStyle w:val="StringTok"/>
+        </w:rPr>
+        <w:t>"Explicit output path. If omitted, local runs only print results and remote runs write under &lt;base-path&gt;."</w:t>
+      </w:r>
+      <w:r>
+        <w:rPr>
+          <w:rStyle w:val="NormalTok"/>
+        </w:rPr>
+        <w:t>,</w:t>
+      </w:r>
+      <w:r>
+        <w:br/>
+      </w:r>
+      <w:r>
+        <w:rPr>
+          <w:rStyle w:val="NormalTok"/>
+        </w:rPr>
+        <w:t xml:space="preserve">    )</w:t>
+      </w:r>
+      <w:r>
+        <w:br/>
+      </w:r>
+      <w:r>
+        <w:rPr>
+          <w:rStyle w:val="NormalTok"/>
+        </w:rPr>
+        <w:t xml:space="preserve">    parser.add_argument(</w:t>
+      </w:r>
+      <w:r>
+        <w:br/>
+      </w:r>
+      <w:r>
+        <w:rPr>
+          <w:rStyle w:val="NormalTok"/>
+        </w:rPr>
+        <w:t xml:space="preserve">        </w:t>
+      </w:r>
+      <w:r>
+        <w:rPr>
+          <w:rStyle w:val="StringTok"/>
+        </w:rPr>
+        <w:t>"--master"</w:t>
+      </w:r>
+      <w:r>
+        <w:rPr>
+          <w:rStyle w:val="NormalTok"/>
+        </w:rPr>
+        <w:t>,</w:t>
+      </w:r>
+      <w:r>
+        <w:br/>
+      </w:r>
+      <w:r>
+        <w:rPr>
+          <w:rStyle w:val="NormalTok"/>
+        </w:rPr>
+        <w:t xml:space="preserve">        </w:t>
+      </w:r>
+      <w:r>
+        <w:rPr>
+          <w:rStyle w:val="BuiltInTok"/>
+        </w:rPr>
+        <w:t>help</w:t>
+      </w:r>
+      <w:r>
+        <w:rPr>
+          <w:rStyle w:val="OperatorTok"/>
+        </w:rPr>
+        <w:t>=</w:t>
+      </w:r>
+      <w:r>
+        <w:rPr>
+          <w:rStyle w:val="StringTok"/>
+        </w:rPr>
+        <w:t>"Optional Spark master. Local runs default to local[*] when no remote path is used."</w:t>
+      </w:r>
+      <w:r>
+        <w:rPr>
+          <w:rStyle w:val="NormalTok"/>
+        </w:rPr>
+        <w:t>,</w:t>
+      </w:r>
+      <w:r>
+        <w:br/>
+      </w:r>
+      <w:r>
+        <w:rPr>
+          <w:rStyle w:val="NormalTok"/>
+        </w:rPr>
+        <w:t xml:space="preserve">    )</w:t>
+      </w:r>
+      <w:r>
+        <w:br/>
+      </w:r>
+      <w:r>
+        <w:rPr>
+          <w:rStyle w:val="NormalTok"/>
+        </w:rPr>
+        <w:t xml:space="preserve">    </w:t>
+      </w:r>
+      <w:r>
+        <w:rPr>
+          <w:rStyle w:val="ControlFlowTok"/>
+        </w:rPr>
+        <w:t>return</w:t>
+      </w:r>
+      <w:r>
+        <w:rPr>
+          <w:rStyle w:val="NormalTok"/>
+        </w:rPr>
+        <w:t xml:space="preserve"> parser.parse_args()</w:t>
+      </w:r>
+      <w:r>
+        <w:br/>
+      </w:r>
+      <w:r>
+        <w:br/>
+      </w:r>
+      <w:r>
+        <w:br/>
+      </w:r>
+      <w:r>
+        <w:rPr>
+          <w:rStyle w:val="KeywordTok"/>
+        </w:rPr>
+        <w:t>def</w:t>
+      </w:r>
+      <w:r>
+        <w:rPr>
+          <w:rStyle w:val="NormalTok"/>
+        </w:rPr>
+        <w:t xml:space="preserve"> main() </w:t>
+      </w:r>
+      <w:r>
+        <w:rPr>
+          <w:rStyle w:val="OperatorTok"/>
+        </w:rPr>
+        <w:t>-&gt;</w:t>
+      </w:r>
+      <w:r>
+        <w:rPr>
+          <w:rStyle w:val="NormalTok"/>
+        </w:rPr>
+        <w:t xml:space="preserve"> </w:t>
+      </w:r>
+      <w:r>
+        <w:rPr>
+          <w:rStyle w:val="VariableTok"/>
+        </w:rPr>
+        <w:t>None</w:t>
+      </w:r>
+      <w:r>
+        <w:rPr>
+          <w:rStyle w:val="NormalTok"/>
+        </w:rPr>
+        <w:t>:</w:t>
+      </w:r>
+      <w:r>
+        <w:br/>
+      </w:r>
+      <w:r>
+        <w:rPr>
+          <w:rStyle w:val="NormalTok"/>
+        </w:rPr>
+        <w:t xml:space="preserve">    args </w:t>
+      </w:r>
+      <w:r>
+        <w:rPr>
+          <w:rStyle w:val="OperatorTok"/>
+        </w:rPr>
+        <w:t>=</w:t>
+      </w:r>
+      <w:r>
+        <w:rPr>
+          <w:rStyle w:val="NormalTok"/>
+        </w:rPr>
+        <w:t xml:space="preserve"> parse_args()</w:t>
+      </w:r>
+      <w:r>
+        <w:br/>
+      </w:r>
+      <w:r>
+        <w:rPr>
+          <w:rStyle w:val="NormalTok"/>
+        </w:rPr>
+        <w:t xml:space="preserve">    input_path </w:t>
+      </w:r>
+      <w:r>
+        <w:rPr>
+          <w:rStyle w:val="OperatorTok"/>
+        </w:rPr>
+        <w:t>=</w:t>
+      </w:r>
+      <w:r>
+        <w:rPr>
+          <w:rStyle w:val="NormalTok"/>
+        </w:rPr>
+        <w:t xml:space="preserve"> args.</w:t>
+      </w:r>
+      <w:r>
+        <w:rPr>
+          <w:rStyle w:val="BuiltInTok"/>
+        </w:rPr>
+        <w:t>input</w:t>
+      </w:r>
+      <w:r>
+        <w:rPr>
+          <w:rStyle w:val="NormalTok"/>
+        </w:rPr>
+        <w:t xml:space="preserve"> </w:t>
+      </w:r>
+      <w:r>
+        <w:rPr>
+          <w:rStyle w:val="KeywordTok"/>
+        </w:rPr>
+        <w:t>or</w:t>
+      </w:r>
+      <w:r>
+        <w:rPr>
+          <w:rStyle w:val="NormalTok"/>
+        </w:rPr>
+        <w:t xml:space="preserve"> (</w:t>
+      </w:r>
+      <w:r>
+        <w:br/>
+      </w:r>
+      <w:r>
+        <w:rPr>
+          <w:rStyle w:val="NormalTok"/>
+        </w:rPr>
+        <w:t xml:space="preserve">        build_path(args.base_path, </w:t>
+      </w:r>
+      <w:r>
+        <w:rPr>
+          <w:rStyle w:val="StringTok"/>
+        </w:rPr>
+        <w:t>"examples/text.txt"</w:t>
+      </w:r>
+      <w:r>
+        <w:rPr>
+          <w:rStyle w:val="NormalTok"/>
+        </w:rPr>
+        <w:t>)</w:t>
+      </w:r>
+      <w:r>
+        <w:br/>
+      </w:r>
+      <w:r>
+        <w:rPr>
+          <w:rStyle w:val="NormalTok"/>
+        </w:rPr>
+        <w:t xml:space="preserve">        </w:t>
+      </w:r>
+      <w:r>
+        <w:rPr>
+          <w:rStyle w:val="ControlFlowTok"/>
+        </w:rPr>
+        <w:t>if</w:t>
+      </w:r>
+      <w:r>
+        <w:rPr>
+          <w:rStyle w:val="NormalTok"/>
+        </w:rPr>
+        <w:t xml:space="preserve"> args.base_path</w:t>
+      </w:r>
+      <w:r>
+        <w:br/>
+      </w:r>
+      <w:r>
+        <w:rPr>
+          <w:rStyle w:val="NormalTok"/>
+        </w:rPr>
+        <w:t xml:space="preserve">        </w:t>
+      </w:r>
+      <w:r>
+        <w:rPr>
+          <w:rStyle w:val="ControlFlowTok"/>
+        </w:rPr>
+        <w:t>else</w:t>
+      </w:r>
+      <w:r>
+        <w:rPr>
+          <w:rStyle w:val="NormalTok"/>
+        </w:rPr>
+        <w:t xml:space="preserve"> </w:t>
+      </w:r>
+      <w:r>
+        <w:rPr>
+          <w:rStyle w:val="StringTok"/>
+        </w:rPr>
+        <w:t>"examples/text.txt"</w:t>
+      </w:r>
+      <w:r>
+        <w:br/>
+      </w:r>
+      <w:r>
+        <w:rPr>
+          <w:rStyle w:val="NormalTok"/>
+        </w:rPr>
+        <w:t xml:space="preserve">    )</w:t>
+      </w:r>
+      <w:r>
+        <w:br/>
+      </w:r>
+      <w:r>
+        <w:br/>
+      </w:r>
+      <w:r>
+        <w:rPr>
+          <w:rStyle w:val="NormalTok"/>
+        </w:rPr>
+        <w:t xml:space="preserve">   </w:t>
+      </w:r>
+      <w:r>
+        <w:rPr>
+          <w:rStyle w:val="NormalTok"/>
+        </w:rPr>
+        <w:t xml:space="preserve"> builder </w:t>
+      </w:r>
+      <w:r>
+        <w:rPr>
+          <w:rStyle w:val="OperatorTok"/>
+        </w:rPr>
+        <w:t>=</w:t>
+      </w:r>
+      <w:r>
+        <w:rPr>
+          <w:rStyle w:val="NormalTok"/>
+        </w:rPr>
+        <w:t xml:space="preserve"> SparkSession.builder.appName(</w:t>
+      </w:r>
+      <w:r>
+        <w:rPr>
+          <w:rStyle w:val="StringTok"/>
+        </w:rPr>
+        <w:t>"wordcount example"</w:t>
+      </w:r>
+      <w:r>
+        <w:rPr>
+          <w:rStyle w:val="NormalTok"/>
+        </w:rPr>
+        <w:t>)</w:t>
+      </w:r>
+      <w:r>
+        <w:br/>
+      </w:r>
+      <w:r>
+        <w:rPr>
+          <w:rStyle w:val="NormalTok"/>
+        </w:rPr>
+        <w:t xml:space="preserve">    </w:t>
+      </w:r>
+      <w:r>
+        <w:rPr>
+          <w:rStyle w:val="CommentTok"/>
+        </w:rPr>
+        <w:t># Reuse the same script in two contexts:</w:t>
+      </w:r>
+      <w:r>
+        <w:br/>
+      </w:r>
+      <w:r>
+        <w:rPr>
+          <w:rStyle w:val="NormalTok"/>
+        </w:rPr>
+        <w:t xml:space="preserve">    </w:t>
+      </w:r>
+      <w:r>
+        <w:rPr>
+          <w:rStyle w:val="CommentTok"/>
+        </w:rPr>
+        <w:t># - local files -&gt; start a local Spark session</w:t>
+      </w:r>
+      <w:r>
+        <w:br/>
+      </w:r>
+      <w:r>
+        <w:rPr>
+          <w:rStyle w:val="NormalTok"/>
+        </w:rPr>
+        <w:t xml:space="preserve">    </w:t>
+      </w:r>
+      <w:r>
+        <w:rPr>
+          <w:rStyle w:val="CommentTok"/>
+        </w:rPr>
+        <w:t># - remote URIs -&gt; let spark-submit use the external cluster configuration</w:t>
+      </w:r>
+      <w:r>
+        <w:br/>
+      </w:r>
+      <w:r>
+        <w:rPr>
+          <w:rStyle w:val="NormalTok"/>
+        </w:rPr>
+        <w:t xml:space="preserve">    </w:t>
+      </w:r>
+      <w:r>
+        <w:rPr>
+          <w:rStyle w:val="ControlFlowTok"/>
+        </w:rPr>
+        <w:t>if</w:t>
+      </w:r>
+      <w:r>
+        <w:rPr>
+          <w:rStyle w:val="NormalTok"/>
+        </w:rPr>
+        <w:t xml:space="preserve"> args.master:</w:t>
+      </w:r>
+      <w:r>
+        <w:br/>
+      </w:r>
+      <w:r>
+        <w:rPr>
+          <w:rStyle w:val="NormalTok"/>
+        </w:rPr>
+        <w:t xml:space="preserve">        builder </w:t>
+      </w:r>
+      <w:r>
+        <w:rPr>
+          <w:rStyle w:val="OperatorTok"/>
+        </w:rPr>
+        <w:t>=</w:t>
+      </w:r>
+      <w:r>
+        <w:rPr>
+          <w:rStyle w:val="NormalTok"/>
+        </w:rPr>
+        <w:t xml:space="preserve"> builder.master(args.master)</w:t>
+      </w:r>
+      <w:r>
+        <w:br/>
+      </w:r>
+      <w:r>
+        <w:rPr>
+          <w:rStyle w:val="NormalTok"/>
+        </w:rPr>
+        <w:t xml:space="preserve">        </w:t>
+      </w:r>
+      <w:r>
+        <w:rPr>
+          <w:rStyle w:val="ControlFlowTok"/>
+        </w:rPr>
+        <w:t>if</w:t>
+      </w:r>
+      <w:r>
+        <w:rPr>
+          <w:rStyle w:val="NormalTok"/>
+        </w:rPr>
+        <w:t xml:space="preserve"> args.master.startswith(</w:t>
+      </w:r>
+      <w:r>
+        <w:rPr>
+          <w:rStyle w:val="StringTok"/>
+        </w:rPr>
+        <w:t>"local"</w:t>
+      </w:r>
+      <w:r>
+        <w:rPr>
+          <w:rStyle w:val="NormalTok"/>
+        </w:rPr>
+        <w:t>):</w:t>
+      </w:r>
+      <w:r>
+        <w:br/>
+      </w:r>
+      <w:r>
+        <w:rPr>
+          <w:rStyle w:val="NormalTok"/>
+        </w:rPr>
+        <w:t xml:space="preserve">            builder </w:t>
+      </w:r>
+      <w:r>
+        <w:rPr>
+          <w:rStyle w:val="OperatorTok"/>
+        </w:rPr>
+        <w:t>=</w:t>
+      </w:r>
+      <w:r>
+        <w:rPr>
+          <w:rStyle w:val="NormalTok"/>
+        </w:rPr>
+        <w:t xml:space="preserve"> builder.config(</w:t>
+      </w:r>
+      <w:r>
+        <w:rPr>
+          <w:rStyle w:val="StringTok"/>
+        </w:rPr>
+        <w:t>"spark.submit.deployMode"</w:t>
+      </w:r>
+      <w:r>
+        <w:rPr>
+          <w:rStyle w:val="NormalTok"/>
+        </w:rPr>
+        <w:t xml:space="preserve">, </w:t>
+      </w:r>
+      <w:r>
+        <w:rPr>
+          <w:rStyle w:val="StringTok"/>
+        </w:rPr>
+        <w:t>"client"</w:t>
+      </w:r>
+      <w:r>
+        <w:rPr>
+          <w:rStyle w:val="NormalTok"/>
+        </w:rPr>
+        <w:t>)</w:t>
+      </w:r>
+      <w:r>
+        <w:br/>
+      </w:r>
+      <w:r>
+        <w:rPr>
+          <w:rStyle w:val="NormalTok"/>
+        </w:rPr>
+        <w:t xml:space="preserve">    </w:t>
+      </w:r>
+      <w:r>
+        <w:rPr>
+          <w:rStyle w:val="ControlFlowTok"/>
+        </w:rPr>
+        <w:t>elif</w:t>
+      </w:r>
+      <w:r>
+        <w:rPr>
+          <w:rStyle w:val="NormalTok"/>
+        </w:rPr>
+        <w:t xml:space="preserve"> </w:t>
+      </w:r>
+      <w:r>
+        <w:rPr>
+          <w:rStyle w:val="StringTok"/>
+        </w:rPr>
+        <w:t>"://"</w:t>
+      </w:r>
+      <w:r>
+        <w:rPr>
+          <w:rStyle w:val="NormalTok"/>
+        </w:rPr>
+        <w:t xml:space="preserve"> </w:t>
+      </w:r>
+      <w:r>
+        <w:rPr>
+          <w:rStyle w:val="KeywordTok"/>
+        </w:rPr>
+        <w:t>not</w:t>
+      </w:r>
+      <w:r>
+        <w:rPr>
+          <w:rStyle w:val="NormalTok"/>
+        </w:rPr>
+        <w:t xml:space="preserve"> </w:t>
+      </w:r>
+      <w:r>
+        <w:rPr>
+          <w:rStyle w:val="KeywordTok"/>
+        </w:rPr>
+        <w:t>in</w:t>
+      </w:r>
+      <w:r>
+        <w:rPr>
+          <w:rStyle w:val="NormalTok"/>
+        </w:rPr>
+        <w:t xml:space="preserve"> input_path:</w:t>
+      </w:r>
+      <w:r>
+        <w:br/>
+      </w:r>
+      <w:r>
+        <w:rPr>
+          <w:rStyle w:val="NormalTok"/>
+        </w:rPr>
+        <w:t xml:space="preserve">        builder </w:t>
+      </w:r>
+      <w:r>
+        <w:rPr>
+          <w:rStyle w:val="OperatorTok"/>
+        </w:rPr>
+        <w:t>=</w:t>
+      </w:r>
+      <w:r>
+        <w:rPr>
+          <w:rStyle w:val="NormalTok"/>
+        </w:rPr>
+        <w:t xml:space="preserve"> builder.master(</w:t>
+      </w:r>
+      <w:r>
+        <w:rPr>
+          <w:rStyle w:val="StringTok"/>
+        </w:rPr>
+        <w:t>"local[*]"</w:t>
+      </w:r>
+      <w:r>
+        <w:rPr>
+          <w:rStyle w:val="NormalTok"/>
+        </w:rPr>
+        <w:t>).config(</w:t>
+      </w:r>
+      <w:r>
+        <w:rPr>
+          <w:rStyle w:val="StringTok"/>
+        </w:rPr>
+        <w:t>"spark.submit.deployMode"</w:t>
+      </w:r>
+      <w:r>
+        <w:rPr>
+          <w:rStyle w:val="NormalTok"/>
+        </w:rPr>
+        <w:t xml:space="preserve">, </w:t>
+      </w:r>
+      <w:r>
+        <w:rPr>
+          <w:rStyle w:val="StringTok"/>
+        </w:rPr>
+        <w:t>"client"</w:t>
+      </w:r>
+      <w:r>
+        <w:rPr>
+          <w:rStyle w:val="NormalTok"/>
+        </w:rPr>
+        <w:t>)</w:t>
+      </w:r>
+      <w:r>
+        <w:br/>
+      </w:r>
+      <w:r>
+        <w:br/>
+      </w:r>
+      <w:r>
+        <w:rPr>
+          <w:rStyle w:val="NormalTok"/>
+        </w:rPr>
+        <w:t xml:space="preserve">    spark </w:t>
+      </w:r>
+      <w:r>
+        <w:rPr>
+          <w:rStyle w:val="OperatorTok"/>
+        </w:rPr>
+        <w:t>=</w:t>
+      </w:r>
+      <w:r>
+        <w:rPr>
+          <w:rStyle w:val="NormalTok"/>
+        </w:rPr>
+        <w:t xml:space="preserve"> builder.getOrCreate()</w:t>
+      </w:r>
+      <w:r>
+        <w:br/>
+      </w:r>
+      <w:r>
+        <w:rPr>
+          <w:rStyle w:val="NormalTok"/>
+        </w:rPr>
+        <w:t xml:space="preserve">    sc </w:t>
+      </w:r>
+      <w:r>
+        <w:rPr>
+          <w:rStyle w:val="OperatorTok"/>
+        </w:rPr>
+        <w:t>=</w:t>
+      </w:r>
+      <w:r>
+        <w:rPr>
+          <w:rStyle w:val="NormalTok"/>
+        </w:rPr>
+        <w:t xml:space="preserve"> spark.sparkContext</w:t>
+      </w:r>
+      <w:r>
+        <w:br/>
+      </w:r>
+      <w:r>
+        <w:rPr>
+          <w:rStyle w:val="NormalTok"/>
+        </w:rPr>
+        <w:t xml:space="preserve">    sc.setLogLevel(</w:t>
+      </w:r>
+      <w:r>
+        <w:rPr>
+          <w:rStyle w:val="StringTok"/>
+        </w:rPr>
+        <w:t>"ERROR"</w:t>
+      </w:r>
+      <w:r>
+        <w:rPr>
+          <w:rStyle w:val="NormalTok"/>
+        </w:rPr>
+        <w:t>)</w:t>
+      </w:r>
+      <w:r>
+        <w:br/>
+      </w:r>
+      <w:r>
+        <w:br/>
+      </w:r>
+      <w:r>
+        <w:rPr>
+          <w:rStyle w:val="NormalTok"/>
+        </w:rPr>
+        <w:t xml:space="preserve">    output_path </w:t>
+      </w:r>
+      <w:r>
+        <w:rPr>
+          <w:rStyle w:val="OperatorTok"/>
+        </w:rPr>
+        <w:t>=</w:t>
+      </w:r>
+      <w:r>
+        <w:rPr>
+          <w:rStyle w:val="NormalTok"/>
+        </w:rPr>
+        <w:t xml:space="preserve"> args.output</w:t>
+      </w:r>
+      <w:r>
+        <w:br/>
+      </w:r>
+      <w:r>
+        <w:rPr>
+          <w:rStyle w:val="NormalTok"/>
+        </w:rPr>
+        <w:lastRenderedPageBreak/>
+        <w:t xml:space="preserve">    </w:t>
+      </w:r>
+      <w:r>
+        <w:rPr>
+          <w:rStyle w:val="ControlFlowTok"/>
+        </w:rPr>
+        <w:t>if</w:t>
+      </w:r>
+      <w:r>
+        <w:rPr>
+          <w:rStyle w:val="NormalTok"/>
+        </w:rPr>
+        <w:t xml:space="preserve"> output_path </w:t>
+      </w:r>
+      <w:r>
+        <w:rPr>
+          <w:rStyle w:val="KeywordTok"/>
+        </w:rPr>
+        <w:t>is</w:t>
+      </w:r>
+      <w:r>
+        <w:rPr>
+          <w:rStyle w:val="NormalTok"/>
+        </w:rPr>
+        <w:t xml:space="preserve"> </w:t>
+      </w:r>
+      <w:r>
+        <w:rPr>
+          <w:rStyle w:val="VariableTok"/>
+        </w:rPr>
+        <w:t>None</w:t>
+      </w:r>
+      <w:r>
+        <w:rPr>
+          <w:rStyle w:val="NormalTok"/>
+        </w:rPr>
+        <w:t xml:space="preserve"> </w:t>
+      </w:r>
+      <w:r>
+        <w:rPr>
+          <w:rStyle w:val="KeywordTok"/>
+        </w:rPr>
+        <w:t>and</w:t>
+      </w:r>
+      <w:r>
+        <w:rPr>
+          <w:rStyle w:val="NormalTok"/>
+        </w:rPr>
+        <w:t xml:space="preserve"> args.base_path:</w:t>
+      </w:r>
+      <w:r>
+        <w:br/>
+      </w:r>
+      <w:r>
+        <w:rPr>
+          <w:rStyle w:val="NormalTok"/>
+        </w:rPr>
+        <w:t xml:space="preserve">        output_path </w:t>
+      </w:r>
+      <w:r>
+        <w:rPr>
+          <w:rStyle w:val="OperatorTok"/>
+        </w:rPr>
+        <w:t>=</w:t>
+      </w:r>
+      <w:r>
+        <w:rPr>
+          <w:rStyle w:val="NormalTok"/>
+        </w:rPr>
+        <w:t xml:space="preserve"> build_path(args.base_path, </w:t>
+      </w:r>
+      <w:r>
+        <w:rPr>
+          <w:rStyle w:val="SpecialStringTok"/>
+        </w:rPr>
+        <w:t>f"wordcount_output_</w:t>
+      </w:r>
+      <w:r>
+        <w:rPr>
+          <w:rStyle w:val="SpecialCharTok"/>
+        </w:rPr>
+        <w:t>{</w:t>
+      </w:r>
+      <w:r>
+        <w:rPr>
+          <w:rStyle w:val="NormalTok"/>
+        </w:rPr>
+        <w:t>sc</w:t>
+      </w:r>
+      <w:r>
+        <w:rPr>
+          <w:rStyle w:val="SpecialCharTok"/>
+        </w:rPr>
+        <w:t>.</w:t>
+      </w:r>
+      <w:r>
+        <w:rPr>
+          <w:rStyle w:val="NormalTok"/>
+        </w:rPr>
+        <w:t>applicationId</w:t>
+      </w:r>
+      <w:r>
+        <w:rPr>
+          <w:rStyle w:val="SpecialCharTok"/>
+        </w:rPr>
+        <w:t>}</w:t>
+      </w:r>
+      <w:r>
+        <w:rPr>
+          <w:rStyle w:val="SpecialStringTok"/>
+        </w:rPr>
+        <w:t>"</w:t>
+      </w:r>
+      <w:r>
+        <w:rPr>
+          <w:rStyle w:val="NormalTok"/>
+        </w:rPr>
+        <w:t>)</w:t>
+      </w:r>
+      <w:r>
+        <w:br/>
+      </w:r>
+      <w:r>
+        <w:br/>
+      </w:r>
+      <w:r>
+        <w:rPr>
+          <w:rStyle w:val="NormalTok"/>
+        </w:rPr>
+        <w:t xml:space="preserve">    wordcount </w:t>
+      </w:r>
+      <w:r>
+        <w:rPr>
+          <w:rStyle w:val="OperatorTok"/>
+        </w:rPr>
+        <w:t>=</w:t>
+      </w:r>
+      <w:r>
+        <w:rPr>
+          <w:rStyle w:val="NormalTok"/>
+        </w:rPr>
+        <w:t xml:space="preserve"> (</w:t>
+      </w:r>
+      <w:r>
+        <w:br/>
+      </w:r>
+      <w:r>
+        <w:rPr>
+          <w:rStyle w:val="NormalTok"/>
+        </w:rPr>
+        <w:t xml:space="preserve">        </w:t>
+      </w:r>
+      <w:r>
+        <w:rPr>
+          <w:rStyle w:val="CommentTok"/>
+        </w:rPr>
+        <w:t># textFile() gives an RDD where each element is one line from the input file.</w:t>
+      </w:r>
+      <w:r>
+        <w:br/>
+      </w:r>
+      <w:r>
+        <w:rPr>
+          <w:rStyle w:val="NormalTok"/>
+        </w:rPr>
+        <w:t xml:space="preserve">        sc.textFile(input_path)</w:t>
+      </w:r>
+      <w:r>
+        <w:br/>
+      </w:r>
+      <w:r>
+        <w:rPr>
+          <w:rStyle w:val="NormalTok"/>
+        </w:rPr>
+        <w:t xml:space="preserve">        </w:t>
+      </w:r>
+      <w:r>
+        <w:rPr>
+          <w:rStyle w:val="CommentTok"/>
+        </w:rPr>
+        <w:t># flatMap() is the classic "one input record -&gt; many output rec</w:t>
+      </w:r>
+      <w:r>
+        <w:rPr>
+          <w:rStyle w:val="CommentTok"/>
+        </w:rPr>
+        <w:t>ords" step.</w:t>
+      </w:r>
+      <w:r>
+        <w:br/>
+      </w:r>
+      <w:r>
+        <w:rPr>
+          <w:rStyle w:val="NormalTok"/>
+        </w:rPr>
+        <w:t xml:space="preserve">        .flatMap(</w:t>
+      </w:r>
+      <w:r>
+        <w:rPr>
+          <w:rStyle w:val="KeywordTok"/>
+        </w:rPr>
+        <w:t>lambda</w:t>
+      </w:r>
+      <w:r>
+        <w:rPr>
+          <w:rStyle w:val="NormalTok"/>
+        </w:rPr>
+        <w:t xml:space="preserve"> line: line.split())</w:t>
+      </w:r>
+      <w:r>
+        <w:br/>
+      </w:r>
+      <w:r>
+        <w:rPr>
+          <w:rStyle w:val="NormalTok"/>
+        </w:rPr>
+        <w:t xml:space="preserve">        .</w:t>
+      </w:r>
+      <w:r>
+        <w:rPr>
+          <w:rStyle w:val="BuiltInTok"/>
+        </w:rPr>
+        <w:t>map</w:t>
+      </w:r>
+      <w:r>
+        <w:rPr>
+          <w:rStyle w:val="NormalTok"/>
+        </w:rPr>
+        <w:t>(</w:t>
+      </w:r>
+      <w:r>
+        <w:rPr>
+          <w:rStyle w:val="KeywordTok"/>
+        </w:rPr>
+        <w:t>lambda</w:t>
+      </w:r>
+      <w:r>
+        <w:rPr>
+          <w:rStyle w:val="NormalTok"/>
+        </w:rPr>
+        <w:t xml:space="preserve"> word: (word, </w:t>
+      </w:r>
+      <w:r>
+        <w:rPr>
+          <w:rStyle w:val="DecValTok"/>
+        </w:rPr>
+        <w:t>1</w:t>
+      </w:r>
+      <w:r>
+        <w:rPr>
+          <w:rStyle w:val="NormalTok"/>
+        </w:rPr>
+        <w:t>))</w:t>
+      </w:r>
+      <w:r>
+        <w:br/>
+      </w:r>
+      <w:r>
+        <w:rPr>
+          <w:rStyle w:val="NormalTok"/>
+        </w:rPr>
+        <w:t xml:space="preserve">        </w:t>
+      </w:r>
+      <w:r>
+        <w:rPr>
+          <w:rStyle w:val="CommentTok"/>
+        </w:rPr>
+        <w:t># reduceByKey() is the standard RDD aggregation pattern for key-value data.</w:t>
+      </w:r>
+      <w:r>
+        <w:br/>
+      </w:r>
+      <w:r>
+        <w:rPr>
+          <w:rStyle w:val="NormalTok"/>
+        </w:rPr>
+        <w:t xml:space="preserve">        .reduceByKey(</w:t>
+      </w:r>
+      <w:r>
+        <w:rPr>
+          <w:rStyle w:val="KeywordTok"/>
+        </w:rPr>
+        <w:t>lambda</w:t>
+      </w:r>
+      <w:r>
+        <w:rPr>
+          <w:rStyle w:val="NormalTok"/>
+        </w:rPr>
+        <w:t xml:space="preserve"> left, right: left </w:t>
+      </w:r>
+      <w:r>
+        <w:rPr>
+          <w:rStyle w:val="OperatorTok"/>
+        </w:rPr>
+        <w:t>+</w:t>
+      </w:r>
+      <w:r>
+        <w:rPr>
+          <w:rStyle w:val="NormalTok"/>
+        </w:rPr>
+        <w:t xml:space="preserve"> right)</w:t>
+      </w:r>
+      <w:r>
+        <w:br/>
+      </w:r>
+      <w:r>
+        <w:rPr>
+          <w:rStyle w:val="NormalTok"/>
+        </w:rPr>
+        <w:t xml:space="preserve">        .sortBy(</w:t>
+      </w:r>
+      <w:r>
+        <w:rPr>
+          <w:rStyle w:val="KeywordTok"/>
+        </w:rPr>
+        <w:t>lambda</w:t>
+      </w:r>
+      <w:r>
+        <w:rPr>
+          <w:rStyle w:val="NormalTok"/>
+        </w:rPr>
+        <w:t xml:space="preserve"> item: (</w:t>
+      </w:r>
+      <w:r>
+        <w:rPr>
+          <w:rStyle w:val="OperatorTok"/>
+        </w:rPr>
+        <w:t>-</w:t>
+      </w:r>
+      <w:r>
+        <w:rPr>
+          <w:rStyle w:val="NormalTok"/>
+        </w:rPr>
+        <w:t>item[</w:t>
+      </w:r>
+      <w:r>
+        <w:rPr>
+          <w:rStyle w:val="DecValTok"/>
+        </w:rPr>
+        <w:t>1</w:t>
+      </w:r>
+      <w:r>
+        <w:rPr>
+          <w:rStyle w:val="NormalTok"/>
+        </w:rPr>
+        <w:t>], item[</w:t>
+      </w:r>
+      <w:r>
+        <w:rPr>
+          <w:rStyle w:val="DecValTok"/>
+        </w:rPr>
+        <w:t>0</w:t>
+      </w:r>
+      <w:r>
+        <w:rPr>
+          <w:rStyle w:val="NormalTok"/>
+        </w:rPr>
+        <w:t>]))</w:t>
+      </w:r>
+      <w:r>
+        <w:br/>
+      </w:r>
+      <w:r>
+        <w:rPr>
+          <w:rStyle w:val="NormalTok"/>
+        </w:rPr>
+        <w:t xml:space="preserve">    )</w:t>
+      </w:r>
+      <w:r>
+        <w:br/>
+      </w:r>
+      <w:r>
+        <w:br/>
+      </w:r>
+      <w:r>
+        <w:rPr>
+          <w:rStyle w:val="NormalTok"/>
+        </w:rPr>
+        <w:t xml:space="preserve">    </w:t>
+      </w:r>
+      <w:r>
+        <w:rPr>
+          <w:rStyle w:val="CommentTok"/>
+        </w:rPr>
+        <w:t># collect() is safe here because the lab output is intentionally small.</w:t>
+      </w:r>
+      <w:r>
+        <w:br/>
+      </w:r>
+      <w:r>
+        <w:rPr>
+          <w:rStyle w:val="NormalTok"/>
+        </w:rPr>
+        <w:t xml:space="preserve">    results </w:t>
+      </w:r>
+      <w:r>
+        <w:rPr>
+          <w:rStyle w:val="OperatorTok"/>
+        </w:rPr>
+        <w:t>=</w:t>
+      </w:r>
+      <w:r>
+        <w:rPr>
+          <w:rStyle w:val="NormalTok"/>
+        </w:rPr>
+        <w:t xml:space="preserve"> wordcount.collect()</w:t>
+      </w:r>
+      <w:r>
+        <w:br/>
+      </w:r>
+      <w:r>
+        <w:rPr>
+          <w:rStyle w:val="NormalTok"/>
+        </w:rPr>
+        <w:t xml:space="preserve">    </w:t>
+      </w:r>
+      <w:r>
+        <w:rPr>
+          <w:rStyle w:val="ControlFlowTok"/>
+        </w:rPr>
+        <w:t>for</w:t>
+      </w:r>
+      <w:r>
+        <w:rPr>
+          <w:rStyle w:val="NormalTok"/>
+        </w:rPr>
         <w:t xml:space="preserve"> item </w:t>
       </w:r>
       <w:r>
@@ -6524,7 +6692,13 @@
         <w:rPr>
           <w:rStyle w:val="NormalTok"/>
         </w:rPr>
-        <w:t xml:space="preserve">            write_local_text_output(output_path, [</w:t>
+        <w:t xml:space="preserve">       </w:t>
+      </w:r>
+      <w:r>
+        <w:rPr>
+          <w:rStyle w:val="NormalTok"/>
+        </w:rPr>
+        <w:t xml:space="preserve">     write_local_text_output(output_path, [</w:t>
       </w:r>
       <w:r>
         <w:rPr>
@@ -6548,13 +6722,7 @@
         <w:rPr>
           <w:rStyle w:val="NormalTok"/>
         </w:rPr>
-        <w:t xml:space="preserve"> item</w:t>
-      </w:r>
-      <w:r>
-        <w:rPr>
-          <w:rStyle w:val="NormalTok"/>
-        </w:rPr>
-        <w:t xml:space="preserve"> </w:t>
+        <w:t xml:space="preserve"> item </w:t>
       </w:r>
       <w:r>
         <w:rPr>
@@ -6708,13 +6876,13 @@
       <w:pPr>
         <w:pStyle w:val="Heading1"/>
       </w:pPr>
-      <w:bookmarkStart w:id="18" w:name="X9b5acbbacb0e6ab9230703f95de77391ae0eadf"/>
-      <w:bookmarkStart w:id="19" w:name="_Toc225777573"/>
-      <w:bookmarkEnd w:id="16"/>
+      <w:bookmarkStart w:id="20" w:name="X9b5acbbacb0e6ab9230703f95de77391ae0eadf"/>
+      <w:bookmarkStart w:id="21" w:name="_Toc227785377"/>
+      <w:bookmarkEnd w:id="18"/>
       <w:r>
         <w:t>8. Monitoring the execution</w:t>
       </w:r>
-      <w:bookmarkEnd w:id="19"/>
+      <w:bookmarkEnd w:id="21"/>
     </w:p>
     <w:p>
       <w:r>
@@ -6759,7 +6927,7 @@
         <w:rPr>
           <w:rStyle w:val="VariableTok"/>
         </w:rPr>
-        <w:t>$USER</w:t>
+        <w:t>$VDCLOUD_USER</w:t>
       </w:r>
       <w:r>
         <w:rPr>
@@ -6822,7 +6990,7 @@
         <w:rPr>
           <w:rStyle w:val="VariableTok"/>
         </w:rPr>
-        <w:t>$USER</w:t>
+        <w:t>$VDCLOUD_USER</w:t>
       </w:r>
       <w:r>
         <w:rPr>
@@ -6891,7 +7059,7 @@
         <w:rPr>
           <w:rStyle w:val="VariableTok"/>
         </w:rPr>
-        <w:t>$USER</w:t>
+        <w:t>$VDCLOUD_USER</w:t>
       </w:r>
       <w:r>
         <w:rPr>
@@ -6976,7 +7144,7 @@
         <w:rPr>
           <w:rStyle w:val="VariableTok"/>
         </w:rPr>
-        <w:t>$USER</w:t>
+        <w:t>$VDCLOUD_USER</w:t>
       </w:r>
       <w:r>
         <w:rPr>
@@ -7022,7 +7190,7 @@
         <w:rPr>
           <w:rStyle w:val="VariableTok"/>
         </w:rPr>
-        <w:t>$USER</w:t>
+        <w:t>$VDCLOUD_USER</w:t>
       </w:r>
       <w:r>
         <w:rPr>
@@ -7085,7 +7253,7 @@
         <w:rPr>
           <w:rStyle w:val="VariableTok"/>
         </w:rPr>
-        <w:t>$USER</w:t>
+        <w:t>$VDCLOUD_USER</w:t>
       </w:r>
       <w:r>
         <w:rPr>
@@ -7134,20 +7302,20 @@
       <w:pPr>
         <w:pStyle w:val="Heading1"/>
       </w:pPr>
-      <w:bookmarkStart w:id="20" w:name="troubleshooting"/>
-      <w:bookmarkStart w:id="21" w:name="_Toc225777574"/>
-      <w:bookmarkEnd w:id="18"/>
+      <w:bookmarkStart w:id="22" w:name="troubleshooting"/>
+      <w:bookmarkStart w:id="23" w:name="_Toc227785378"/>
+      <w:bookmarkEnd w:id="20"/>
       <w:r>
         <w:t>Troubleshooting</w:t>
       </w:r>
-      <w:bookmarkEnd w:id="21"/>
+      <w:bookmarkEnd w:id="23"/>
     </w:p>
     <w:p>
       <w:pPr>
         <w:pStyle w:val="Heading2"/>
       </w:pPr>
-      <w:bookmarkStart w:id="22" w:name="spark-submit-cannot-find-the-paths"/>
-      <w:bookmarkStart w:id="23" w:name="_Toc225777575"/>
+      <w:bookmarkStart w:id="24" w:name="spark-submit-cannot-find-the-paths"/>
+      <w:bookmarkStart w:id="25" w:name="_Toc227785379"/>
       <w:r>
         <w:rPr>
           <w:rStyle w:val="VerbatimChar"/>
@@ -7157,7 +7325,7 @@
       <w:r>
         <w:t xml:space="preserve"> cannot find the paths</w:t>
       </w:r>
-      <w:bookmarkEnd w:id="23"/>
+      <w:bookmarkEnd w:id="25"/>
     </w:p>
     <w:p>
       <w:r>
@@ -7189,6 +7357,7 @@
         <w:rPr>
           <w:rStyle w:val="BuiltInTok"/>
         </w:rPr>
+        <w:lastRenderedPageBreak/>
         <w:t>echo</w:t>
       </w:r>
       <w:r>
@@ -7307,13 +7476,13 @@
       <w:pPr>
         <w:pStyle w:val="Heading2"/>
       </w:pPr>
-      <w:bookmarkStart w:id="24" w:name="X80c31d4888f1d6fdf94735d0bbdcae7b0b2fd9d"/>
-      <w:bookmarkStart w:id="25" w:name="_Toc225777576"/>
-      <w:bookmarkEnd w:id="22"/>
+      <w:bookmarkStart w:id="26" w:name="X80c31d4888f1d6fdf94735d0bbdcae7b0b2fd9d"/>
+      <w:bookmarkStart w:id="27" w:name="_Toc227785380"/>
+      <w:bookmarkEnd w:id="24"/>
       <w:r>
         <w:t>The job ran locally instead of on Kubernetes</w:t>
       </w:r>
-      <w:bookmarkEnd w:id="25"/>
+      <w:bookmarkEnd w:id="27"/>
     </w:p>
     <w:p>
       <w:r>
@@ -7481,13 +7650,13 @@
       <w:pPr>
         <w:pStyle w:val="Heading2"/>
       </w:pPr>
-      <w:bookmarkStart w:id="26" w:name="hostnames-do-not-resolve-from-wsl"/>
-      <w:bookmarkStart w:id="27" w:name="_Toc225777577"/>
-      <w:bookmarkEnd w:id="24"/>
+      <w:bookmarkStart w:id="28" w:name="hostnames-do-not-resolve-from-wsl"/>
+      <w:bookmarkStart w:id="29" w:name="_Toc227785381"/>
+      <w:bookmarkEnd w:id="26"/>
       <w:r>
         <w:t>Hostnames do not resolve from WSL</w:t>
       </w:r>
-      <w:bookmarkEnd w:id="27"/>
+      <w:bookmarkEnd w:id="29"/>
     </w:p>
     <w:p>
       <w:r>
@@ -7502,7 +7671,6 @@
         <w:rPr>
           <w:rStyle w:val="FunctionTok"/>
         </w:rPr>
-        <w:lastRenderedPageBreak/>
         <w:t>getent</w:t>
       </w:r>
       <w:r>
@@ -7536,14 +7704,14 @@
       <w:pPr>
         <w:pStyle w:val="Heading1"/>
       </w:pPr>
-      <w:bookmarkStart w:id="28" w:name="what-comes-next"/>
-      <w:bookmarkStart w:id="29" w:name="_Toc225777578"/>
-      <w:bookmarkEnd w:id="20"/>
-      <w:bookmarkEnd w:id="26"/>
+      <w:bookmarkStart w:id="30" w:name="what-comes-next"/>
+      <w:bookmarkStart w:id="31" w:name="_Toc227785382"/>
+      <w:bookmarkEnd w:id="22"/>
+      <w:bookmarkEnd w:id="28"/>
       <w:r>
         <w:t>What comes next</w:t>
       </w:r>
-      <w:bookmarkEnd w:id="29"/>
+      <w:bookmarkEnd w:id="31"/>
     </w:p>
     <w:p>
       <w:r>
@@ -7593,7 +7761,7 @@
       <w:r>
         <w:t>.</w:t>
       </w:r>
-      <w:bookmarkEnd w:id="28"/>
+      <w:bookmarkEnd w:id="30"/>
     </w:p>
     <w:sectPr>
       <w:headerReference w:type="default" r:id="rId10"/>
@@ -8024,7 +8192,7 @@
   <w:abstractNum w:abstractNumId="9" w15:restartNumberingAfterBreak="0">
     <w:nsid w:val="0000A990"/>
     <w:multiLevelType w:val="multilevel"/>
-    <w:tmpl w:val="85ACA03C"/>
+    <w:tmpl w:val="260AD646"/>
     <w:lvl w:ilvl="0">
       <w:numFmt w:val="bullet"/>
       <w:lvlText w:val=" "/>
@@ -8101,7 +8269,7 @@
   <w:abstractNum w:abstractNumId="10" w15:restartNumberingAfterBreak="0">
     <w:nsid w:val="0000A991"/>
     <w:multiLevelType w:val="multilevel"/>
-    <w:tmpl w:val="59B4C5DA"/>
+    <w:tmpl w:val="027A4D58"/>
     <w:lvl w:ilvl="0">
       <w:numFmt w:val="bullet"/>
       <w:lvlText w:val=""/>
@@ -8202,46 +8370,49 @@
       </w:rPr>
     </w:lvl>
   </w:abstractNum>
-  <w:num w:numId="1" w16cid:durableId="549270945">
+  <w:num w:numId="1" w16cid:durableId="1854998371">
     <w:abstractNumId w:val="8"/>
   </w:num>
-  <w:num w:numId="2" w16cid:durableId="2114086148">
+  <w:num w:numId="2" w16cid:durableId="14044170">
     <w:abstractNumId w:val="6"/>
   </w:num>
-  <w:num w:numId="3" w16cid:durableId="1998611211">
+  <w:num w:numId="3" w16cid:durableId="758715142">
     <w:abstractNumId w:val="5"/>
   </w:num>
-  <w:num w:numId="4" w16cid:durableId="1323045331">
+  <w:num w:numId="4" w16cid:durableId="1199202178">
     <w:abstractNumId w:val="4"/>
   </w:num>
-  <w:num w:numId="5" w16cid:durableId="1373968317">
+  <w:num w:numId="5" w16cid:durableId="899941759">
     <w:abstractNumId w:val="7"/>
   </w:num>
-  <w:num w:numId="6" w16cid:durableId="791095172">
+  <w:num w:numId="6" w16cid:durableId="2095739968">
     <w:abstractNumId w:val="3"/>
   </w:num>
-  <w:num w:numId="7" w16cid:durableId="996109890">
+  <w:num w:numId="7" w16cid:durableId="606039986">
     <w:abstractNumId w:val="2"/>
   </w:num>
-  <w:num w:numId="8" w16cid:durableId="61872242">
+  <w:num w:numId="8" w16cid:durableId="1977296885">
     <w:abstractNumId w:val="1"/>
   </w:num>
-  <w:num w:numId="9" w16cid:durableId="921529465">
+  <w:num w:numId="9" w16cid:durableId="1656951660">
     <w:abstractNumId w:val="0"/>
   </w:num>
-  <w:num w:numId="10" w16cid:durableId="712728540">
+  <w:num w:numId="10" w16cid:durableId="1679193584">
     <w:abstractNumId w:val="9"/>
   </w:num>
-  <w:num w:numId="11" w16cid:durableId="1185024706">
+  <w:num w:numId="11" w16cid:durableId="1840851685">
     <w:abstractNumId w:val="10"/>
   </w:num>
-  <w:num w:numId="12" w16cid:durableId="253902664">
+  <w:num w:numId="12" w16cid:durableId="1896160251">
     <w:abstractNumId w:val="10"/>
   </w:num>
-  <w:num w:numId="13" w16cid:durableId="527523524">
+  <w:num w:numId="13" w16cid:durableId="1018854435">
     <w:abstractNumId w:val="10"/>
   </w:num>
-  <w:num w:numId="14" w16cid:durableId="1709531566">
+  <w:num w:numId="14" w16cid:durableId="63064962">
+    <w:abstractNumId w:val="10"/>
+  </w:num>
+  <w:num w:numId="15" w16cid:durableId="947270532">
     <w:abstractNumId w:val="10"/>
   </w:num>
 </w:numbering>
@@ -20062,7 +20233,7 @@
     <w:autoRedefine/>
     <w:uiPriority w:val="39"/>
     <w:unhideWhenUsed/>
-    <w:rsid w:val="00903162"/>
+    <w:rsid w:val="003212A3"/>
     <w:pPr>
       <w:spacing w:after="100"/>
     </w:pPr>
@@ -20074,7 +20245,7 @@
     <w:autoRedefine/>
     <w:uiPriority w:val="39"/>
     <w:unhideWhenUsed/>
-    <w:rsid w:val="00903162"/>
+    <w:rsid w:val="003212A3"/>
     <w:pPr>
       <w:spacing w:after="100"/>
       <w:ind w:left="220"/>
@@ -20085,7 +20256,7 @@
     <w:basedOn w:val="DefaultParagraphFont"/>
     <w:uiPriority w:val="99"/>
     <w:unhideWhenUsed/>
-    <w:rsid w:val="00903162"/>
+    <w:rsid w:val="003212A3"/>
     <w:rPr>
       <w:color w:val="0000FF" w:themeColor="hyperlink"/>
       <w:u w:val="single"/>

--- a/odigoi/04_remote_spark_kubernetes.en.docx
+++ b/odigoi/04_remote_spark_kubernetes.en.docx
@@ -61,7 +61,7 @@
             </w:rPr>
             <w:fldChar w:fldCharType="separate"/>
           </w:r>
-          <w:hyperlink w:anchor="__RefHeading___Toc3323_2712163" w:tooltip="Recommended versions">
+          <w:hyperlink w:anchor="__RefHeading___Toc3323_1269902459" w:tooltip="Recommended versions">
             <w:r>
               <w:rPr>
                 <w:rStyle w:val="IndexLink"/>
@@ -82,7 +82,7 @@
             </w:tabs>
             <w:rPr/>
           </w:pPr>
-          <w:hyperlink w:anchor="__RefHeading___Toc3325_2712163" w:tooltip="What you need before you start">
+          <w:hyperlink w:anchor="__RefHeading___Toc3325_1269902459" w:tooltip="What you need before you start">
             <w:r>
               <w:rPr>
                 <w:rStyle w:val="IndexLink"/>
@@ -103,7 +103,7 @@
             </w:tabs>
             <w:rPr/>
           </w:pPr>
-          <w:hyperlink w:anchor="__RefHeading___Toc3327_2712163" w:tooltip="1. Check Java, Spark, and Hadoop in WSL">
+          <w:hyperlink w:anchor="__RefHeading___Toc3327_1269902459" w:tooltip="1. Check Java, Spark, and Hadoop in WSL">
             <w:r>
               <w:rPr>
                 <w:rStyle w:val="IndexLink"/>
@@ -124,7 +124,7 @@
             </w:tabs>
             <w:rPr/>
           </w:pPr>
-          <w:hyperlink w:anchor="__RefHeading___Toc3329_2712163" w:tooltip="2. Shared environment file in WSL">
+          <w:hyperlink w:anchor="__RefHeading___Toc3329_1269902459" w:tooltip="2. Shared environment file in WSL">
             <w:r>
               <w:rPr>
                 <w:rStyle w:val="IndexLink"/>
@@ -145,7 +145,7 @@
             </w:tabs>
             <w:rPr/>
           </w:pPr>
-          <w:hyperlink w:anchor="__RefHeading___Toc3331_2712163" w:tooltip="Activating the environment in every new shell">
+          <w:hyperlink w:anchor="__RefHeading___Toc3331_1269902459" w:tooltip="Activating the environment in every new shell">
             <w:r>
               <w:rPr>
                 <w:rStyle w:val="IndexLink"/>
@@ -166,7 +166,7 @@
             </w:tabs>
             <w:rPr/>
           </w:pPr>
-          <w:hyperlink w:anchor="__RefHeading___Toc3333_2712163" w:tooltip="3. kubeconfig, kubectl, and DNS">
+          <w:hyperlink w:anchor="__RefHeading___Toc3333_1269902459" w:tooltip="3. kubeconfig, kubectl, and DNS">
             <w:r>
               <w:rPr>
                 <w:rStyle w:val="IndexLink"/>
@@ -187,7 +187,7 @@
             </w:tabs>
             <w:rPr/>
           </w:pPr>
-          <w:hyperlink w:anchor="__RefHeading___Toc3335_2712163" w:tooltip="4. Configure the Hadoop client">
+          <w:hyperlink w:anchor="__RefHeading___Toc3335_1269902459" w:tooltip="4. Configure the Hadoop client">
             <w:r>
               <w:rPr>
                 <w:rStyle w:val="IndexLink"/>
@@ -208,7 +208,7 @@
             </w:tabs>
             <w:rPr/>
           </w:pPr>
-          <w:hyperlink w:anchor="__RefHeading___Toc3337_2712163" w:tooltip="5. Per-user spark-defaults.conf">
+          <w:hyperlink w:anchor="__RefHeading___Toc3337_1269902459" w:tooltip="5. Per-user spark-defaults.conf">
             <w:r>
               <w:rPr>
                 <w:rStyle w:val="IndexLink"/>
@@ -229,7 +229,7 @@
             </w:tabs>
             <w:rPr/>
           </w:pPr>
-          <w:hyperlink w:anchor="__RefHeading___Toc3339_2712163" w:tooltip="6. Check your private HDFS workspace">
+          <w:hyperlink w:anchor="__RefHeading___Toc3339_1269902459" w:tooltip="6. Check your private HDFS workspace">
             <w:r>
               <w:rPr>
                 <w:rStyle w:val="IndexLink"/>
@@ -250,7 +250,7 @@
             </w:tabs>
             <w:rPr/>
           </w:pPr>
-          <w:hyperlink w:anchor="__RefHeading___Toc3341_2712163" w:tooltip="7. First spark-submit">
+          <w:hyperlink w:anchor="__RefHeading___Toc3341_1269902459" w:tooltip="7. First spark-submit">
             <w:r>
               <w:rPr>
                 <w:rStyle w:val="IndexLink"/>
@@ -271,7 +271,7 @@
             </w:tabs>
             <w:rPr/>
           </w:pPr>
-          <w:hyperlink w:anchor="__RefHeading___Toc3343_2712163" w:tooltip="8. Monitoring the execution">
+          <w:hyperlink w:anchor="__RefHeading___Toc3343_1269902459" w:tooltip="8. Monitoring the execution">
             <w:r>
               <w:rPr>
                 <w:rStyle w:val="IndexLink"/>
@@ -292,7 +292,7 @@
             </w:tabs>
             <w:rPr/>
           </w:pPr>
-          <w:hyperlink w:anchor="__RefHeading___Toc3345_2712163" w:tooltip="Local History Server for remote logs">
+          <w:hyperlink w:anchor="__RefHeading___Toc3345_1269902459" w:tooltip="Local History Server for remote logs">
             <w:r>
               <w:rPr>
                 <w:rStyle w:val="IndexLink"/>
@@ -313,7 +313,7 @@
             </w:tabs>
             <w:rPr/>
           </w:pPr>
-          <w:hyperlink w:anchor="__RefHeading___Toc3347_2712163" w:tooltip="Troubleshooting">
+          <w:hyperlink w:anchor="__RefHeading___Toc3347_1269902459" w:tooltip="Troubleshooting">
             <w:r>
               <w:rPr>
                 <w:rStyle w:val="IndexLink"/>
@@ -334,7 +334,7 @@
             </w:tabs>
             <w:rPr/>
           </w:pPr>
-          <w:hyperlink w:anchor="__RefHeading___Toc3349_2712163" w:tooltip="spark-submit cannot find the paths">
+          <w:hyperlink w:anchor="__RefHeading___Toc3349_1269902459" w:tooltip="spark-submit cannot find the paths">
             <w:r>
               <w:rPr>
                 <w:rStyle w:val="IndexLink"/>
@@ -355,7 +355,7 @@
             </w:tabs>
             <w:rPr/>
           </w:pPr>
-          <w:hyperlink w:anchor="__RefHeading___Toc3351_2712163" w:tooltip="The job ran locally instead of on Kubernetes">
+          <w:hyperlink w:anchor="__RefHeading___Toc3351_1269902459" w:tooltip="The job ran locally instead of on Kubernetes">
             <w:r>
               <w:rPr>
                 <w:rStyle w:val="IndexLink"/>
@@ -376,7 +376,7 @@
             </w:tabs>
             <w:rPr/>
           </w:pPr>
-          <w:hyperlink w:anchor="__RefHeading___Toc3353_2712163" w:tooltip="Missing spark.kubernetes.file.upload.path">
+          <w:hyperlink w:anchor="__RefHeading___Toc3353_1269902459" w:tooltip="Missing spark.kubernetes.file.upload.path">
             <w:r>
               <w:rPr>
                 <w:rStyle w:val="IndexLink"/>
@@ -397,7 +397,7 @@
             </w:tabs>
             <w:rPr/>
           </w:pPr>
-          <w:hyperlink w:anchor="__RefHeading___Toc3355_2712163" w:tooltip="Permission denied under .spark-upload or logs">
+          <w:hyperlink w:anchor="__RefHeading___Toc3355_1269902459" w:tooltip="Permission denied under .spark-upload or logs">
             <w:r>
               <w:rPr>
                 <w:rStyle w:val="IndexLink"/>
@@ -418,7 +418,7 @@
             </w:tabs>
             <w:rPr/>
           </w:pPr>
-          <w:hyperlink w:anchor="__RefHeading___Toc3357_2712163" w:tooltip="Hostnames do not resolve from WSL">
+          <w:hyperlink w:anchor="__RefHeading___Toc3357_1269902459" w:tooltip="Hostnames do not resolve from WSL">
             <w:r>
               <w:rPr>
                 <w:rStyle w:val="IndexLink"/>
@@ -439,7 +439,7 @@
             </w:tabs>
             <w:rPr/>
           </w:pPr>
-          <w:hyperlink w:anchor="__RefHeading___Toc3359_2712163" w:tooltip="What comes next">
+          <w:hyperlink w:anchor="__RefHeading___Toc3359_1269902459" w:tooltip="What comes next">
             <w:r>
               <w:rPr>
                 <w:rStyle w:val="IndexLink"/>
@@ -894,7 +894,7 @@
               <w:jc w:val="left"/>
               <w:rPr/>
             </w:pPr>
-            <w:bookmarkStart w:id="0" w:name="__RefHeading___Toc3323_2712163"/>
+            <w:bookmarkStart w:id="0" w:name="__RefHeading___Toc3323_1269902459"/>
             <w:bookmarkStart w:id="1" w:name="recommended-versions"/>
             <w:bookmarkEnd w:id="0"/>
             <w:r>
@@ -1113,7 +1113,7 @@
         <w:pStyle w:val="Heading1"/>
         <w:rPr/>
       </w:pPr>
-      <w:bookmarkStart w:id="2" w:name="__RefHeading___Toc3325_2712163"/>
+      <w:bookmarkStart w:id="2" w:name="__RefHeading___Toc3325_1269902459"/>
       <w:bookmarkStart w:id="3" w:name="what-you-need-before-you-start"/>
       <w:bookmarkEnd w:id="2"/>
       <w:r>
@@ -1281,7 +1281,7 @@
         <w:pStyle w:val="Heading1"/>
         <w:rPr/>
       </w:pPr>
-      <w:bookmarkStart w:id="4" w:name="__RefHeading___Toc3327_2712163"/>
+      <w:bookmarkStart w:id="4" w:name="__RefHeading___Toc3327_1269902459"/>
       <w:bookmarkStart w:id="5" w:name="Xd336bdd9e89f76c037c04487d8e0034d6ace967"/>
       <w:bookmarkEnd w:id="4"/>
       <w:r>
@@ -1489,7 +1489,7 @@
         <w:pStyle w:val="Heading1"/>
         <w:rPr/>
       </w:pPr>
-      <w:bookmarkStart w:id="6" w:name="__RefHeading___Toc3329_2712163"/>
+      <w:bookmarkStart w:id="6" w:name="__RefHeading___Toc3329_1269902459"/>
       <w:bookmarkStart w:id="7" w:name="X9561803606f03f2800cc0134e0e82c3d7c42933"/>
       <w:bookmarkEnd w:id="6"/>
       <w:r>
@@ -3407,7 +3407,7 @@
         <w:rPr>
           <w:rStyle w:val="NormalTok"/>
         </w:rPr>
-        <w:t>SPARK_HISTORY_UI_HOST_PORT=18086</w:t>
+        <w:t>SPARK_HISTORY_UI_HOST_PORT=18081</w:t>
       </w:r>
       <w:r>
         <w:rPr/>
@@ -3540,7 +3540,7 @@
         <w:pStyle w:val="Heading2"/>
         <w:rPr/>
       </w:pPr>
-      <w:bookmarkStart w:id="8" w:name="__RefHeading___Toc3331_2712163"/>
+      <w:bookmarkStart w:id="8" w:name="__RefHeading___Toc3331_1269902459"/>
       <w:bookmarkStart w:id="9" w:name="X228577a9e5cb381bc49a5eb101947c95329a563"/>
       <w:bookmarkEnd w:id="8"/>
       <w:r>
@@ -4054,7 +4054,7 @@
         <w:pStyle w:val="Heading1"/>
         <w:rPr/>
       </w:pPr>
-      <w:bookmarkStart w:id="10" w:name="__RefHeading___Toc3333_2712163"/>
+      <w:bookmarkStart w:id="10" w:name="__RefHeading___Toc3333_1269902459"/>
       <w:bookmarkStart w:id="11" w:name="X404bf2ff7057f8558d085f714ecdc33c9628eb4"/>
       <w:bookmarkEnd w:id="10"/>
       <w:r>
@@ -4292,7 +4292,7 @@
         <w:pStyle w:val="Heading1"/>
         <w:rPr/>
       </w:pPr>
-      <w:bookmarkStart w:id="12" w:name="__RefHeading___Toc3335_2712163"/>
+      <w:bookmarkStart w:id="12" w:name="__RefHeading___Toc3335_1269902459"/>
       <w:bookmarkStart w:id="13" w:name="Xfe78356ab59bcca738176f7f0ac9e656c2219f0"/>
       <w:bookmarkEnd w:id="12"/>
       <w:r>
@@ -4632,7 +4632,7 @@
         <w:pStyle w:val="Heading1"/>
         <w:rPr/>
       </w:pPr>
-      <w:bookmarkStart w:id="14" w:name="__RefHeading___Toc3337_2712163"/>
+      <w:bookmarkStart w:id="14" w:name="__RefHeading___Toc3337_1269902459"/>
       <w:bookmarkStart w:id="15" w:name="X8efc7ff027f7decbdd95659655bf0f6eb4168d8"/>
       <w:bookmarkEnd w:id="14"/>
       <w:r>
@@ -5001,7 +5001,7 @@
         <w:pStyle w:val="Heading1"/>
         <w:rPr/>
       </w:pPr>
-      <w:bookmarkStart w:id="16" w:name="__RefHeading___Toc3339_2712163"/>
+      <w:bookmarkStart w:id="16" w:name="__RefHeading___Toc3339_1269902459"/>
       <w:bookmarkStart w:id="17" w:name="X276955948584954bc54459d8622a32fc7ca8cba"/>
       <w:bookmarkEnd w:id="16"/>
       <w:r>
@@ -5325,7 +5325,7 @@
         <w:pStyle w:val="Heading1"/>
         <w:rPr/>
       </w:pPr>
-      <w:bookmarkStart w:id="18" w:name="__RefHeading___Toc3341_2712163"/>
+      <w:bookmarkStart w:id="18" w:name="__RefHeading___Toc3341_1269902459"/>
       <w:bookmarkStart w:id="19" w:name="X1ad4b455610bf0d50d9cb9f162255541915550d"/>
       <w:bookmarkEnd w:id="18"/>
       <w:r>
@@ -7923,7 +7923,7 @@
         <w:pStyle w:val="Heading1"/>
         <w:rPr/>
       </w:pPr>
-      <w:bookmarkStart w:id="20" w:name="__RefHeading___Toc3343_2712163"/>
+      <w:bookmarkStart w:id="20" w:name="__RefHeading___Toc3343_1269902459"/>
       <w:bookmarkStart w:id="21" w:name="X9b5acbbacb0e6ab9230703f95de77391ae0eadf"/>
       <w:bookmarkEnd w:id="20"/>
       <w:r>
@@ -8375,7 +8375,7 @@
         <w:pStyle w:val="Heading2"/>
         <w:rPr/>
       </w:pPr>
-      <w:bookmarkStart w:id="22" w:name="__RefHeading___Toc3345_2712163"/>
+      <w:bookmarkStart w:id="22" w:name="__RefHeading___Toc3345_1269902459"/>
       <w:bookmarkStart w:id="23" w:name="local-history-server-for-remote-logs"/>
       <w:bookmarkEnd w:id="22"/>
       <w:r>
@@ -8581,7 +8581,7 @@
         <w:pStyle w:val="Heading1"/>
         <w:rPr/>
       </w:pPr>
-      <w:bookmarkStart w:id="24" w:name="__RefHeading___Toc3347_2712163"/>
+      <w:bookmarkStart w:id="24" w:name="__RefHeading___Toc3347_1269902459"/>
       <w:bookmarkStart w:id="25" w:name="troubleshooting"/>
       <w:bookmarkEnd w:id="24"/>
       <w:r>
@@ -8595,7 +8595,7 @@
         <w:pStyle w:val="Heading2"/>
         <w:rPr/>
       </w:pPr>
-      <w:bookmarkStart w:id="26" w:name="__RefHeading___Toc3349_2712163"/>
+      <w:bookmarkStart w:id="26" w:name="__RefHeading___Toc3349_1269902459"/>
       <w:bookmarkStart w:id="27" w:name="spark-submit-cannot-find-the-paths"/>
       <w:bookmarkEnd w:id="26"/>
       <w:r>
@@ -8747,7 +8747,7 @@
         <w:pStyle w:val="Heading2"/>
         <w:rPr/>
       </w:pPr>
-      <w:bookmarkStart w:id="28" w:name="__RefHeading___Toc3351_2712163"/>
+      <w:bookmarkStart w:id="28" w:name="__RefHeading___Toc3351_1269902459"/>
       <w:bookmarkStart w:id="29" w:name="X80c31d4888f1d6fdf94735d0bbdcae7b0b2fd9d"/>
       <w:bookmarkEnd w:id="28"/>
       <w:r>
@@ -8891,7 +8891,7 @@
         <w:pStyle w:val="Heading2"/>
         <w:rPr/>
       </w:pPr>
-      <w:bookmarkStart w:id="30" w:name="__RefHeading___Toc3353_2712163"/>
+      <w:bookmarkStart w:id="30" w:name="__RefHeading___Toc3353_1269902459"/>
       <w:bookmarkStart w:id="31" w:name="missing-sparkkubernetesfileuploadpath"/>
       <w:bookmarkEnd w:id="30"/>
       <w:r>
@@ -8969,7 +8969,7 @@
         <w:pStyle w:val="Heading2"/>
         <w:rPr/>
       </w:pPr>
-      <w:bookmarkStart w:id="32" w:name="__RefHeading___Toc3355_2712163"/>
+      <w:bookmarkStart w:id="32" w:name="__RefHeading___Toc3355_1269902459"/>
       <w:bookmarkStart w:id="33" w:name="X863f2e087f0e43714ec06c72ffb38286d6e51f6"/>
       <w:bookmarkEnd w:id="32"/>
       <w:r>
@@ -9057,7 +9057,7 @@
         <w:pStyle w:val="Heading2"/>
         <w:rPr/>
       </w:pPr>
-      <w:bookmarkStart w:id="34" w:name="__RefHeading___Toc3357_2712163"/>
+      <w:bookmarkStart w:id="34" w:name="__RefHeading___Toc3357_1269902459"/>
       <w:bookmarkStart w:id="35" w:name="hostnames-do-not-resolve-from-wsl"/>
       <w:bookmarkEnd w:id="34"/>
       <w:r>
@@ -9125,7 +9125,7 @@
         <w:pStyle w:val="Heading1"/>
         <w:rPr/>
       </w:pPr>
-      <w:bookmarkStart w:id="36" w:name="__RefHeading___Toc3359_2712163"/>
+      <w:bookmarkStart w:id="36" w:name="__RefHeading___Toc3359_1269902459"/>
       <w:bookmarkStart w:id="37" w:name="what-comes-next"/>
       <w:bookmarkEnd w:id="36"/>
       <w:r>
